--- a/docs/manual/fungiforge_manual.docx
+++ b/docs/manual/fungiforge_manual.docx
@@ -82,7 +82,7 @@
         <w:p>
           <w:r>
             <w:fldChar w:fldCharType="begin" w:dirty="true"/>
-            <w:instrText xml:space="preserve">TOC \o "1-3" \h \z \u</w:instrText>
+            <w:instrText xml:space="preserve">TOC \o "1-2" \h \z \u</w:instrText>
             <w:fldChar w:fldCharType="separate"/>
             <w:fldChar w:fldCharType="end"/>
           </w:r>
@@ -100,6 +100,15 @@
         <w:pStyle w:val="Heading1"/>
       </w:pPr>
       <w:r>
+        <w:rPr>
+          <w:rStyle w:val="SectionNumber"/>
+        </w:rPr>
+        <w:t xml:space="preserve">1</w:t>
+      </w:r>
+      <w:r>
+        <w:tab/>
+      </w:r>
+      <w:r>
         <w:t xml:space="preserve">1. Introduction</w:t>
       </w:r>
     </w:p>
@@ -756,6 +765,15 @@
       <w:pPr>
         <w:pStyle w:val="Heading1"/>
       </w:pPr>
+      <w:r>
+        <w:rPr>
+          <w:rStyle w:val="SectionNumber"/>
+        </w:rPr>
+        <w:t xml:space="preserve">2</w:t>
+      </w:r>
+      <w:r>
+        <w:tab/>
+      </w:r>
       <w:r>
         <w:t xml:space="preserve">2. Concepts</w:t>
       </w:r>
@@ -2094,6 +2112,15 @@
         <w:pStyle w:val="Heading1"/>
       </w:pPr>
       <w:r>
+        <w:rPr>
+          <w:rStyle w:val="SectionNumber"/>
+        </w:rPr>
+        <w:t xml:space="preserve">3</w:t>
+      </w:r>
+      <w:r>
+        <w:tab/>
+      </w:r>
+      <w:r>
         <w:t xml:space="preserve">3. Pipeline architecture</w:t>
       </w:r>
     </w:p>
@@ -2238,7 +2265,7 @@
       <w:r>
         <w:drawing>
           <wp:inline>
-            <wp:extent cx="5334000" cy="4008463"/>
+            <wp:extent cx="5334000" cy="4009123"/>
             <wp:effectExtent b="0" l="0" r="0" t="0"/>
             <wp:docPr descr="FungiForge Layer-1 pipeline DAG — the 15 stages colour-coded by group; the optional Dorado basecall and the four skippable feature-calling stages are dashed; external reference databases (amber) feed the ID/resistance/BGC/novelty stages; the antifungal-resistance stage (red, ★) is the bespoke centerpiece; everything converges on Stage 14, which emits master_fungi.tsv — the handoff to the Layer-2 One Health analysis." title="" id="12" name="Picture"/>
             <a:graphic>
@@ -2259,7 +2286,7 @@
                   <pic:spPr bwMode="auto">
                     <a:xfrm>
                       <a:off x="0" y="0"/>
-                      <a:ext cx="5334000" cy="4008463"/>
+                      <a:ext cx="5334000" cy="4009123"/>
                     </a:xfrm>
                     <a:prstGeom prst="rect">
                       <a:avLst/>
@@ -2422,7 +2449,7 @@
               <w:jc w:val="left"/>
             </w:pPr>
             <w:r>
-              <w:t xml:space="preserve">Dorado (native arm64 host / base image)</w:t>
+              <w:t xml:space="preserve">Dorado (native host binary / base image)</w:t>
             </w:r>
           </w:p>
         </w:tc>
@@ -4154,6 +4181,15 @@
         <w:pStyle w:val="Heading1"/>
       </w:pPr>
       <w:r>
+        <w:rPr>
+          <w:rStyle w:val="SectionNumber"/>
+        </w:rPr>
+        <w:t xml:space="preserve">4</w:t>
+      </w:r>
+      <w:r>
+        <w:tab/>
+      </w:r>
+      <w:r>
         <w:t xml:space="preserve">4. Installation</w:t>
       </w:r>
     </w:p>
@@ -4246,6 +4282,15 @@
         <w:pStyle w:val="Heading2"/>
       </w:pPr>
       <w:r>
+        <w:rPr>
+          <w:rStyle w:val="SectionNumber"/>
+        </w:rPr>
+        <w:t xml:space="preserve">4.1</w:t>
+      </w:r>
+      <w:r>
+        <w:tab/>
+      </w:r>
+      <w:r>
         <w:t xml:space="preserve">4.1 Local install (workstation / laptop)</w:t>
       </w:r>
     </w:p>
@@ -4466,7 +4511,7 @@
         <w:t xml:space="preserve"> </w:t>
       </w:r>
       <w:r>
-        <w:t xml:space="preserve">On an M-series Mac the</w:t>
+        <w:t xml:space="preserve">On Apple Silicon the</w:t>
       </w:r>
       <w:r>
         <w:t xml:space="preserve"> </w:t>
@@ -4546,7 +4591,7 @@
         <w:t xml:space="preserve"> </w:t>
       </w:r>
       <w:r>
-        <w:t xml:space="preserve">on the Mac</w:t>
+        <w:t xml:space="preserve">for local runs</w:t>
       </w:r>
       <w:r>
         <w:t xml:space="preserve"> </w:t>
@@ -4632,7 +4677,7 @@
         <w:t xml:space="preserve"> </w:t>
       </w:r>
       <w:r>
-        <w:t xml:space="preserve">stays fast on the Mac. The light conda envs that have no</w:t>
+        <w:t xml:space="preserve">stays fast on Apple Silicon. The light conda envs that have no</w:t>
       </w:r>
       <w:r>
         <w:t xml:space="preserve"> </w:t>
@@ -4761,6 +4806,15 @@
         <w:pStyle w:val="Heading2"/>
       </w:pPr>
       <w:r>
+        <w:rPr>
+          <w:rStyle w:val="SectionNumber"/>
+        </w:rPr>
+        <w:t xml:space="preserve">4.2</w:t>
+      </w:r>
+      <w:r>
+        <w:tab/>
+      </w:r>
+      <w:r>
         <w:t xml:space="preserve">4.2 Shared HPC install (SLURM + Apptainer/Singularity)</w:t>
       </w:r>
     </w:p>
@@ -5360,6 +5414,15 @@
       <w:pPr>
         <w:pStyle w:val="Heading2"/>
       </w:pPr>
+      <w:r>
+        <w:rPr>
+          <w:rStyle w:val="SectionNumber"/>
+        </w:rPr>
+        <w:t xml:space="preserve">4.3</w:t>
+      </w:r>
+      <w:r>
+        <w:tab/>
+      </w:r>
       <w:r>
         <w:t xml:space="preserve">4.3 How FungiForge uses containers and conda envs</w:t>
       </w:r>
@@ -5711,6 +5774,15 @@
         <w:pStyle w:val="Heading1"/>
       </w:pPr>
       <w:r>
+        <w:rPr>
+          <w:rStyle w:val="SectionNumber"/>
+        </w:rPr>
+        <w:t xml:space="preserve">5</w:t>
+      </w:r>
+      <w:r>
+        <w:tab/>
+      </w:r>
+      <w:r>
         <w:t xml:space="preserve">5. The</w:t>
       </w:r>
       <w:r>
@@ -5734,6 +5806,15 @@
       <w:pPr>
         <w:pStyle w:val="Heading2"/>
       </w:pPr>
+      <w:r>
+        <w:rPr>
+          <w:rStyle w:val="SectionNumber"/>
+        </w:rPr>
+        <w:t xml:space="preserve">5.1</w:t>
+      </w:r>
+      <w:r>
+        <w:tab/>
+      </w:r>
       <w:r>
         <w:t xml:space="preserve">5.1 The console command</w:t>
       </w:r>
@@ -5982,6 +6063,15 @@
         <w:pStyle w:val="Heading2"/>
       </w:pPr>
       <w:r>
+        <w:rPr>
+          <w:rStyle w:val="SectionNumber"/>
+        </w:rPr>
+        <w:t xml:space="preserve">5.2</w:t>
+      </w:r>
+      <w:r>
+        <w:tab/>
+      </w:r>
+      <w:r>
         <w:t xml:space="preserve">5.2 The</w:t>
       </w:r>
       <w:r>
@@ -6045,7 +6135,7 @@
         <w:rPr>
           <w:rStyle w:val="CommentTok"/>
         </w:rPr>
-        <w:t xml:space="preserve"># this machine, Docker (Apple-Silicon: linux/amd64 emulated)</w:t>
+        <w:t xml:space="preserve"># single machine, Docker (on arm64 hosts: linux/amd64 emulated)</w:t>
       </w:r>
       <w:r>
         <w:br/>
@@ -6123,7 +6213,7 @@
         <w:rPr>
           <w:rStyle w:val="CommentTok"/>
         </w:rPr>
-        <w:t xml:space="preserve"># lab Linux HPC, native (no emulation)</w:t>
+        <w:t xml:space="preserve"># SLURM cluster, native (no emulation)</w:t>
       </w:r>
       <w:r>
         <w:br/>
@@ -6569,6 +6659,15 @@
         <w:pStyle w:val="Heading2"/>
       </w:pPr>
       <w:r>
+        <w:rPr>
+          <w:rStyle w:val="SectionNumber"/>
+        </w:rPr>
+        <w:t xml:space="preserve">5.3</w:t>
+      </w:r>
+      <w:r>
+        <w:tab/>
+      </w:r>
+      <w:r>
         <w:t xml:space="preserve">5.3 Quickstart (test fixture)</w:t>
       </w:r>
     </w:p>
@@ -6692,6 +6791,15 @@
         <w:pStyle w:val="Heading1"/>
       </w:pPr>
       <w:r>
+        <w:rPr>
+          <w:rStyle w:val="SectionNumber"/>
+        </w:rPr>
+        <w:t xml:space="preserve">6</w:t>
+      </w:r>
+      <w:r>
+        <w:tab/>
+      </w:r>
+      <w:r>
         <w:t xml:space="preserve">6. Reference databases</w:t>
       </w:r>
     </w:p>
@@ -6885,6 +6993,15 @@
       <w:pPr>
         <w:pStyle w:val="Heading2"/>
       </w:pPr>
+      <w:r>
+        <w:rPr>
+          <w:rStyle w:val="SectionNumber"/>
+        </w:rPr>
+        <w:t xml:space="preserve">6.1</w:t>
+      </w:r>
+      <w:r>
+        <w:tab/>
+      </w:r>
       <w:r>
         <w:t xml:space="preserve">6.1 The databases</w:t>
       </w:r>
@@ -7659,6 +7776,15 @@
         <w:pStyle w:val="Heading2"/>
       </w:pPr>
       <w:r>
+        <w:rPr>
+          <w:rStyle w:val="SectionNumber"/>
+        </w:rPr>
+        <w:t xml:space="preserve">6.2</w:t>
+      </w:r>
+      <w:r>
+        <w:tab/>
+      </w:r>
+      <w:r>
         <w:t xml:space="preserve">6.2 Staging them</w:t>
       </w:r>
     </w:p>
@@ -7929,6 +8055,15 @@
         <w:pStyle w:val="Heading1"/>
       </w:pPr>
       <w:r>
+        <w:rPr>
+          <w:rStyle w:val="SectionNumber"/>
+        </w:rPr>
+        <w:t xml:space="preserve">7</w:t>
+      </w:r>
+      <w:r>
+        <w:tab/>
+      </w:r>
+      <w:r>
         <w:t xml:space="preserve">7. Inputs — the sample sheet</w:t>
       </w:r>
     </w:p>
@@ -8944,6 +9079,15 @@
       <w:pPr>
         <w:pStyle w:val="Heading1"/>
       </w:pPr>
+      <w:r>
+        <w:rPr>
+          <w:rStyle w:val="SectionNumber"/>
+        </w:rPr>
+        <w:t xml:space="preserve">8</w:t>
+      </w:r>
+      <w:r>
+        <w:tab/>
+      </w:r>
       <w:r>
         <w:t xml:space="preserve">8. Configuration &amp; parameters</w:t>
       </w:r>
@@ -9837,7 +9981,7 @@
               <w:pStyle w:val="Compact"/>
             </w:pPr>
             <w:r>
-              <w:t xml:space="preserve">Stage 07 InterProScan (heavy; default off on Mac, on for HPC)</w:t>
+              <w:t xml:space="preserve">Stage 07 InterProScan (heavy; default off, enable on a cluster)</w:t>
             </w:r>
           </w:p>
         </w:tc>
@@ -10221,7 +10365,7 @@
               <w:pStyle w:val="Compact"/>
             </w:pPr>
             <w:r>
-              <w:t xml:space="preserve">max cores per task on this machine</w:t>
+              <w:t xml:space="preserve">max cores per task on the local machine</w:t>
             </w:r>
           </w:p>
         </w:tc>
@@ -10585,6 +10729,15 @@
         <w:pStyle w:val="Heading1"/>
       </w:pPr>
       <w:r>
+        <w:rPr>
+          <w:rStyle w:val="SectionNumber"/>
+        </w:rPr>
+        <w:t xml:space="preserve">9</w:t>
+      </w:r>
+      <w:r>
+        <w:tab/>
+      </w:r>
+      <w:r>
         <w:t xml:space="preserve">9. The stages in detail</w:t>
       </w:r>
     </w:p>
@@ -10641,6 +10794,15 @@
         <w:pStyle w:val="Heading2"/>
       </w:pPr>
       <w:r>
+        <w:rPr>
+          <w:rStyle w:val="SectionNumber"/>
+        </w:rPr>
+        <w:t xml:space="preserve">9.1</w:t>
+      </w:r>
+      <w:r>
+        <w:tab/>
+      </w:r>
+      <w:r>
         <w:t xml:space="preserve">9.1 Stage 00 — Basecall (optional)</w:t>
       </w:r>
     </w:p>
@@ -10716,37 +10878,34 @@
         <w:t xml:space="preserve"> </w:t>
       </w:r>
       <w:r>
-        <w:t xml:space="preserve">errors). Dorado runs as the</w:t>
-      </w:r>
-      <w:r>
-        <w:t xml:space="preserve"> </w:t>
-      </w:r>
-      <w:r>
-        <w:rPr>
-          <w:b/>
-          <w:bCs/>
-        </w:rPr>
-        <w:t xml:space="preserve">native arm64</w:t>
-      </w:r>
-      <w:r>
-        <w:rPr>
-          <w:b/>
-          <w:bCs/>
-        </w:rPr>
-        <w:t xml:space="preserve"> </w:t>
-      </w:r>
-      <w:r>
-        <w:rPr>
-          <w:b/>
-          <w:bCs/>
-        </w:rPr>
-        <w:t xml:space="preserve">host binary</w:t>
-      </w:r>
-      <w:r>
-        <w:t xml:space="preserve"> </w:t>
-      </w:r>
-      <w:r>
-        <w:t xml:space="preserve">for speed on Apple Silicon. Supports duplex via</w:t>
+        <w:t xml:space="preserve">errors). Dorado runs as a</w:t>
+      </w:r>
+      <w:r>
+        <w:t xml:space="preserve"> </w:t>
+      </w:r>
+      <w:r>
+        <w:rPr>
+          <w:b/>
+          <w:bCs/>
+        </w:rPr>
+        <w:t xml:space="preserve">native host</w:t>
+      </w:r>
+      <w:r>
+        <w:rPr>
+          <w:b/>
+          <w:bCs/>
+        </w:rPr>
+        <w:t xml:space="preserve"> </w:t>
+      </w:r>
+      <w:r>
+        <w:rPr>
+          <w:b/>
+          <w:bCs/>
+        </w:rPr>
+        <w:t xml:space="preserve">binary</w:t>
+      </w:r>
+      <w:r>
+        <w:t xml:space="preserve">, which keeps basecalling fast on Apple Silicon. Supports duplex via</w:t>
       </w:r>
       <w:r>
         <w:t xml:space="preserve"> </w:t>
@@ -10860,6 +11019,15 @@
         <w:pStyle w:val="Heading2"/>
       </w:pPr>
       <w:r>
+        <w:rPr>
+          <w:rStyle w:val="SectionNumber"/>
+        </w:rPr>
+        <w:t xml:space="preserve">9.2</w:t>
+      </w:r>
+      <w:r>
+        <w:tab/>
+      </w:r>
+      <w:r>
         <w:t xml:space="preserve">9.2 Stage 01 — Read QC &amp; filter (mode-aware)</w:t>
       </w:r>
     </w:p>
@@ -11064,6 +11232,15 @@
         <w:pStyle w:val="Heading2"/>
       </w:pPr>
       <w:r>
+        <w:rPr>
+          <w:rStyle w:val="SectionNumber"/>
+        </w:rPr>
+        <w:t xml:space="preserve">9.3</w:t>
+      </w:r>
+      <w:r>
+        <w:tab/>
+      </w:r>
+      <w:r>
         <w:t xml:space="preserve">9.3 Stage 02 — Assembly (long-read) / Stage 02b — Assembly (short-read)</w:t>
       </w:r>
     </w:p>
@@ -11322,6 +11499,15 @@
         <w:pStyle w:val="Heading2"/>
       </w:pPr>
       <w:r>
+        <w:rPr>
+          <w:rStyle w:val="SectionNumber"/>
+        </w:rPr>
+        <w:t xml:space="preserve">9.4</w:t>
+      </w:r>
+      <w:r>
+        <w:tab/>
+      </w:r>
+      <w:r>
         <w:t xml:space="preserve">9.4 Stage 03a — ONT polish (Medaka), long-read isolates</w:t>
       </w:r>
     </w:p>
@@ -11400,6 +11586,15 @@
       <w:pPr>
         <w:pStyle w:val="Heading2"/>
       </w:pPr>
+      <w:r>
+        <w:rPr>
+          <w:rStyle w:val="SectionNumber"/>
+        </w:rPr>
+        <w:t xml:space="preserve">9.5</w:t>
+      </w:r>
+      <w:r>
+        <w:tab/>
+      </w:r>
       <w:r>
         <w:t xml:space="preserve">9.5 Stage 03b — Short-read polish (Polypolish) / Illumina-only passthrough</w:t>
       </w:r>
@@ -11791,6 +11986,15 @@
         <w:pStyle w:val="Heading2"/>
       </w:pPr>
       <w:r>
+        <w:rPr>
+          <w:rStyle w:val="SectionNumber"/>
+        </w:rPr>
+        <w:t xml:space="preserve">9.6</w:t>
+      </w:r>
+      <w:r>
+        <w:tab/>
+      </w:r>
+      <w:r>
         <w:t xml:space="preserve">9.6 Stage 04 — Decontamination + organelle split</w:t>
       </w:r>
     </w:p>
@@ -12005,6 +12209,15 @@
         <w:pStyle w:val="Heading2"/>
       </w:pPr>
       <w:r>
+        <w:rPr>
+          <w:rStyle w:val="SectionNumber"/>
+        </w:rPr>
+        <w:t xml:space="preserve">9.7</w:t>
+      </w:r>
+      <w:r>
+        <w:tab/>
+      </w:r>
+      <w:r>
         <w:t xml:space="preserve">9.7 Stage 05 — Assembly QC + completeness</w:t>
       </w:r>
     </w:p>
@@ -12165,6 +12378,15 @@
         <w:pStyle w:val="Heading2"/>
       </w:pPr>
       <w:r>
+        <w:rPr>
+          <w:rStyle w:val="SectionNumber"/>
+        </w:rPr>
+        <w:t xml:space="preserve">9.8</w:t>
+      </w:r>
+      <w:r>
+        <w:tab/>
+      </w:r>
+      <w:r>
         <w:t xml:space="preserve">9.8 Stage 06 — Repeat modelling + soft-masking</w:t>
       </w:r>
     </w:p>
@@ -12282,6 +12504,15 @@
         <w:pStyle w:val="Heading2"/>
       </w:pPr>
       <w:r>
+        <w:rPr>
+          <w:rStyle w:val="SectionNumber"/>
+        </w:rPr>
+        <w:t xml:space="preserve">9.9</w:t>
+      </w:r>
+      <w:r>
+        <w:tab/>
+      </w:r>
+      <w:r>
         <w:t xml:space="preserve">9.9 Stage 07 — Eukaryotic annotation (Funannotate)</w:t>
       </w:r>
     </w:p>
@@ -12462,6 +12693,15 @@
         <w:pStyle w:val="Heading2"/>
       </w:pPr>
       <w:r>
+        <w:rPr>
+          <w:rStyle w:val="SectionNumber"/>
+        </w:rPr>
+        <w:t xml:space="preserve">9.10</w:t>
+      </w:r>
+      <w:r>
+        <w:tab/>
+      </w:r>
+      <w:r>
         <w:t xml:space="preserve">9.10 Stage 08 — Identification (GCPSR)</w:t>
       </w:r>
     </w:p>
@@ -12679,6 +12919,15 @@
         <w:pStyle w:val="Heading2"/>
       </w:pPr>
       <w:r>
+        <w:rPr>
+          <w:rStyle w:val="SectionNumber"/>
+        </w:rPr>
+        <w:t xml:space="preserve">9.11</w:t>
+      </w:r>
+      <w:r>
+        <w:tab/>
+      </w:r>
+      <w:r>
         <w:t xml:space="preserve">9.11 Stage 09 — Antifungal resistance (the centerpiece)</w:t>
       </w:r>
     </w:p>
@@ -12782,6 +13031,15 @@
         <w:pStyle w:val="Heading2"/>
       </w:pPr>
       <w:r>
+        <w:rPr>
+          <w:rStyle w:val="SectionNumber"/>
+        </w:rPr>
+        <w:t xml:space="preserve">9.12</w:t>
+      </w:r>
+      <w:r>
+        <w:tab/>
+      </w:r>
+      <w:r>
         <w:t xml:space="preserve">9.12 Stage 10 — Mobile &amp; repeat elements</w:t>
       </w:r>
     </w:p>
@@ -12898,6 +13156,15 @@
         <w:pStyle w:val="Heading2"/>
       </w:pPr>
       <w:r>
+        <w:rPr>
+          <w:rStyle w:val="SectionNumber"/>
+        </w:rPr>
+        <w:t xml:space="preserve">9.13</w:t>
+      </w:r>
+      <w:r>
+        <w:tab/>
+      </w:r>
+      <w:r>
         <w:t xml:space="preserve">9.13 Stage 11 — Biosynthetic gene clusters</w:t>
       </w:r>
     </w:p>
@@ -12986,6 +13253,15 @@
         <w:pStyle w:val="Heading2"/>
       </w:pPr>
       <w:r>
+        <w:rPr>
+          <w:rStyle w:val="SectionNumber"/>
+        </w:rPr>
+        <w:t xml:space="preserve">9.14</w:t>
+      </w:r>
+      <w:r>
+        <w:tab/>
+      </w:r>
+      <w:r>
         <w:t xml:space="preserve">9.14 Stage 12 — Novelty</w:t>
       </w:r>
     </w:p>
@@ -13099,6 +13375,15 @@
         <w:pStyle w:val="Heading2"/>
       </w:pPr>
       <w:r>
+        <w:rPr>
+          <w:rStyle w:val="SectionNumber"/>
+        </w:rPr>
+        <w:t xml:space="preserve">9.15</w:t>
+      </w:r>
+      <w:r>
+        <w:tab/>
+      </w:r>
+      <w:r>
         <w:t xml:space="preserve">9.15 Stage 13 — Eukaryote extras</w:t>
       </w:r>
     </w:p>
@@ -13183,6 +13468,15 @@
       <w:pPr>
         <w:pStyle w:val="Heading2"/>
       </w:pPr>
+      <w:r>
+        <w:rPr>
+          <w:rStyle w:val="SectionNumber"/>
+        </w:rPr>
+        <w:t xml:space="preserve">9.16</w:t>
+      </w:r>
+      <w:r>
+        <w:tab/>
+      </w:r>
       <w:r>
         <w:t xml:space="preserve">9.16 Stage 14 — Report + master table</w:t>
       </w:r>
@@ -13335,6 +13629,15 @@
       <w:pPr>
         <w:pStyle w:val="Heading1"/>
       </w:pPr>
+      <w:r>
+        <w:rPr>
+          <w:rStyle w:val="SectionNumber"/>
+        </w:rPr>
+        <w:t xml:space="preserve">10</w:t>
+      </w:r>
+      <w:r>
+        <w:tab/>
+      </w:r>
       <w:r>
         <w:t xml:space="preserve">10. The antifungal-resistance module in depth</w:t>
       </w:r>
@@ -14589,6 +14892,15 @@
         <w:pStyle w:val="Heading1"/>
       </w:pPr>
       <w:r>
+        <w:rPr>
+          <w:rStyle w:val="SectionNumber"/>
+        </w:rPr>
+        <w:t xml:space="preserve">11</w:t>
+      </w:r>
+      <w:r>
+        <w:tab/>
+      </w:r>
+      <w:r>
         <w:t xml:space="preserve">11. Outputs</w:t>
       </w:r>
     </w:p>
@@ -14597,6 +14909,15 @@
       <w:pPr>
         <w:pStyle w:val="Heading2"/>
       </w:pPr>
+      <w:r>
+        <w:rPr>
+          <w:rStyle w:val="SectionNumber"/>
+        </w:rPr>
+        <w:t xml:space="preserve">11.1</w:t>
+      </w:r>
+      <w:r>
+        <w:tab/>
+      </w:r>
       <w:r>
         <w:t xml:space="preserve">11.1 Per-isolate outputs</w:t>
       </w:r>
@@ -15244,6 +15565,15 @@
         <w:pStyle w:val="Heading2"/>
       </w:pPr>
       <w:r>
+        <w:rPr>
+          <w:rStyle w:val="SectionNumber"/>
+        </w:rPr>
+        <w:t xml:space="preserve">11.2</w:t>
+      </w:r>
+      <w:r>
+        <w:tab/>
+      </w:r>
+      <w:r>
         <w:t xml:space="preserve">11.2 The master table schema (the Layer-2 contract)</w:t>
       </w:r>
     </w:p>
@@ -15409,6 +15739,15 @@
       <w:pPr>
         <w:pStyle w:val="Heading2"/>
       </w:pPr>
+      <w:r>
+        <w:rPr>
+          <w:rStyle w:val="SectionNumber"/>
+        </w:rPr>
+        <w:t xml:space="preserve">11.3</w:t>
+      </w:r>
+      <w:r>
+        <w:tab/>
+      </w:r>
       <w:r>
         <w:t xml:space="preserve">11.3 Provenance</w:t>
       </w:r>
@@ -15479,6 +15818,15 @@
       <w:pPr>
         <w:pStyle w:val="Heading1"/>
       </w:pPr>
+      <w:r>
+        <w:rPr>
+          <w:rStyle w:val="SectionNumber"/>
+        </w:rPr>
+        <w:t xml:space="preserve">12</w:t>
+      </w:r>
+      <w:r>
+        <w:tab/>
+      </w:r>
       <w:r>
         <w:t xml:space="preserve">12. Layer 2 — the One Health comparative analysis</w:t>
       </w:r>
@@ -16064,6 +16412,15 @@
         <w:pStyle w:val="Heading1"/>
       </w:pPr>
       <w:r>
+        <w:rPr>
+          <w:rStyle w:val="SectionNumber"/>
+        </w:rPr>
+        <w:t xml:space="preserve">13</w:t>
+      </w:r>
+      <w:r>
+        <w:tab/>
+      </w:r>
+      <w:r>
         <w:t xml:space="preserve">13. Interpreting results</w:t>
       </w:r>
     </w:p>
@@ -16392,6 +16749,15 @@
       <w:pPr>
         <w:pStyle w:val="Heading1"/>
       </w:pPr>
+      <w:r>
+        <w:rPr>
+          <w:rStyle w:val="SectionNumber"/>
+        </w:rPr>
+        <w:t xml:space="preserve">14</w:t>
+      </w:r>
+      <w:r>
+        <w:tab/>
+      </w:r>
       <w:r>
         <w:t xml:space="preserve">14. Troubleshooting</w:t>
       </w:r>
@@ -16622,18 +16988,18 @@
               <w:pStyle w:val="Compact"/>
             </w:pPr>
             <w:r>
-              <w:t xml:space="preserve">Stage 07/11 take many hours on a Mac</w:t>
-            </w:r>
-          </w:p>
-        </w:tc>
-        <w:tc>
-          <w:tcPr/>
-          <w:p>
-            <w:pPr>
-              <w:pStyle w:val="Compact"/>
-            </w:pPr>
-            <w:r>
-              <w:t xml:space="preserve">linux/amd64 emulation — run on HPC, or accept the wall time; keep</w:t>
+              <w:t xml:space="preserve">Stage 07/11 take many hours locally</w:t>
+            </w:r>
+          </w:p>
+        </w:tc>
+        <w:tc>
+          <w:tcPr/>
+          <w:p>
+            <w:pPr>
+              <w:pStyle w:val="Compact"/>
+            </w:pPr>
+            <w:r>
+              <w:t xml:space="preserve">linux/amd64 emulation on arm64 hosts — run on a cluster, or accept the wall time; keep</w:t>
             </w:r>
             <w:r>
               <w:t xml:space="preserve"> </w:t>
@@ -16648,7 +17014,7 @@
               <w:t xml:space="preserve"> </w:t>
             </w:r>
             <w:r>
-              <w:t xml:space="preserve">on the Mac</w:t>
+              <w:t xml:space="preserve">locally</w:t>
             </w:r>
           </w:p>
         </w:tc>
@@ -17135,6 +17501,15 @@
         <w:pStyle w:val="Heading1"/>
       </w:pPr>
       <w:r>
+        <w:rPr>
+          <w:rStyle w:val="SectionNumber"/>
+        </w:rPr>
+        <w:t xml:space="preserve">15</w:t>
+      </w:r>
+      <w:r>
+        <w:tab/>
+      </w:r>
+      <w:r>
         <w:t xml:space="preserve">15. Reproducibility &amp; provenance</w:t>
       </w:r>
     </w:p>
@@ -17278,6 +17653,15 @@
       <w:pPr>
         <w:pStyle w:val="Heading1"/>
       </w:pPr>
+      <w:r>
+        <w:rPr>
+          <w:rStyle w:val="SectionNumber"/>
+        </w:rPr>
+        <w:t xml:space="preserve">16</w:t>
+      </w:r>
+      <w:r>
+        <w:tab/>
+      </w:r>
       <w:r>
         <w:t xml:space="preserve">16. Extending FungiForge</w:t>
       </w:r>
@@ -17440,6 +17824,15 @@
         <w:pStyle w:val="Heading1"/>
       </w:pPr>
       <w:r>
+        <w:rPr>
+          <w:rStyle w:val="SectionNumber"/>
+        </w:rPr>
+        <w:t xml:space="preserve">17</w:t>
+      </w:r>
+      <w:r>
+        <w:tab/>
+      </w:r>
+      <w:r>
         <w:t xml:space="preserve">17. Glossary</w:t>
       </w:r>
     </w:p>
@@ -17751,6 +18144,15 @@
       <w:pPr>
         <w:pStyle w:val="Heading1"/>
       </w:pPr>
+      <w:r>
+        <w:rPr>
+          <w:rStyle w:val="SectionNumber"/>
+        </w:rPr>
+        <w:t xml:space="preserve">18</w:t>
+      </w:r>
+      <w:r>
+        <w:tab/>
+      </w:r>
       <w:r>
         <w:t xml:space="preserve">18. Citation</w:t>
       </w:r>

--- a/docs/manual/fungiforge_manual.docx
+++ b/docs/manual/fungiforge_manual.docx
@@ -9621,6 +9621,56 @@
             </w:pPr>
             <w:r>
               <w:t xml:space="preserve">collapse heterozygous haplotigs after long-read assembly (skipped for short-read)</w:t>
+            </w:r>
+          </w:p>
+        </w:tc>
+      </w:tr>
+      <w:tr>
+        <w:tc>
+          <w:tcPr/>
+          <w:p>
+            <w:pPr>
+              <w:pStyle w:val="Compact"/>
+            </w:pPr>
+            <w:r>
+              <w:rPr>
+                <w:rStyle w:val="VerbatimChar"/>
+              </w:rPr>
+              <w:t xml:space="preserve">--min_contig_len</w:t>
+            </w:r>
+          </w:p>
+        </w:tc>
+        <w:tc>
+          <w:tcPr/>
+          <w:p>
+            <w:pPr>
+              <w:pStyle w:val="Compact"/>
+            </w:pPr>
+            <w:r>
+              <w:rPr>
+                <w:rStyle w:val="VerbatimChar"/>
+              </w:rPr>
+              <w:t xml:space="preserve">500</w:t>
+            </w:r>
+          </w:p>
+        </w:tc>
+        <w:tc>
+          <w:tcPr/>
+          <w:p>
+            <w:pPr>
+              <w:pStyle w:val="Compact"/>
+            </w:pPr>
+            <w:r>
+              <w:t xml:space="preserve">drop contigs shorter than this, or with fewer than 4 distinct bases, at short-read assembly and before annotation (</w:t>
+            </w:r>
+            <w:r>
+              <w:rPr>
+                <w:rStyle w:val="VerbatimChar"/>
+              </w:rPr>
+              <w:t xml:space="preserve">funannotate sort --minlen</w:t>
+            </w:r>
+            <w:r>
+              <w:t xml:space="preserve">); short-read assemblers leave many tiny fragments and occasional homopolymer stubs that funannotate rejects</w:t>
             </w:r>
           </w:p>
         </w:tc>

--- a/docs/manual/fungiforge_manual.docx
+++ b/docs/manual/fungiforge_manual.docx
@@ -2887,7 +2887,7 @@
               <w:jc w:val="left"/>
             </w:pPr>
             <w:r>
-              <w:t xml:space="preserve">Kraken2/tiara/BlobTools, GetOrganelle / base image</w:t>
+              <w:t xml:space="preserve">Kraken2 per contig (drops bacterial/archaeal/viral/human; records composition + fungal/non_fungal verdict) / base image</w:t>
             </w:r>
           </w:p>
         </w:tc>
@@ -15718,7 +15718,16 @@
         <w:rPr>
           <w:rStyle w:val="VerbatimChar"/>
         </w:rPr>
-        <w:t xml:space="preserve">polish_mode</w:t>
+        <w:t xml:space="preserve">polish_mode,</w:t>
+      </w:r>
+      <w:r>
+        <w:br/>
+      </w:r>
+      <w:r>
+        <w:rPr>
+          <w:rStyle w:val="VerbatimChar"/>
+        </w:rPr>
+        <w:t xml:space="preserve">sample_verdict, contam_removed_pct, top_taxon</w:t>
       </w:r>
     </w:p>
     <w:p>

--- a/docs/manual/fungiforge_manual.docx
+++ b/docs/manual/fungiforge_manual.docx
@@ -14936,7 +14936,7 @@
       </w:r>
     </w:p>
     <w:bookmarkEnd w:id="51"/>
-    <w:bookmarkStart w:id="55" w:name="outputs"/>
+    <w:bookmarkStart w:id="56" w:name="outputs"/>
     <w:p>
       <w:pPr>
         <w:pStyle w:val="Heading1"/>
@@ -15609,7 +15609,7 @@
       </w:tr>
     </w:tbl>
     <w:bookmarkEnd w:id="52"/>
-    <w:bookmarkStart w:id="53" w:name="X2874a9674879b584a69f54f60509496c11d17cb"/>
+    <w:bookmarkStart w:id="54" w:name="X2874a9674879b584a69f54f60509496c11d17cb"/>
     <w:p>
       <w:pPr>
         <w:pStyle w:val="Heading2"/>
@@ -15727,7 +15727,34 @@
         <w:rPr>
           <w:rStyle w:val="VerbatimChar"/>
         </w:rPr>
-        <w:t xml:space="preserve">sample_verdict, contam_removed_pct, top_taxon</w:t>
+        <w:t xml:space="preserve">sample_verdict, contam_removed_pct, top_taxon,</w:t>
+      </w:r>
+      <w:r>
+        <w:br/>
+      </w:r>
+      <w:r>
+        <w:rPr>
+          <w:rStyle w:val="VerbatimChar"/>
+        </w:rPr>
+        <w:t xml:space="preserve">stages_failed</w:t>
+      </w:r>
+    </w:p>
+    <w:bookmarkStart w:id="53" w:name="stage-status-contract"/>
+    <w:p>
+      <w:pPr>
+        <w:pStyle w:val="Heading3"/>
+      </w:pPr>
+      <w:r>
+        <w:rPr>
+          <w:rStyle w:val="SectionNumber"/>
+        </w:rPr>
+        <w:t xml:space="preserve">11.2.1</w:t>
+      </w:r>
+      <w:r>
+        <w:tab/>
+      </w:r>
+      <w:r>
+        <w:t xml:space="preserve">Stage status contract</w:t>
       </w:r>
     </w:p>
     <w:p>
@@ -15735,328 +15762,76 @@
         <w:pStyle w:val="FirstParagraph"/>
       </w:pPr>
       <w:r>
-        <w:t xml:space="preserve">One row per isolate; missing values are</w:t>
-      </w:r>
-      <w:r>
-        <w:t xml:space="preserve"> </w:t>
-      </w:r>
-      <w:r>
-        <w:rPr>
-          <w:rStyle w:val="VerbatimChar"/>
-        </w:rPr>
-        <w:t xml:space="preserve">NA</w:t>
-      </w:r>
-      <w:r>
-        <w:t xml:space="preserve"> </w:t>
-      </w:r>
-      <w:r>
-        <w:t xml:space="preserve">(or</w:t>
-      </w:r>
-      <w:r>
-        <w:t xml:space="preserve"> </w:t>
-      </w:r>
-      <w:r>
-        <w:rPr>
-          <w:rStyle w:val="VerbatimChar"/>
-        </w:rPr>
-        <w:t xml:space="preserve">none</w:t>
-      </w:r>
-      <w:r>
-        <w:t xml:space="preserve"> </w:t>
-      </w:r>
-      <w:r>
-        <w:t xml:space="preserve">for</w:t>
-      </w:r>
-      <w:r>
-        <w:t xml:space="preserve"> </w:t>
-      </w:r>
-      <w:r>
-        <w:rPr>
-          <w:rStyle w:val="VerbatimChar"/>
-        </w:rPr>
-        <w:t xml:space="preserve">resistant_classes</w:t>
-      </w:r>
-      <w:r>
-        <w:t xml:space="preserve">). This schema is</w:t>
-      </w:r>
-      <w:r>
-        <w:t xml:space="preserve"> </w:t>
-      </w:r>
-      <w:r>
-        <w:t xml:space="preserve">deliberately organism-agnostic and mirrors the bacterial study’s master table so the two One</w:t>
-      </w:r>
-      <w:r>
-        <w:t xml:space="preserve"> </w:t>
-      </w:r>
-      <w:r>
-        <w:t xml:space="preserve">Health analyses are directly comparable.</w:t>
-      </w:r>
-    </w:p>
-    <w:bookmarkEnd w:id="53"/>
-    <w:bookmarkStart w:id="54" w:name="provenance"/>
-    <w:p>
-      <w:pPr>
-        <w:pStyle w:val="Heading2"/>
-      </w:pPr>
-      <w:r>
-        <w:rPr>
-          <w:rStyle w:val="SectionNumber"/>
-        </w:rPr>
-        <w:t xml:space="preserve">11.3</w:t>
-      </w:r>
-      <w:r>
-        <w:tab/>
-      </w:r>
-      <w:r>
-        <w:t xml:space="preserve">11.3 Provenance</w:t>
-      </w:r>
-    </w:p>
-    <w:p>
-      <w:pPr>
-        <w:pStyle w:val="FirstParagraph"/>
-      </w:pPr>
-      <w:r>
-        <w:rPr>
-          <w:rStyle w:val="VerbatimChar"/>
-        </w:rPr>
-        <w:t xml:space="preserve">bin/make_provenance.py</w:t>
-      </w:r>
-      <w:r>
-        <w:t xml:space="preserve"> </w:t>
-      </w:r>
-      <w:r>
-        <w:t xml:space="preserve">records pipeline version + git commit (+ dirty flag), Nextflow/Docker</w:t>
-      </w:r>
-      <w:r>
-        <w:t xml:space="preserve"> </w:t>
-      </w:r>
-      <w:r>
-        <w:t xml:space="preserve">versions, host, and resolvable tool versions into</w:t>
-      </w:r>
-      <w:r>
-        <w:t xml:space="preserve"> </w:t>
-      </w:r>
-      <w:r>
-        <w:rPr>
-          <w:rStyle w:val="VerbatimChar"/>
-        </w:rPr>
-        <w:t xml:space="preserve">provenance.json</w:t>
-      </w:r>
-      <w:r>
-        <w:t xml:space="preserve"> </w:t>
-      </w:r>
-      <w:r>
-        <w:t xml:space="preserve">(best-effort). Nextflow also</w:t>
-      </w:r>
-      <w:r>
-        <w:t xml:space="preserve"> </w:t>
-      </w:r>
-      <w:r>
-        <w:t xml:space="preserve">writes</w:t>
-      </w:r>
-      <w:r>
-        <w:t xml:space="preserve"> </w:t>
-      </w:r>
-      <w:r>
-        <w:rPr>
-          <w:rStyle w:val="VerbatimChar"/>
-        </w:rPr>
-        <w:t xml:space="preserve">pipeline_info/</w:t>
-      </w:r>
-      <w:r>
-        <w:t xml:space="preserve"> </w:t>
-      </w:r>
-      <w:r>
-        <w:t xml:space="preserve">(execution report, timeline, trace).</w:t>
-      </w:r>
-    </w:p>
-    <w:bookmarkEnd w:id="54"/>
-    <w:bookmarkEnd w:id="55"/>
-    <w:bookmarkStart w:id="56" w:name="X241d1ce4dfadebd8a3ce4eb3dced58f34b9d148"/>
-    <w:p>
-      <w:pPr>
-        <w:pStyle w:val="Heading1"/>
-      </w:pPr>
-      <w:r>
-        <w:rPr>
-          <w:rStyle w:val="SectionNumber"/>
-        </w:rPr>
-        <w:t xml:space="preserve">12</w:t>
-      </w:r>
-      <w:r>
-        <w:tab/>
-      </w:r>
-      <w:r>
-        <w:t xml:space="preserve">12. Layer 2 — the One Health comparative analysis</w:t>
-      </w:r>
-    </w:p>
-    <w:p>
-      <w:pPr>
-        <w:pStyle w:val="FirstParagraph"/>
-      </w:pPr>
-      <w:r>
-        <w:rPr>
-          <w:rStyle w:val="VerbatimChar"/>
-        </w:rPr>
-        <w:t xml:space="preserve">analysis/</w:t>
-      </w:r>
-      <w:r>
-        <w:t xml:space="preserve"> </w:t>
-      </w:r>
-      <w:r>
-        <w:t xml:space="preserve">is a set of</w:t>
-      </w:r>
-      <w:r>
-        <w:t xml:space="preserve"> </w:t>
-      </w:r>
-      <w:r>
-        <w:rPr>
-          <w:b/>
-          <w:bCs/>
-        </w:rPr>
-        <w:t xml:space="preserve">R objective scripts</w:t>
-      </w:r>
-      <w:r>
-        <w:t xml:space="preserve"> </w:t>
-      </w:r>
-      <w:r>
-        <w:t xml:space="preserve">that consume only the master rows — the same</w:t>
-      </w:r>
-      <w:r>
-        <w:t xml:space="preserve"> </w:t>
-      </w:r>
-      <w:r>
-        <w:t xml:space="preserve">decoupling the bacterial study uses. Run after the pipeline has produced master TSVs:</w:t>
-      </w:r>
-    </w:p>
-    <w:p>
-      <w:pPr>
-        <w:pStyle w:val="SourceCode"/>
-      </w:pPr>
-      <w:r>
-        <w:rPr>
-          <w:rStyle w:val="ExtensionTok"/>
-        </w:rPr>
-        <w:t xml:space="preserve">analysis/run_downstream.sh</w:t>
-      </w:r>
-      <w:r>
-        <w:rPr>
-          <w:rStyle w:val="NormalTok"/>
-        </w:rPr>
-        <w:t xml:space="preserve"> results/ </w:t>
-      </w:r>
-      <w:r>
-        <w:rPr>
-          <w:rStyle w:val="PreprocessorTok"/>
-        </w:rPr>
-        <w:t xml:space="preserve">[</w:t>
-      </w:r>
-      <w:r>
-        <w:rPr>
-          <w:rStyle w:val="SpecialStringTok"/>
-        </w:rPr>
-        <w:t xml:space="preserve">sample_metadata.csv</w:t>
-      </w:r>
-      <w:r>
-        <w:rPr>
-          <w:rStyle w:val="PreprocessorTok"/>
-        </w:rPr>
-        <w:t xml:space="preserve">]</w:t>
-      </w:r>
-    </w:p>
-    <w:p>
-      <w:pPr>
-        <w:pStyle w:val="FirstParagraph"/>
-      </w:pPr>
-      <w:r>
-        <w:t xml:space="preserve">Flow:</w:t>
-      </w:r>
-      <w:r>
-        <w:t xml:space="preserve"> </w:t>
-      </w:r>
-      <w:r>
-        <w:rPr>
-          <w:rStyle w:val="VerbatimChar"/>
-        </w:rPr>
-        <w:t xml:space="preserve">01_merge_metadata.R</w:t>
-      </w:r>
-      <w:r>
-        <w:t xml:space="preserve"> </w:t>
-      </w:r>
-      <w:r>
-        <w:t xml:space="preserve">gathers every</w:t>
-      </w:r>
-      <w:r>
-        <w:t xml:space="preserve"> </w:t>
-      </w:r>
-      <w:r>
-        <w:rPr>
-          <w:rStyle w:val="VerbatimChar"/>
-        </w:rPr>
-        <w:t xml:space="preserve">04_summary/*.master.tsv</w:t>
-      </w:r>
-      <w:r>
-        <w:t xml:space="preserve"> </w:t>
-      </w:r>
-      <w:r>
-        <w:t xml:space="preserve">(falling back to</w:t>
-      </w:r>
-      <w:r>
-        <w:t xml:space="preserve"> </w:t>
-      </w:r>
-      <w:r>
-        <w:rPr>
-          <w:rStyle w:val="VerbatimChar"/>
-        </w:rPr>
-        <w:t xml:space="preserve">*/14_report/*.master.tsv</w:t>
-      </w:r>
-      <w:r>
-        <w:t xml:space="preserve">) and optionally left-joins richer sample metadata (air volume,</w:t>
-      </w:r>
-      <w:r>
-        <w:t xml:space="preserve"> </w:t>
-      </w:r>
-      <w:r>
-        <w:t xml:space="preserve">health-seeking, …) by sample id;</w:t>
-      </w:r>
-      <w:r>
-        <w:t xml:space="preserve"> </w:t>
-      </w:r>
-      <w:r>
-        <w:rPr>
-          <w:rStyle w:val="VerbatimChar"/>
-        </w:rPr>
-        <w:t xml:space="preserve">02_recover_metadata.R</w:t>
-      </w:r>
-      <w:r>
-        <w:t xml:space="preserve"> </w:t>
-      </w:r>
-      <w:r>
-        <w:t xml:space="preserve">standardises compartment/env and derives</w:t>
-      </w:r>
-      <w:r>
-        <w:t xml:space="preserve"> </w:t>
-      </w:r>
-      <w:r>
-        <w:t xml:space="preserve">resistance/novelty/BGC logicals into</w:t>
-      </w:r>
-      <w:r>
-        <w:t xml:space="preserve"> </w:t>
-      </w:r>
-      <w:r>
-        <w:rPr>
-          <w:rStyle w:val="VerbatimChar"/>
-        </w:rPr>
-        <w:t xml:space="preserve">output/analysis_dataset.csv</w:t>
-      </w:r>
-      <w:r>
-        <w:t xml:space="preserve">, which every objective reads. The</w:t>
-      </w:r>
-      <w:r>
-        <w:t xml:space="preserve"> </w:t>
-      </w:r>
-      <w:r>
-        <w:t xml:space="preserve">eight objectives:</w:t>
+        <w:t xml:space="preserve">Every per-stage JSON (</w:t>
+      </w:r>
+      <w:r>
+        <w:rPr>
+          <w:rStyle w:val="VerbatimChar"/>
+        </w:rPr>
+        <w:t xml:space="preserve">results/&lt;sample&gt;/NN_&lt;stage&gt;/&lt;sample&gt;.&lt;stage&gt;.json</w:t>
+      </w:r>
+      <w:r>
+        <w:t xml:space="preserve">) carries a</w:t>
+      </w:r>
+      <w:r>
+        <w:t xml:space="preserve"> </w:t>
+      </w:r>
+      <w:r>
+        <w:rPr>
+          <w:rStyle w:val="VerbatimChar"/>
+        </w:rPr>
+        <w:t xml:space="preserve">status</w:t>
+      </w:r>
+      <w:r>
+        <w:t xml:space="preserve"> </w:t>
+      </w:r>
+      <w:r>
+        <w:t xml:space="preserve">and a</w:t>
+      </w:r>
+      <w:r>
+        <w:t xml:space="preserve"> </w:t>
+      </w:r>
+      <w:r>
+        <w:rPr>
+          <w:rStyle w:val="VerbatimChar"/>
+        </w:rPr>
+        <w:t xml:space="preserve">tools</w:t>
+      </w:r>
+      <w:r>
+        <w:t xml:space="preserve"> </w:t>
+      </w:r>
+      <w:r>
+        <w:t xml:space="preserve">block, written by</w:t>
+      </w:r>
+      <w:r>
+        <w:t xml:space="preserve"> </w:t>
+      </w:r>
+      <w:r>
+        <w:rPr>
+          <w:rStyle w:val="VerbatimChar"/>
+        </w:rPr>
+        <w:t xml:space="preserve">bin/ff_status.sh</w:t>
+      </w:r>
+      <w:r>
+        <w:t xml:space="preserve"> </w:t>
+      </w:r>
+      <w:r>
+        <w:t xml:space="preserve">/</w:t>
+      </w:r>
+      <w:r>
+        <w:t xml:space="preserve"> </w:t>
+      </w:r>
+      <w:r>
+        <w:rPr>
+          <w:rStyle w:val="VerbatimChar"/>
+        </w:rPr>
+        <w:t xml:space="preserve">bin/ff_status.py</w:t>
+      </w:r>
+      <w:r>
+        <w:t xml:space="preserve"> </w:t>
+      </w:r>
+      <w:r>
+        <w:t xml:space="preserve">at the end of the task:</w:t>
       </w:r>
     </w:p>
     <w:tbl>
@@ -16081,18 +15856,21 @@
               <w:pStyle w:val="Compact"/>
             </w:pPr>
             <w:r>
-              <w:t xml:space="preserve">Script</w:t>
-            </w:r>
-          </w:p>
-        </w:tc>
-        <w:tc>
-          <w:tcPr/>
-          <w:p>
-            <w:pPr>
-              <w:pStyle w:val="Compact"/>
-            </w:pPr>
-            <w:r>
-              <w:t xml:space="preserve">Objective</w:t>
+              <w:rPr>
+                <w:rStyle w:val="VerbatimChar"/>
+              </w:rPr>
+              <w:t xml:space="preserve">status</w:t>
+            </w:r>
+          </w:p>
+        </w:tc>
+        <w:tc>
+          <w:tcPr/>
+          <w:p>
+            <w:pPr>
+              <w:pStyle w:val="Compact"/>
+            </w:pPr>
+            <w:r>
+              <w:t xml:space="preserve">Meaning</w:t>
             </w:r>
           </w:p>
         </w:tc>
@@ -16108,18 +15886,18 @@
               <w:rPr>
                 <w:rStyle w:val="VerbatimChar"/>
               </w:rPr>
-              <w:t xml:space="preserve">03_objective1_composition.R</w:t>
-            </w:r>
-          </w:p>
-        </w:tc>
-        <w:tc>
-          <w:tcPr/>
-          <w:p>
-            <w:pPr>
-              <w:pStyle w:val="Compact"/>
-            </w:pPr>
-            <w:r>
-              <w:t xml:space="preserve">community composition &amp; ID (richness, compartment PERMANOVA, priority pathogens)</w:t>
+              <w:t xml:space="preserve">ok</w:t>
+            </w:r>
+          </w:p>
+        </w:tc>
+        <w:tc>
+          <w:tcPr/>
+          <w:p>
+            <w:pPr>
+              <w:pStyle w:val="Compact"/>
+            </w:pPr>
+            <w:r>
+              <w:t xml:space="preserve">every tool that ran exited 0</w:t>
             </w:r>
           </w:p>
         </w:tc>
@@ -16135,18 +15913,18 @@
               <w:rPr>
                 <w:rStyle w:val="VerbatimChar"/>
               </w:rPr>
-              <w:t xml:space="preserve">04_objective2_resistome.R</w:t>
-            </w:r>
-          </w:p>
-        </w:tc>
-        <w:tc>
-          <w:tcPr/>
-          <w:p>
-            <w:pPr>
-              <w:pStyle w:val="Compact"/>
-            </w:pPr>
-            <w:r>
-              <w:t xml:space="preserve">antifungal resistome by compartment (azole/echinocandin prevalence, cyp51A TR carriage, Fisher tests)</w:t>
+              <w:t xml:space="preserve">partial</w:t>
+            </w:r>
+          </w:p>
+        </w:tc>
+        <w:tc>
+          <w:tcPr/>
+          <w:p>
+            <w:pPr>
+              <w:pStyle w:val="Compact"/>
+            </w:pPr>
+            <w:r>
+              <w:t xml:space="preserve">an optional step failed and the documented fallback was used (e.g. Polypolish failed, the medaka assembly was carried forward, resistance confidence dropped to provisional)</w:t>
             </w:r>
           </w:p>
         </w:tc>
@@ -16162,18 +15940,33 @@
               <w:rPr>
                 <w:rStyle w:val="VerbatimChar"/>
               </w:rPr>
-              <w:t xml:space="preserve">05_objective3_mobile.R</w:t>
-            </w:r>
-          </w:p>
-        </w:tc>
-        <w:tc>
-          <w:tcPr/>
-          <w:p>
-            <w:pPr>
-              <w:pStyle w:val="Compact"/>
-            </w:pPr>
-            <w:r>
-              <w:t xml:space="preserve">TE load &amp; mycovirus carriage by compartment</w:t>
+              <w:t xml:space="preserve">failed</w:t>
+            </w:r>
+          </w:p>
+        </w:tc>
+        <w:tc>
+          <w:tcPr/>
+          <w:p>
+            <w:pPr>
+              <w:pStyle w:val="Compact"/>
+            </w:pPr>
+            <w:r>
+              <w:t xml:space="preserve">a required tool failed. The task exits non-zero and the run stops after pending tasks, except for the best-effort stages (BGC, extras), which record</w:t>
+            </w:r>
+            <w:r>
+              <w:t xml:space="preserve"> </w:t>
+            </w:r>
+            <w:r>
+              <w:rPr>
+                <w:rStyle w:val="VerbatimChar"/>
+              </w:rPr>
+              <w:t xml:space="preserve">failed</w:t>
+            </w:r>
+            <w:r>
+              <w:t xml:space="preserve"> </w:t>
+            </w:r>
+            <w:r>
+              <w:t xml:space="preserve">and let the run continue</w:t>
             </w:r>
           </w:p>
         </w:tc>
@@ -16189,142 +15982,18 @@
               <w:rPr>
                 <w:rStyle w:val="VerbatimChar"/>
               </w:rPr>
-              <w:t xml:space="preserve">06_objective4_transmission.R</w:t>
-            </w:r>
-          </w:p>
-        </w:tc>
-        <w:tc>
-          <w:tcPr/>
-          <w:p>
-            <w:pPr>
-              <w:pStyle w:val="Compact"/>
-            </w:pPr>
-            <w:r>
-              <w:t xml:space="preserve">cross-compartment clonality (candidate transmission; SNP/phylo confirm)</w:t>
-            </w:r>
-          </w:p>
-        </w:tc>
-      </w:tr>
-      <w:tr>
-        <w:tc>
-          <w:tcPr/>
-          <w:p>
-            <w:pPr>
-              <w:pStyle w:val="Compact"/>
-            </w:pPr>
-            <w:r>
-              <w:rPr>
-                <w:rStyle w:val="VerbatimChar"/>
-              </w:rPr>
-              <w:t xml:space="preserve">07_objective5_risk.R</w:t>
-            </w:r>
-          </w:p>
-        </w:tc>
-        <w:tc>
-          <w:tcPr/>
-          <w:p>
-            <w:pPr>
-              <w:pStyle w:val="Compact"/>
-            </w:pPr>
-            <w:r>
-              <w:t xml:space="preserve">mixed-effects risk drivers (facility random effect) of resistance/priority carriage</w:t>
-            </w:r>
-          </w:p>
-        </w:tc>
-      </w:tr>
-      <w:tr>
-        <w:tc>
-          <w:tcPr/>
-          <w:p>
-            <w:pPr>
-              <w:pStyle w:val="Compact"/>
-            </w:pPr>
-            <w:r>
-              <w:rPr>
-                <w:rStyle w:val="VerbatimChar"/>
-              </w:rPr>
-              <w:t xml:space="preserve">08_objective6_virulence.R</w:t>
-            </w:r>
-          </w:p>
-        </w:tc>
-        <w:tc>
-          <w:tcPr/>
-          <w:p>
-            <w:pPr>
-              <w:pStyle w:val="Compact"/>
-            </w:pPr>
-            <w:r>
-              <w:t xml:space="preserve">virulence &amp; resistance×virulence convergence (e.g. azole-R</w:t>
-            </w:r>
-            <w:r>
-              <w:t xml:space="preserve"> </w:t>
-            </w:r>
-            <w:r>
-              <w:rPr>
-                <w:i/>
-                <w:iCs/>
-              </w:rPr>
-              <w:t xml:space="preserve">A. fumigatus</w:t>
-            </w:r>
-            <w:r>
-              <w:t xml:space="preserve"> </w:t>
-            </w:r>
-            <w:r>
-              <w:t xml:space="preserve">from air)</w:t>
-            </w:r>
-          </w:p>
-        </w:tc>
-      </w:tr>
-      <w:tr>
-        <w:tc>
-          <w:tcPr/>
-          <w:p>
-            <w:pPr>
-              <w:pStyle w:val="Compact"/>
-            </w:pPr>
-            <w:r>
-              <w:rPr>
-                <w:rStyle w:val="VerbatimChar"/>
-              </w:rPr>
-              <w:t xml:space="preserve">09_objective7_connectivity.R</w:t>
-            </w:r>
-          </w:p>
-        </w:tc>
-        <w:tc>
-          <w:tcPr/>
-          <w:p>
-            <w:pPr>
-              <w:pStyle w:val="Compact"/>
-            </w:pPr>
-            <w:r>
-              <w:t xml:space="preserve">shared BGC / mobile-unit connectivity across compartments (BiG-SCAPE + skani)</w:t>
-            </w:r>
-          </w:p>
-        </w:tc>
-      </w:tr>
-      <w:tr>
-        <w:tc>
-          <w:tcPr/>
-          <w:p>
-            <w:pPr>
-              <w:pStyle w:val="Compact"/>
-            </w:pPr>
-            <w:r>
-              <w:rPr>
-                <w:rStyle w:val="VerbatimChar"/>
-              </w:rPr>
-              <w:t xml:space="preserve">10_objective8_novelty.R</w:t>
-            </w:r>
-          </w:p>
-        </w:tc>
-        <w:tc>
-          <w:tcPr/>
-          <w:p>
-            <w:pPr>
-              <w:pStyle w:val="Compact"/>
-            </w:pPr>
-            <w:r>
-              <w:t xml:space="preserve">candidate novel species + novel BGCs / production potential</w:t>
+              <w:t xml:space="preserve">skipped</w:t>
+            </w:r>
+          </w:p>
+        </w:tc>
+        <w:tc>
+          <w:tcPr/>
+          <w:p>
+            <w:pPr>
+              <w:pStyle w:val="Compact"/>
+            </w:pPr>
+            <w:r>
+              <w:t xml:space="preserve">the stage was deliberately not run</w:t>
             </w:r>
           </w:p>
         </w:tc>
@@ -16335,152 +16004,212 @@
         <w:pStyle w:val="BodyText"/>
       </w:pPr>
       <w:r>
-        <w:t xml:space="preserve">Conventions match the bacterial study: a shared</w:t>
-      </w:r>
-      <w:r>
-        <w:t xml:space="preserve"> </w:t>
-      </w:r>
-      <w:r>
-        <w:rPr>
-          <w:rStyle w:val="VerbatimChar"/>
-        </w:rPr>
-        <w:t xml:space="preserve">_theme.R</w:t>
-      </w:r>
-      <w:r>
-        <w:t xml:space="preserve"> </w:t>
-      </w:r>
-      <w:r>
-        <w:t xml:space="preserve">with the fixed AIR/HUMAN/SURFACE</w:t>
-      </w:r>
-      <w:r>
-        <w:t xml:space="preserve"> </w:t>
-      </w:r>
-      <w:r>
-        <w:t xml:space="preserve">palette,</w:t>
-      </w:r>
-      <w:r>
-        <w:t xml:space="preserve"> </w:t>
-      </w:r>
-      <w:r>
-        <w:rPr>
-          <w:rStyle w:val="VerbatimChar"/>
-        </w:rPr>
-        <w:t xml:space="preserve">set.seed(20260729)</w:t>
-      </w:r>
-      <w:r>
-        <w:t xml:space="preserve">, self-resolving</w:t>
-      </w:r>
-      <w:r>
-        <w:t xml:space="preserve"> </w:t>
-      </w:r>
-      <w:r>
-        <w:rPr>
-          <w:rStyle w:val="VerbatimChar"/>
-        </w:rPr>
-        <w:t xml:space="preserve">output/objectiveN</w:t>
-      </w:r>
-      <w:r>
-        <w:t xml:space="preserve"> </w:t>
-      </w:r>
-      <w:r>
-        <w:t xml:space="preserve">+</w:t>
-      </w:r>
-      <w:r>
-        <w:t xml:space="preserve"> </w:t>
-      </w:r>
-      <w:r>
-        <w:rPr>
-          <w:rStyle w:val="VerbatimChar"/>
-        </w:rPr>
-        <w:t xml:space="preserve">figures/objectiveN</w:t>
-      </w:r>
-      <w:r>
-        <w:t xml:space="preserve">, and</w:t>
-      </w:r>
-      <w:r>
-        <w:t xml:space="preserve"> </w:t>
-      </w:r>
-      <w:r>
-        <w:rPr>
-          <w:rStyle w:val="VerbatimChar"/>
-        </w:rPr>
-        <w:t xml:space="preserve">FigureN_*</w:t>
-      </w:r>
-      <w:r>
-        <w:t xml:space="preserve"> </w:t>
-      </w:r>
-      <w:r>
-        <w:t xml:space="preserve">PNG+PDF at 300 dpi. The outputs are the substrate for the manuscript and seminar deck</w:t>
-      </w:r>
-      <w:r>
-        <w:t xml:space="preserve"> </w:t>
-      </w:r>
-      <w:r>
-        <w:t xml:space="preserve">(built with the</w:t>
-      </w:r>
-      <w:r>
-        <w:t xml:space="preserve"> </w:t>
-      </w:r>
-      <w:r>
-        <w:rPr>
-          <w:rStyle w:val="VerbatimChar"/>
-        </w:rPr>
-        <w:t xml:space="preserve">scideck</w:t>
-      </w:r>
-      <w:r>
-        <w:t xml:space="preserve"> </w:t>
-      </w:r>
-      <w:r>
-        <w:t xml:space="preserve">engine).</w:t>
+        <w:rPr>
+          <w:rStyle w:val="VerbatimChar"/>
+        </w:rPr>
+        <w:t xml:space="preserve">tools</w:t>
+      </w:r>
+      <w:r>
+        <w:t xml:space="preserve"> </w:t>
+      </w:r>
+      <w:r>
+        <w:t xml:space="preserve">records each tool’s exit code and wall time;</w:t>
+      </w:r>
+      <w:r>
+        <w:t xml:space="preserve"> </w:t>
+      </w:r>
+      <w:r>
+        <w:rPr>
+          <w:rStyle w:val="VerbatimChar"/>
+        </w:rPr>
+        <w:t xml:space="preserve">skipped_tools</w:t>
+      </w:r>
+      <w:r>
+        <w:t xml:space="preserve"> </w:t>
+      </w:r>
+      <w:r>
+        <w:t xml:space="preserve">records steps not run and why</w:t>
+      </w:r>
+      <w:r>
+        <w:t xml:space="preserve"> </w:t>
+      </w:r>
+      <w:r>
+        <w:t xml:space="preserve">(a missing database, not applicable to this isolate). The master table summarises this per isolate in</w:t>
+      </w:r>
+      <w:r>
+        <w:t xml:space="preserve"> </w:t>
+      </w:r>
+      <w:r>
+        <w:rPr>
+          <w:rStyle w:val="VerbatimChar"/>
+        </w:rPr>
+        <w:t xml:space="preserve">stages_failed</w:t>
+      </w:r>
+      <w:r>
+        <w:t xml:space="preserve"> </w:t>
+      </w:r>
+      <w:r>
+        <w:t xml:space="preserve">(</w:t>
+      </w:r>
+      <w:r>
+        <w:rPr>
+          <w:rStyle w:val="VerbatimChar"/>
+        </w:rPr>
+        <w:t xml:space="preserve">stage:status;…</w:t>
+      </w:r>
+      <w:r>
+        <w:t xml:space="preserve"> </w:t>
+      </w:r>
+      <w:r>
+        <w:t xml:space="preserve">or</w:t>
+      </w:r>
+      <w:r>
+        <w:t xml:space="preserve"> </w:t>
+      </w:r>
+      <w:r>
+        <w:rPr>
+          <w:rStyle w:val="VerbatimChar"/>
+        </w:rPr>
+        <w:t xml:space="preserve">none</w:t>
+      </w:r>
+      <w:r>
+        <w:t xml:space="preserve">), so a row with results is never mistaken for a clean run.</w:t>
+      </w:r>
+      <w:r>
+        <w:t xml:space="preserve"> </w:t>
+      </w:r>
+      <w:r>
+        <w:t xml:space="preserve">The assembly and medaka steps, which have no scientific JSON of their own, emit small status JSONs</w:t>
+      </w:r>
+      <w:r>
+        <w:t xml:space="preserve"> </w:t>
+      </w:r>
+      <w:r>
+        <w:t xml:space="preserve">(</w:t>
+      </w:r>
+      <w:r>
+        <w:rPr>
+          <w:rStyle w:val="VerbatimChar"/>
+        </w:rPr>
+        <w:t xml:space="preserve">&lt;sample&gt;.assemble.json</w:t>
+      </w:r>
+      <w:r>
+        <w:t xml:space="preserve">,</w:t>
+      </w:r>
+      <w:r>
+        <w:t xml:space="preserve"> </w:t>
+      </w:r>
+      <w:r>
+        <w:rPr>
+          <w:rStyle w:val="VerbatimChar"/>
+        </w:rPr>
+        <w:t xml:space="preserve">&lt;sample&gt;.medaka.json</w:t>
+      </w:r>
+      <w:r>
+        <w:t xml:space="preserve">) for the same reason.</w:t>
+      </w:r>
+      <w:r>
+        <w:t xml:space="preserve"> </w:t>
+      </w:r>
+      <w:r>
+        <w:rPr>
+          <w:rStyle w:val="VerbatimChar"/>
+        </w:rPr>
+        <w:t xml:space="preserve">|| true</w:t>
+      </w:r>
+      <w:r>
+        <w:t xml:space="preserve"> </w:t>
+      </w:r>
+      <w:r>
+        <w:t xml:space="preserve">is not used</w:t>
+      </w:r>
+      <w:r>
+        <w:t xml:space="preserve"> </w:t>
+      </w:r>
+      <w:r>
+        <w:t xml:space="preserve">anywhere in the task scripts.</w:t>
       </w:r>
     </w:p>
     <w:p>
       <w:pPr>
-        <w:pStyle w:val="BlockText"/>
-      </w:pPr>
-      <w:r>
-        <w:rPr>
-          <w:b/>
-          <w:bCs/>
-        </w:rPr>
-        <w:t xml:space="preserve">Status.</w:t>
-      </w:r>
-      <w:r>
-        <w:t xml:space="preserve"> </w:t>
-      </w:r>
-      <w:r>
-        <w:t xml:space="preserve">The objective scripts are scaffolds: several (connectivity, some risk models) emit</w:t>
-      </w:r>
-      <w:r>
-        <w:t xml:space="preserve"> </w:t>
-      </w:r>
-      <w:r>
-        <w:t xml:space="preserve">summary tables and note where the full analysis (BiG-SCAPE GCF networks, SNP/phylogenetic</w:t>
-      </w:r>
-      <w:r>
-        <w:t xml:space="preserve"> </w:t>
-      </w:r>
-      <w:r>
-        <w:t xml:space="preserve">confirmation) plugs in. They run against real master rows without modification.</w:t>
+        <w:pStyle w:val="BodyText"/>
+      </w:pPr>
+      <w:r>
+        <w:t xml:space="preserve">One row per isolate; missing values are</w:t>
+      </w:r>
+      <w:r>
+        <w:t xml:space="preserve"> </w:t>
+      </w:r>
+      <w:r>
+        <w:rPr>
+          <w:rStyle w:val="VerbatimChar"/>
+        </w:rPr>
+        <w:t xml:space="preserve">NA</w:t>
+      </w:r>
+      <w:r>
+        <w:t xml:space="preserve"> </w:t>
+      </w:r>
+      <w:r>
+        <w:t xml:space="preserve">(or</w:t>
+      </w:r>
+      <w:r>
+        <w:t xml:space="preserve"> </w:t>
+      </w:r>
+      <w:r>
+        <w:rPr>
+          <w:rStyle w:val="VerbatimChar"/>
+        </w:rPr>
+        <w:t xml:space="preserve">none</w:t>
+      </w:r>
+      <w:r>
+        <w:t xml:space="preserve"> </w:t>
+      </w:r>
+      <w:r>
+        <w:t xml:space="preserve">for</w:t>
+      </w:r>
+      <w:r>
+        <w:t xml:space="preserve"> </w:t>
+      </w:r>
+      <w:r>
+        <w:rPr>
+          <w:rStyle w:val="VerbatimChar"/>
+        </w:rPr>
+        <w:t xml:space="preserve">resistant_classes</w:t>
+      </w:r>
+      <w:r>
+        <w:t xml:space="preserve">). This schema is</w:t>
+      </w:r>
+      <w:r>
+        <w:t xml:space="preserve"> </w:t>
+      </w:r>
+      <w:r>
+        <w:t xml:space="preserve">deliberately organism-agnostic and mirrors the bacterial study’s master table so the two One</w:t>
+      </w:r>
+      <w:r>
+        <w:t xml:space="preserve"> </w:t>
+      </w:r>
+      <w:r>
+        <w:t xml:space="preserve">Health analyses are directly comparable.</w:t>
       </w:r>
     </w:p>
-    <w:bookmarkEnd w:id="56"/>
-    <w:bookmarkStart w:id="57" w:name="interpreting-results"/>
+    <w:bookmarkEnd w:id="53"/>
+    <w:bookmarkEnd w:id="54"/>
+    <w:bookmarkStart w:id="55" w:name="provenance"/>
     <w:p>
       <w:pPr>
-        <w:pStyle w:val="Heading1"/>
+        <w:pStyle w:val="Heading2"/>
       </w:pPr>
       <w:r>
         <w:rPr>
           <w:rStyle w:val="SectionNumber"/>
         </w:rPr>
-        <w:t xml:space="preserve">13</w:t>
+        <w:t xml:space="preserve">11.3</w:t>
       </w:r>
       <w:r>
         <w:tab/>
       </w:r>
       <w:r>
-        <w:t xml:space="preserve">13. Interpreting results</w:t>
+        <w:t xml:space="preserve">11.3 Provenance</w:t>
       </w:r>
     </w:p>
     <w:p>
@@ -16489,336 +16218,246 @@
       </w:pPr>
       <w:r>
         <w:rPr>
-          <w:b/>
-          <w:bCs/>
-        </w:rPr>
-        <w:t xml:space="preserve">Machinery-proven vs needs-real-data.</w:t>
-      </w:r>
-      <w:r>
-        <w:t xml:space="preserve"> </w:t>
-      </w:r>
-      <w:r>
-        <w:t xml:space="preserve">On the</w:t>
-      </w:r>
-      <w:r>
-        <w:t xml:space="preserve"> </w:t>
-      </w:r>
-      <w:r>
-        <w:rPr>
-          <w:rStyle w:val="VerbatimChar"/>
-        </w:rPr>
-        <w:t xml:space="preserve">test</w:t>
-      </w:r>
-      <w:r>
-        <w:t xml:space="preserve"> </w:t>
-      </w:r>
-      <w:r>
-        <w:t xml:space="preserve">fixture and</w:t>
-      </w:r>
-      <w:r>
-        <w:t xml:space="preserve"> </w:t>
-      </w:r>
-      <w:r>
-        <w:rPr>
-          <w:rStyle w:val="VerbatimChar"/>
-        </w:rPr>
-        <w:t xml:space="preserve">-stub-run</w:t>
-      </w:r>
-      <w:r>
-        <w:t xml:space="preserve"> </w:t>
-      </w:r>
-      <w:r>
-        <w:t xml:space="preserve">the DAG</w:t>
-      </w:r>
-      <w:r>
-        <w:t xml:space="preserve"> </w:t>
-      </w:r>
-      <w:r>
-        <w:rPr>
-          <w:i/>
-          <w:iCs/>
-        </w:rPr>
-        <w:t xml:space="preserve">runs</w:t>
-      </w:r>
-      <w:r>
-        <w:t xml:space="preserve"> </w:t>
-      </w:r>
-      <w:r>
-        <w:t xml:space="preserve">and</w:t>
-      </w:r>
-      <w:r>
-        <w:t xml:space="preserve"> </w:t>
-      </w:r>
-      <w:r>
-        <w:t xml:space="preserve">the JSON contracts</w:t>
-      </w:r>
-      <w:r>
-        <w:t xml:space="preserve"> </w:t>
-      </w:r>
-      <w:r>
-        <w:rPr>
-          <w:i/>
-          <w:iCs/>
-        </w:rPr>
-        <w:t xml:space="preserve">fire</w:t>
-      </w:r>
-      <w:r>
-        <w:t xml:space="preserve">, but the numbers are not biology. Treat as machinery-proven only until a</w:t>
-      </w:r>
-      <w:r>
-        <w:t xml:space="preserve"> </w:t>
-      </w:r>
-      <w:r>
-        <w:t xml:space="preserve">real isolate is processed.</w:t>
+          <w:rStyle w:val="VerbatimChar"/>
+        </w:rPr>
+        <w:t xml:space="preserve">bin/make_provenance.py</w:t>
+      </w:r>
+      <w:r>
+        <w:t xml:space="preserve"> </w:t>
+      </w:r>
+      <w:r>
+        <w:t xml:space="preserve">records pipeline version + git commit (+ dirty flag), Nextflow/Docker</w:t>
+      </w:r>
+      <w:r>
+        <w:t xml:space="preserve"> </w:t>
+      </w:r>
+      <w:r>
+        <w:t xml:space="preserve">versions, host, and resolvable tool versions into</w:t>
+      </w:r>
+      <w:r>
+        <w:t xml:space="preserve"> </w:t>
+      </w:r>
+      <w:r>
+        <w:rPr>
+          <w:rStyle w:val="VerbatimChar"/>
+        </w:rPr>
+        <w:t xml:space="preserve">provenance.json</w:t>
+      </w:r>
+      <w:r>
+        <w:t xml:space="preserve"> </w:t>
+      </w:r>
+      <w:r>
+        <w:t xml:space="preserve">(best-effort). Nextflow also</w:t>
+      </w:r>
+      <w:r>
+        <w:t xml:space="preserve"> </w:t>
+      </w:r>
+      <w:r>
+        <w:t xml:space="preserve">writes</w:t>
+      </w:r>
+      <w:r>
+        <w:t xml:space="preserve"> </w:t>
+      </w:r>
+      <w:r>
+        <w:rPr>
+          <w:rStyle w:val="VerbatimChar"/>
+        </w:rPr>
+        <w:t xml:space="preserve">pipeline_info/</w:t>
+      </w:r>
+      <w:r>
+        <w:t xml:space="preserve"> </w:t>
+      </w:r>
+      <w:r>
+        <w:t xml:space="preserve">(execution report, timeline, trace).</w:t>
+      </w:r>
+    </w:p>
+    <w:bookmarkEnd w:id="55"/>
+    <w:bookmarkEnd w:id="56"/>
+    <w:bookmarkStart w:id="57" w:name="X241d1ce4dfadebd8a3ce4eb3dced58f34b9d148"/>
+    <w:p>
+      <w:pPr>
+        <w:pStyle w:val="Heading1"/>
+      </w:pPr>
+      <w:r>
+        <w:rPr>
+          <w:rStyle w:val="SectionNumber"/>
+        </w:rPr>
+        <w:t xml:space="preserve">12</w:t>
+      </w:r>
+      <w:r>
+        <w:tab/>
+      </w:r>
+      <w:r>
+        <w:t xml:space="preserve">12. Layer 2 — the One Health comparative analysis</w:t>
       </w:r>
     </w:p>
     <w:p>
       <w:pPr>
-        <w:pStyle w:val="BodyText"/>
-      </w:pPr>
-      <w:r>
-        <w:rPr>
-          <w:b/>
-          <w:bCs/>
-        </w:rPr>
-        <w:t xml:space="preserve">Read every resistance call through its confidence flag.</w:t>
-      </w:r>
-      <w:r>
-        <w:t xml:space="preserve"> </w:t>
-      </w:r>
-      <w:r>
-        <w:t xml:space="preserve">A</w:t>
-      </w:r>
-      <w:r>
-        <w:t xml:space="preserve"> </w:t>
-      </w:r>
-      <w:r>
-        <w:rPr>
-          <w:rStyle w:val="VerbatimChar"/>
-        </w:rPr>
-        <w:t xml:space="preserve">provisional_ont_only</w:t>
-      </w:r>
-      <w:r>
-        <w:t xml:space="preserve"> </w:t>
-      </w:r>
-      <w:r>
-        <w:t xml:space="preserve">substitution</w:t>
-      </w:r>
-      <w:r>
-        <w:t xml:space="preserve"> </w:t>
-      </w:r>
-      <w:r>
-        <w:t xml:space="preserve">or frameshift may be a homopolymer artefact — confirm with a hybrid polish (add Illumina reads and</w:t>
-      </w:r>
-      <w:r>
-        <w:t xml:space="preserve"> </w:t>
-      </w:r>
-      <w:r>
-        <w:t xml:space="preserve">re-run) before reporting it. The</w:t>
-      </w:r>
-      <w:r>
-        <w:t xml:space="preserve"> </w:t>
-      </w:r>
-      <w:r>
-        <w:rPr>
-          <w:b/>
-          <w:bCs/>
-        </w:rPr>
-        <w:t xml:space="preserve">cyp51A promoter TR</w:t>
-      </w:r>
-      <w:r>
-        <w:t xml:space="preserve"> </w:t>
-      </w:r>
-      <w:r>
-        <w:t xml:space="preserve">is structural and more robust to ONT error,</w:t>
-      </w:r>
-      <w:r>
-        <w:t xml:space="preserve"> </w:t>
-      </w:r>
-      <w:r>
-        <w:t xml:space="preserve">but still confirm the paired coding mutation.</w:t>
-      </w:r>
-      <w:r>
-        <w:t xml:space="preserve"> </w:t>
-      </w:r>
-      <w:r>
-        <w:rPr>
-          <w:b/>
-          <w:bCs/>
-        </w:rPr>
-        <w:t xml:space="preserve">Every resistance call is a genotype</w:t>
-      </w:r>
-      <w:r>
-        <w:t xml:space="preserve"> </w:t>
-      </w:r>
-      <w:r>
-        <w:t xml:space="preserve">— MIC/AFST is</w:t>
-      </w:r>
-      <w:r>
-        <w:t xml:space="preserve"> </w:t>
-      </w:r>
-      <w:r>
-        <w:t xml:space="preserve">required for a clinical statement.</w:t>
+        <w:pStyle w:val="FirstParagraph"/>
+      </w:pPr>
+      <w:r>
+        <w:rPr>
+          <w:rStyle w:val="VerbatimChar"/>
+        </w:rPr>
+        <w:t xml:space="preserve">analysis/</w:t>
+      </w:r>
+      <w:r>
+        <w:t xml:space="preserve"> </w:t>
+      </w:r>
+      <w:r>
+        <w:t xml:space="preserve">is a set of</w:t>
+      </w:r>
+      <w:r>
+        <w:t xml:space="preserve"> </w:t>
+      </w:r>
+      <w:r>
+        <w:rPr>
+          <w:b/>
+          <w:bCs/>
+        </w:rPr>
+        <w:t xml:space="preserve">R objective scripts</w:t>
+      </w:r>
+      <w:r>
+        <w:t xml:space="preserve"> </w:t>
+      </w:r>
+      <w:r>
+        <w:t xml:space="preserve">that consume only the master rows — the same</w:t>
+      </w:r>
+      <w:r>
+        <w:t xml:space="preserve"> </w:t>
+      </w:r>
+      <w:r>
+        <w:t xml:space="preserve">decoupling the bacterial study uses. Run after the pipeline has produced master TSVs:</w:t>
       </w:r>
     </w:p>
     <w:p>
       <w:pPr>
-        <w:pStyle w:val="BodyText"/>
-      </w:pPr>
-      <w:r>
-        <w:rPr>
-          <w:b/>
-          <w:bCs/>
-        </w:rPr>
-        <w:t xml:space="preserve">Read species calls through confidence and method.</w:t>
-      </w:r>
-      <w:r>
-        <w:t xml:space="preserve"> </w:t>
-      </w:r>
-      <w:r>
-        <w:rPr>
-          <w:rStyle w:val="VerbatimChar"/>
-        </w:rPr>
-        <w:t xml:space="preserve">high</w:t>
-      </w:r>
-      <w:r>
-        <w:t xml:space="preserve">/</w:t>
-      </w:r>
-      <w:r>
-        <w:rPr>
-          <w:rStyle w:val="VerbatimChar"/>
-        </w:rPr>
-        <w:t xml:space="preserve">GCPSR</w:t>
-      </w:r>
-      <w:r>
-        <w:t xml:space="preserve"> </w:t>
-      </w:r>
-      <w:r>
-        <w:t xml:space="preserve">(ITS + genome ANI concordant)</w:t>
-      </w:r>
-      <w:r>
-        <w:t xml:space="preserve"> </w:t>
-      </w:r>
-      <w:r>
-        <w:t xml:space="preserve">is trustworthy;</w:t>
-      </w:r>
-      <w:r>
-        <w:t xml:space="preserve"> </w:t>
-      </w:r>
-      <w:r>
-        <w:rPr>
-          <w:rStyle w:val="VerbatimChar"/>
-        </w:rPr>
-        <w:t xml:space="preserve">medium</w:t>
-      </w:r>
-      <w:r>
-        <w:t xml:space="preserve">/</w:t>
-      </w:r>
-      <w:r>
-        <w:rPr>
-          <w:rStyle w:val="VerbatimChar"/>
-        </w:rPr>
-        <w:t xml:space="preserve">low</w:t>
-      </w:r>
-      <w:r>
-        <w:t xml:space="preserve"> </w:t>
-      </w:r>
-      <w:r>
-        <w:t xml:space="preserve">(ITS below species threshold, or genus-only) needs multi-locus</w:t>
-      </w:r>
-      <w:r>
-        <w:t xml:space="preserve"> </w:t>
-      </w:r>
-      <w:r>
-        <w:t xml:space="preserve">confirmation. A</w:t>
-      </w:r>
-      <w:r>
-        <w:t xml:space="preserve"> </w:t>
-      </w:r>
-      <w:r>
-        <w:rPr>
-          <w:rStyle w:val="VerbatimChar"/>
-        </w:rPr>
-        <w:t xml:space="preserve">candidate_novel_species</w:t>
-      </w:r>
-      <w:r>
-        <w:t xml:space="preserve"> </w:t>
-      </w:r>
-      <w:r>
-        <w:t xml:space="preserve">verdict is a hypothesis for polyphasic follow-up, not a</w:t>
-      </w:r>
-      <w:r>
-        <w:t xml:space="preserve"> </w:t>
-      </w:r>
-      <w:r>
-        <w:t xml:space="preserve">described species.</w:t>
+        <w:pStyle w:val="SourceCode"/>
+      </w:pPr>
+      <w:r>
+        <w:rPr>
+          <w:rStyle w:val="ExtensionTok"/>
+        </w:rPr>
+        <w:t xml:space="preserve">analysis/run_downstream.sh</w:t>
+      </w:r>
+      <w:r>
+        <w:rPr>
+          <w:rStyle w:val="NormalTok"/>
+        </w:rPr>
+        <w:t xml:space="preserve"> results/ </w:t>
+      </w:r>
+      <w:r>
+        <w:rPr>
+          <w:rStyle w:val="PreprocessorTok"/>
+        </w:rPr>
+        <w:t xml:space="preserve">[</w:t>
+      </w:r>
+      <w:r>
+        <w:rPr>
+          <w:rStyle w:val="SpecialStringTok"/>
+        </w:rPr>
+        <w:t xml:space="preserve">sample_metadata.csv</w:t>
+      </w:r>
+      <w:r>
+        <w:rPr>
+          <w:rStyle w:val="PreprocessorTok"/>
+        </w:rPr>
+        <w:t xml:space="preserve">]</w:t>
       </w:r>
     </w:p>
     <w:p>
       <w:pPr>
-        <w:pStyle w:val="BodyText"/>
-      </w:pPr>
-      <w:r>
-        <w:rPr>
-          <w:b/>
-          <w:bCs/>
-        </w:rPr>
-        <w:t xml:space="preserve">Know the current placeholders.</w:t>
-      </w:r>
-      <w:r>
-        <w:t xml:space="preserve"> </w:t>
-      </w:r>
-      <w:r>
-        <w:t xml:space="preserve">Decontamination keeps all contigs (BlobTools/organelle</w:t>
-      </w:r>
-      <w:r>
-        <w:t xml:space="preserve"> </w:t>
-      </w:r>
-      <w:r>
-        <w:t xml:space="preserve">extraction pending), efflux over-expression and ploidy are reported as presence/</w:t>
-      </w:r>
-      <w:r>
-        <w:rPr>
-          <w:rStyle w:val="VerbatimChar"/>
-        </w:rPr>
-        <w:t xml:space="preserve">NA</w:t>
-      </w:r>
-      <w:r>
-        <w:t xml:space="preserve"> </w:t>
-      </w:r>
-      <w:r>
-        <w:t xml:space="preserve">(need</w:t>
-      </w:r>
-      <w:r>
-        <w:t xml:space="preserve"> </w:t>
-      </w:r>
-      <w:r>
-        <w:t xml:space="preserve">RNA-seq/read-based tools), and MARDy is not fetched. These are documented honestly in the code and</w:t>
-      </w:r>
-      <w:r>
-        <w:t xml:space="preserve"> </w:t>
-      </w:r>
-      <w:r>
-        <w:t xml:space="preserve">this manual; do not over-read them.</w:t>
-      </w:r>
-    </w:p>
-    <w:bookmarkEnd w:id="57"/>
-    <w:bookmarkStart w:id="58" w:name="troubleshooting"/>
-    <w:p>
-      <w:pPr>
-        <w:pStyle w:val="Heading1"/>
-      </w:pPr>
-      <w:r>
-        <w:rPr>
-          <w:rStyle w:val="SectionNumber"/>
-        </w:rPr>
-        <w:t xml:space="preserve">14</w:t>
-      </w:r>
-      <w:r>
-        <w:tab/>
-      </w:r>
-      <w:r>
-        <w:t xml:space="preserve">14. Troubleshooting</w:t>
+        <w:pStyle w:val="FirstParagraph"/>
+      </w:pPr>
+      <w:r>
+        <w:t xml:space="preserve">Flow:</w:t>
+      </w:r>
+      <w:r>
+        <w:t xml:space="preserve"> </w:t>
+      </w:r>
+      <w:r>
+        <w:rPr>
+          <w:rStyle w:val="VerbatimChar"/>
+        </w:rPr>
+        <w:t xml:space="preserve">01_merge_metadata.R</w:t>
+      </w:r>
+      <w:r>
+        <w:t xml:space="preserve"> </w:t>
+      </w:r>
+      <w:r>
+        <w:t xml:space="preserve">gathers every</w:t>
+      </w:r>
+      <w:r>
+        <w:t xml:space="preserve"> </w:t>
+      </w:r>
+      <w:r>
+        <w:rPr>
+          <w:rStyle w:val="VerbatimChar"/>
+        </w:rPr>
+        <w:t xml:space="preserve">04_summary/*.master.tsv</w:t>
+      </w:r>
+      <w:r>
+        <w:t xml:space="preserve"> </w:t>
+      </w:r>
+      <w:r>
+        <w:t xml:space="preserve">(falling back to</w:t>
+      </w:r>
+      <w:r>
+        <w:t xml:space="preserve"> </w:t>
+      </w:r>
+      <w:r>
+        <w:rPr>
+          <w:rStyle w:val="VerbatimChar"/>
+        </w:rPr>
+        <w:t xml:space="preserve">*/14_report/*.master.tsv</w:t>
+      </w:r>
+      <w:r>
+        <w:t xml:space="preserve">) and optionally left-joins richer sample metadata (air volume,</w:t>
+      </w:r>
+      <w:r>
+        <w:t xml:space="preserve"> </w:t>
+      </w:r>
+      <w:r>
+        <w:t xml:space="preserve">health-seeking, …) by sample id;</w:t>
+      </w:r>
+      <w:r>
+        <w:t xml:space="preserve"> </w:t>
+      </w:r>
+      <w:r>
+        <w:rPr>
+          <w:rStyle w:val="VerbatimChar"/>
+        </w:rPr>
+        <w:t xml:space="preserve">02_recover_metadata.R</w:t>
+      </w:r>
+      <w:r>
+        <w:t xml:space="preserve"> </w:t>
+      </w:r>
+      <w:r>
+        <w:t xml:space="preserve">standardises compartment/env and derives</w:t>
+      </w:r>
+      <w:r>
+        <w:t xml:space="preserve"> </w:t>
+      </w:r>
+      <w:r>
+        <w:t xml:space="preserve">resistance/novelty/BGC logicals into</w:t>
+      </w:r>
+      <w:r>
+        <w:t xml:space="preserve"> </w:t>
+      </w:r>
+      <w:r>
+        <w:rPr>
+          <w:rStyle w:val="VerbatimChar"/>
+        </w:rPr>
+        <w:t xml:space="preserve">output/analysis_dataset.csv</w:t>
+      </w:r>
+      <w:r>
+        <w:t xml:space="preserve">, which every objective reads. The</w:t>
+      </w:r>
+      <w:r>
+        <w:t xml:space="preserve"> </w:t>
+      </w:r>
+      <w:r>
+        <w:t xml:space="preserve">eight objectives:</w:t>
       </w:r>
     </w:p>
     <w:tbl>
@@ -16843,18 +16482,18 @@
               <w:pStyle w:val="Compact"/>
             </w:pPr>
             <w:r>
-              <w:t xml:space="preserve">Symptom</w:t>
-            </w:r>
-          </w:p>
-        </w:tc>
-        <w:tc>
-          <w:tcPr/>
-          <w:p>
-            <w:pPr>
-              <w:pStyle w:val="Compact"/>
-            </w:pPr>
-            <w:r>
-              <w:t xml:space="preserve">Cause / fix</w:t>
+              <w:t xml:space="preserve">Script</w:t>
+            </w:r>
+          </w:p>
+        </w:tc>
+        <w:tc>
+          <w:tcPr/>
+          <w:p>
+            <w:pPr>
+              <w:pStyle w:val="Compact"/>
+            </w:pPr>
+            <w:r>
+              <w:t xml:space="preserve">Objective</w:t>
             </w:r>
           </w:p>
         </w:tc>
@@ -16870,39 +16509,18 @@
               <w:rPr>
                 <w:rStyle w:val="VerbatimChar"/>
               </w:rPr>
-              <w:t xml:space="preserve">Missing --samplesheet</w:t>
-            </w:r>
-            <w:r>
-              <w:t xml:space="preserve"> </w:t>
-            </w:r>
-            <w:r>
-              <w:t xml:space="preserve">at launch</w:t>
-            </w:r>
-          </w:p>
-        </w:tc>
-        <w:tc>
-          <w:tcPr/>
-          <w:p>
-            <w:pPr>
-              <w:pStyle w:val="Compact"/>
-            </w:pPr>
-            <w:r>
-              <w:t xml:space="preserve">provide</w:t>
-            </w:r>
-            <w:r>
-              <w:t xml:space="preserve"> </w:t>
-            </w:r>
-            <w:r>
-              <w:rPr>
-                <w:rStyle w:val="VerbatimChar"/>
-              </w:rPr>
-              <w:t xml:space="preserve">--samplesheet s.csv</w:t>
-            </w:r>
-            <w:r>
-              <w:t xml:space="preserve"> </w:t>
-            </w:r>
-            <w:r>
-              <w:t xml:space="preserve">with the seven columns</w:t>
+              <w:t xml:space="preserve">03_objective1_composition.R</w:t>
+            </w:r>
+          </w:p>
+        </w:tc>
+        <w:tc>
+          <w:tcPr/>
+          <w:p>
+            <w:pPr>
+              <w:pStyle w:val="Compact"/>
+            </w:pPr>
+            <w:r>
+              <w:t xml:space="preserve">community composition &amp; ID (richness, compartment PERMANOVA, priority pathogens)</w:t>
             </w:r>
           </w:p>
         </w:tc>
@@ -16918,27 +16536,18 @@
               <w:rPr>
                 <w:rStyle w:val="VerbatimChar"/>
               </w:rPr>
-              <w:t xml:space="preserve">--basecall set but --dorado_model missing</w:t>
-            </w:r>
-          </w:p>
-        </w:tc>
-        <w:tc>
-          <w:tcPr/>
-          <w:p>
-            <w:pPr>
-              <w:pStyle w:val="Compact"/>
-            </w:pPr>
-            <w:r>
-              <w:t xml:space="preserve">pass</w:t>
-            </w:r>
-            <w:r>
-              <w:t xml:space="preserve"> </w:t>
-            </w:r>
-            <w:r>
-              <w:rPr>
-                <w:rStyle w:val="VerbatimChar"/>
-              </w:rPr>
-              <w:t xml:space="preserve">--dorado_model &lt;model&gt;</w:t>
+              <w:t xml:space="preserve">04_objective2_resistome.R</w:t>
+            </w:r>
+          </w:p>
+        </w:tc>
+        <w:tc>
+          <w:tcPr/>
+          <w:p>
+            <w:pPr>
+              <w:pStyle w:val="Compact"/>
+            </w:pPr>
+            <w:r>
+              <w:t xml:space="preserve">antifungal resistome by compartment (azole/echinocandin prevalence, cyp51A TR carriage, Fisher tests)</w:t>
             </w:r>
           </w:p>
         </w:tc>
@@ -16951,42 +16560,21 @@
               <w:pStyle w:val="Compact"/>
             </w:pPr>
             <w:r>
-              <w:t xml:space="preserve">ID / resistance / BGC empty, warning about</w:t>
-            </w:r>
-            <w:r>
-              <w:t xml:space="preserve"> </w:t>
-            </w:r>
-            <w:r>
               <w:rPr>
                 <w:rStyle w:val="VerbatimChar"/>
               </w:rPr>
-              <w:t xml:space="preserve">--data_dir</w:t>
-            </w:r>
-          </w:p>
-        </w:tc>
-        <w:tc>
-          <w:tcPr/>
-          <w:p>
-            <w:pPr>
-              <w:pStyle w:val="Compact"/>
-            </w:pPr>
-            <w:r>
-              <w:t xml:space="preserve">set</w:t>
-            </w:r>
-            <w:r>
-              <w:t xml:space="preserve"> </w:t>
-            </w:r>
-            <w:r>
-              <w:rPr>
-                <w:rStyle w:val="VerbatimChar"/>
-              </w:rPr>
-              <w:t xml:space="preserve">--data_dir /path/to/fungiforge_db</w:t>
-            </w:r>
-            <w:r>
-              <w:t xml:space="preserve"> </w:t>
-            </w:r>
-            <w:r>
-              <w:t xml:space="preserve">and stage the DBs (§6)</w:t>
+              <w:t xml:space="preserve">05_objective3_mobile.R</w:t>
+            </w:r>
+          </w:p>
+        </w:tc>
+        <w:tc>
+          <w:tcPr/>
+          <w:p>
+            <w:pPr>
+              <w:pStyle w:val="Compact"/>
+            </w:pPr>
+            <w:r>
+              <w:t xml:space="preserve">TE load &amp; mycovirus carriage by compartment</w:t>
             </w:r>
           </w:p>
         </w:tc>
@@ -16999,42 +16587,21 @@
               <w:pStyle w:val="Compact"/>
             </w:pPr>
             <w:r>
-              <w:t xml:space="preserve">Reference DBs invisible inside a container</w:t>
-            </w:r>
-          </w:p>
-        </w:tc>
-        <w:tc>
-          <w:tcPr/>
-          <w:p>
-            <w:pPr>
-              <w:pStyle w:val="Compact"/>
-            </w:pPr>
-            <w:r>
-              <w:t xml:space="preserve">the profile binds</w:t>
-            </w:r>
-            <w:r>
-              <w:t xml:space="preserve"> </w:t>
-            </w:r>
-            <w:r>
               <w:rPr>
                 <w:rStyle w:val="VerbatimChar"/>
               </w:rPr>
-              <w:t xml:space="preserve">--data_dir</w:t>
-            </w:r>
-            <w:r>
-              <w:t xml:space="preserve"> </w:t>
-            </w:r>
-            <w:r>
-              <w:t xml:space="preserve">automatically; ensure the path is correct and (Apptainer) in</w:t>
-            </w:r>
-            <w:r>
-              <w:t xml:space="preserve"> </w:t>
-            </w:r>
-            <w:r>
-              <w:rPr>
-                <w:rStyle w:val="VerbatimChar"/>
-              </w:rPr>
-              <w:t xml:space="preserve">APPTAINER_BINDPATH</w:t>
+              <w:t xml:space="preserve">06_objective4_transmission.R</w:t>
+            </w:r>
+          </w:p>
+        </w:tc>
+        <w:tc>
+          <w:tcPr/>
+          <w:p>
+            <w:pPr>
+              <w:pStyle w:val="Compact"/>
+            </w:pPr>
+            <w:r>
+              <w:t xml:space="preserve">cross-compartment clonality (candidate transmission; SNP/phylo confirm)</w:t>
             </w:r>
           </w:p>
         </w:tc>
@@ -17047,33 +16614,21 @@
               <w:pStyle w:val="Compact"/>
             </w:pPr>
             <w:r>
-              <w:t xml:space="preserve">Stage 07/11 take many hours locally</w:t>
-            </w:r>
-          </w:p>
-        </w:tc>
-        <w:tc>
-          <w:tcPr/>
-          <w:p>
-            <w:pPr>
-              <w:pStyle w:val="Compact"/>
-            </w:pPr>
-            <w:r>
-              <w:t xml:space="preserve">linux/amd64 emulation on arm64 hosts — run on a cluster, or accept the wall time; keep</w:t>
-            </w:r>
-            <w:r>
-              <w:t xml:space="preserve"> </w:t>
-            </w:r>
-            <w:r>
               <w:rPr>
                 <w:rStyle w:val="VerbatimChar"/>
               </w:rPr>
-              <w:t xml:space="preserve">--run_interproscan false</w:t>
-            </w:r>
-            <w:r>
-              <w:t xml:space="preserve"> </w:t>
-            </w:r>
-            <w:r>
-              <w:t xml:space="preserve">locally</w:t>
+              <w:t xml:space="preserve">07_objective5_risk.R</w:t>
+            </w:r>
+          </w:p>
+        </w:tc>
+        <w:tc>
+          <w:tcPr/>
+          <w:p>
+            <w:pPr>
+              <w:pStyle w:val="Compact"/>
+            </w:pPr>
+            <w:r>
+              <w:t xml:space="preserve">mixed-effects risk drivers (facility random effect) of resistance/priority carriage</w:t>
             </w:r>
           </w:p>
         </w:tc>
@@ -17086,63 +16641,37 @@
               <w:pStyle w:val="Compact"/>
             </w:pPr>
             <w:r>
-              <w:t xml:space="preserve">antiSMASH</w:t>
+              <w:rPr>
+                <w:rStyle w:val="VerbatimChar"/>
+              </w:rPr>
+              <w:t xml:space="preserve">08_objective6_virulence.R</w:t>
+            </w:r>
+          </w:p>
+        </w:tc>
+        <w:tc>
+          <w:tcPr/>
+          <w:p>
+            <w:pPr>
+              <w:pStyle w:val="Compact"/>
+            </w:pPr>
+            <w:r>
+              <w:t xml:space="preserve">virulence &amp; resistance×virulence convergence (e.g. azole-R</w:t>
             </w:r>
             <w:r>
               <w:t xml:space="preserve"> </w:t>
             </w:r>
             <w:r>
-              <w:t xml:space="preserve">“command not found”</w:t>
+              <w:rPr>
+                <w:i/>
+                <w:iCs/>
+              </w:rPr>
+              <w:t xml:space="preserve">A. fumigatus</w:t>
             </w:r>
             <w:r>
               <w:t xml:space="preserve"> </w:t>
             </w:r>
             <w:r>
-              <w:t xml:space="preserve">/ container exits immediately</w:t>
-            </w:r>
-          </w:p>
-        </w:tc>
-        <w:tc>
-          <w:tcPr/>
-          <w:p>
-            <w:pPr>
-              <w:pStyle w:val="Compact"/>
-            </w:pPr>
-            <w:r>
-              <w:t xml:space="preserve">the</w:t>
-            </w:r>
-            <w:r>
-              <w:t xml:space="preserve"> </w:t>
-            </w:r>
-            <w:r>
-              <w:rPr>
-                <w:rStyle w:val="VerbatimChar"/>
-              </w:rPr>
-              <w:t xml:space="preserve">bgc</w:t>
-            </w:r>
-            <w:r>
-              <w:t xml:space="preserve"> </w:t>
-            </w:r>
-            <w:r>
-              <w:t xml:space="preserve">label clears the image entrypoint (</w:t>
-            </w:r>
-            <w:r>
-              <w:rPr>
-                <w:rStyle w:val="VerbatimChar"/>
-              </w:rPr>
-              <w:t xml:space="preserve">--entrypoint=""</w:t>
-            </w:r>
-            <w:r>
-              <w:t xml:space="preserve">); keep that in</w:t>
-            </w:r>
-            <w:r>
-              <w:t xml:space="preserve"> </w:t>
-            </w:r>
-            <w:r>
-              <w:rPr>
-                <w:rStyle w:val="VerbatimChar"/>
-              </w:rPr>
-              <w:t xml:space="preserve">conf/base.config</w:t>
+              <w:t xml:space="preserve">from air)</w:t>
             </w:r>
           </w:p>
         </w:tc>
@@ -17155,39 +16684,21 @@
               <w:pStyle w:val="Compact"/>
             </w:pPr>
             <w:r>
-              <w:t xml:space="preserve">Medaka/Funannotate crash on</w:t>
-            </w:r>
-            <w:r>
-              <w:t xml:space="preserve"> </w:t>
-            </w:r>
-            <w:r>
               <w:rPr>
                 <w:rStyle w:val="VerbatimChar"/>
               </w:rPr>
-              <w:t xml:space="preserve">getpass.getuser()</w:t>
-            </w:r>
-          </w:p>
-        </w:tc>
-        <w:tc>
-          <w:tcPr/>
-          <w:p>
-            <w:pPr>
-              <w:pStyle w:val="Compact"/>
-            </w:pPr>
-            <w:r>
-              <w:t xml:space="preserve">the Docker profile sets</w:t>
-            </w:r>
-            <w:r>
-              <w:t xml:space="preserve"> </w:t>
-            </w:r>
-            <w:r>
-              <w:rPr>
-                <w:rStyle w:val="VerbatimChar"/>
-              </w:rPr>
-              <w:t xml:space="preserve">-e HOME=/tmp -e USER=fungiforge</w:t>
-            </w:r>
-            <w:r>
-              <w:t xml:space="preserve">; keep it</w:t>
+              <w:t xml:space="preserve">09_objective7_connectivity.R</w:t>
+            </w:r>
+          </w:p>
+        </w:tc>
+        <w:tc>
+          <w:tcPr/>
+          <w:p>
+            <w:pPr>
+              <w:pStyle w:val="Compact"/>
+            </w:pPr>
+            <w:r>
+              <w:t xml:space="preserve">shared BGC / mobile-unit connectivity across compartments (BiG-SCAPE + skani)</w:t>
             </w:r>
           </w:p>
         </w:tc>
@@ -17200,39 +16711,551 @@
               <w:pStyle w:val="Compact"/>
             </w:pPr>
             <w:r>
-              <w:t xml:space="preserve">ITSx aborts</w:t>
-            </w:r>
-            <w:r>
-              <w:t xml:space="preserve"> </w:t>
-            </w:r>
-            <w:r>
-              <w:t xml:space="preserve">“over comparison pipeline limit”</w:t>
-            </w:r>
-          </w:p>
-        </w:tc>
-        <w:tc>
-          <w:tcPr/>
-          <w:p>
-            <w:pPr>
-              <w:pStyle w:val="Compact"/>
-            </w:pPr>
-            <w:r>
-              <w:t xml:space="preserve">it was handed a whole chromosome —</w:t>
-            </w:r>
-            <w:r>
-              <w:t xml:space="preserve"> </w:t>
-            </w:r>
-            <w:r>
               <w:rPr>
                 <w:rStyle w:val="VerbatimChar"/>
               </w:rPr>
-              <w:t xml:space="preserve">extract_rrna_region.py</w:t>
-            </w:r>
-            <w:r>
-              <w:t xml:space="preserve"> </w:t>
-            </w:r>
-            <w:r>
-              <w:t xml:space="preserve">windows the rRNA operon first; ensure barrnap ran</w:t>
+              <w:t xml:space="preserve">10_objective8_novelty.R</w:t>
+            </w:r>
+          </w:p>
+        </w:tc>
+        <w:tc>
+          <w:tcPr/>
+          <w:p>
+            <w:pPr>
+              <w:pStyle w:val="Compact"/>
+            </w:pPr>
+            <w:r>
+              <w:t xml:space="preserve">candidate novel species + novel BGCs / production potential</w:t>
+            </w:r>
+          </w:p>
+        </w:tc>
+      </w:tr>
+    </w:tbl>
+    <w:p>
+      <w:pPr>
+        <w:pStyle w:val="BodyText"/>
+      </w:pPr>
+      <w:r>
+        <w:t xml:space="preserve">Conventions match the bacterial study: a shared</w:t>
+      </w:r>
+      <w:r>
+        <w:t xml:space="preserve"> </w:t>
+      </w:r>
+      <w:r>
+        <w:rPr>
+          <w:rStyle w:val="VerbatimChar"/>
+        </w:rPr>
+        <w:t xml:space="preserve">_theme.R</w:t>
+      </w:r>
+      <w:r>
+        <w:t xml:space="preserve"> </w:t>
+      </w:r>
+      <w:r>
+        <w:t xml:space="preserve">with the fixed AIR/HUMAN/SURFACE</w:t>
+      </w:r>
+      <w:r>
+        <w:t xml:space="preserve"> </w:t>
+      </w:r>
+      <w:r>
+        <w:t xml:space="preserve">palette,</w:t>
+      </w:r>
+      <w:r>
+        <w:t xml:space="preserve"> </w:t>
+      </w:r>
+      <w:r>
+        <w:rPr>
+          <w:rStyle w:val="VerbatimChar"/>
+        </w:rPr>
+        <w:t xml:space="preserve">set.seed(20260729)</w:t>
+      </w:r>
+      <w:r>
+        <w:t xml:space="preserve">, self-resolving</w:t>
+      </w:r>
+      <w:r>
+        <w:t xml:space="preserve"> </w:t>
+      </w:r>
+      <w:r>
+        <w:rPr>
+          <w:rStyle w:val="VerbatimChar"/>
+        </w:rPr>
+        <w:t xml:space="preserve">output/objectiveN</w:t>
+      </w:r>
+      <w:r>
+        <w:t xml:space="preserve"> </w:t>
+      </w:r>
+      <w:r>
+        <w:t xml:space="preserve">+</w:t>
+      </w:r>
+      <w:r>
+        <w:t xml:space="preserve"> </w:t>
+      </w:r>
+      <w:r>
+        <w:rPr>
+          <w:rStyle w:val="VerbatimChar"/>
+        </w:rPr>
+        <w:t xml:space="preserve">figures/objectiveN</w:t>
+      </w:r>
+      <w:r>
+        <w:t xml:space="preserve">, and</w:t>
+      </w:r>
+      <w:r>
+        <w:t xml:space="preserve"> </w:t>
+      </w:r>
+      <w:r>
+        <w:rPr>
+          <w:rStyle w:val="VerbatimChar"/>
+        </w:rPr>
+        <w:t xml:space="preserve">FigureN_*</w:t>
+      </w:r>
+      <w:r>
+        <w:t xml:space="preserve"> </w:t>
+      </w:r>
+      <w:r>
+        <w:t xml:space="preserve">PNG+PDF at 300 dpi. The outputs are the substrate for the manuscript and seminar deck</w:t>
+      </w:r>
+      <w:r>
+        <w:t xml:space="preserve"> </w:t>
+      </w:r>
+      <w:r>
+        <w:t xml:space="preserve">(built with the</w:t>
+      </w:r>
+      <w:r>
+        <w:t xml:space="preserve"> </w:t>
+      </w:r>
+      <w:r>
+        <w:rPr>
+          <w:rStyle w:val="VerbatimChar"/>
+        </w:rPr>
+        <w:t xml:space="preserve">scideck</w:t>
+      </w:r>
+      <w:r>
+        <w:t xml:space="preserve"> </w:t>
+      </w:r>
+      <w:r>
+        <w:t xml:space="preserve">engine).</w:t>
+      </w:r>
+    </w:p>
+    <w:p>
+      <w:pPr>
+        <w:pStyle w:val="BlockText"/>
+      </w:pPr>
+      <w:r>
+        <w:rPr>
+          <w:b/>
+          <w:bCs/>
+        </w:rPr>
+        <w:t xml:space="preserve">Status.</w:t>
+      </w:r>
+      <w:r>
+        <w:t xml:space="preserve"> </w:t>
+      </w:r>
+      <w:r>
+        <w:t xml:space="preserve">The objective scripts are scaffolds: several (connectivity, some risk models) emit</w:t>
+      </w:r>
+      <w:r>
+        <w:t xml:space="preserve"> </w:t>
+      </w:r>
+      <w:r>
+        <w:t xml:space="preserve">summary tables and note where the full analysis (BiG-SCAPE GCF networks, SNP/phylogenetic</w:t>
+      </w:r>
+      <w:r>
+        <w:t xml:space="preserve"> </w:t>
+      </w:r>
+      <w:r>
+        <w:t xml:space="preserve">confirmation) plugs in. They run against real master rows without modification.</w:t>
+      </w:r>
+    </w:p>
+    <w:bookmarkEnd w:id="57"/>
+    <w:bookmarkStart w:id="58" w:name="interpreting-results"/>
+    <w:p>
+      <w:pPr>
+        <w:pStyle w:val="Heading1"/>
+      </w:pPr>
+      <w:r>
+        <w:rPr>
+          <w:rStyle w:val="SectionNumber"/>
+        </w:rPr>
+        <w:t xml:space="preserve">13</w:t>
+      </w:r>
+      <w:r>
+        <w:tab/>
+      </w:r>
+      <w:r>
+        <w:t xml:space="preserve">13. Interpreting results</w:t>
+      </w:r>
+    </w:p>
+    <w:p>
+      <w:pPr>
+        <w:pStyle w:val="FirstParagraph"/>
+      </w:pPr>
+      <w:r>
+        <w:rPr>
+          <w:b/>
+          <w:bCs/>
+        </w:rPr>
+        <w:t xml:space="preserve">Machinery-proven vs needs-real-data.</w:t>
+      </w:r>
+      <w:r>
+        <w:t xml:space="preserve"> </w:t>
+      </w:r>
+      <w:r>
+        <w:t xml:space="preserve">On the</w:t>
+      </w:r>
+      <w:r>
+        <w:t xml:space="preserve"> </w:t>
+      </w:r>
+      <w:r>
+        <w:rPr>
+          <w:rStyle w:val="VerbatimChar"/>
+        </w:rPr>
+        <w:t xml:space="preserve">test</w:t>
+      </w:r>
+      <w:r>
+        <w:t xml:space="preserve"> </w:t>
+      </w:r>
+      <w:r>
+        <w:t xml:space="preserve">fixture and</w:t>
+      </w:r>
+      <w:r>
+        <w:t xml:space="preserve"> </w:t>
+      </w:r>
+      <w:r>
+        <w:rPr>
+          <w:rStyle w:val="VerbatimChar"/>
+        </w:rPr>
+        <w:t xml:space="preserve">-stub-run</w:t>
+      </w:r>
+      <w:r>
+        <w:t xml:space="preserve"> </w:t>
+      </w:r>
+      <w:r>
+        <w:t xml:space="preserve">the DAG</w:t>
+      </w:r>
+      <w:r>
+        <w:t xml:space="preserve"> </w:t>
+      </w:r>
+      <w:r>
+        <w:rPr>
+          <w:i/>
+          <w:iCs/>
+        </w:rPr>
+        <w:t xml:space="preserve">runs</w:t>
+      </w:r>
+      <w:r>
+        <w:t xml:space="preserve"> </w:t>
+      </w:r>
+      <w:r>
+        <w:t xml:space="preserve">and</w:t>
+      </w:r>
+      <w:r>
+        <w:t xml:space="preserve"> </w:t>
+      </w:r>
+      <w:r>
+        <w:t xml:space="preserve">the JSON contracts</w:t>
+      </w:r>
+      <w:r>
+        <w:t xml:space="preserve"> </w:t>
+      </w:r>
+      <w:r>
+        <w:rPr>
+          <w:i/>
+          <w:iCs/>
+        </w:rPr>
+        <w:t xml:space="preserve">fire</w:t>
+      </w:r>
+      <w:r>
+        <w:t xml:space="preserve">, but the numbers are not biology. Treat as machinery-proven only until a</w:t>
+      </w:r>
+      <w:r>
+        <w:t xml:space="preserve"> </w:t>
+      </w:r>
+      <w:r>
+        <w:t xml:space="preserve">real isolate is processed.</w:t>
+      </w:r>
+    </w:p>
+    <w:p>
+      <w:pPr>
+        <w:pStyle w:val="BodyText"/>
+      </w:pPr>
+      <w:r>
+        <w:rPr>
+          <w:b/>
+          <w:bCs/>
+        </w:rPr>
+        <w:t xml:space="preserve">Read every resistance call through its confidence flag.</w:t>
+      </w:r>
+      <w:r>
+        <w:t xml:space="preserve"> </w:t>
+      </w:r>
+      <w:r>
+        <w:t xml:space="preserve">A</w:t>
+      </w:r>
+      <w:r>
+        <w:t xml:space="preserve"> </w:t>
+      </w:r>
+      <w:r>
+        <w:rPr>
+          <w:rStyle w:val="VerbatimChar"/>
+        </w:rPr>
+        <w:t xml:space="preserve">provisional_ont_only</w:t>
+      </w:r>
+      <w:r>
+        <w:t xml:space="preserve"> </w:t>
+      </w:r>
+      <w:r>
+        <w:t xml:space="preserve">substitution</w:t>
+      </w:r>
+      <w:r>
+        <w:t xml:space="preserve"> </w:t>
+      </w:r>
+      <w:r>
+        <w:t xml:space="preserve">or frameshift may be a homopolymer artefact — confirm with a hybrid polish (add Illumina reads and</w:t>
+      </w:r>
+      <w:r>
+        <w:t xml:space="preserve"> </w:t>
+      </w:r>
+      <w:r>
+        <w:t xml:space="preserve">re-run) before reporting it. The</w:t>
+      </w:r>
+      <w:r>
+        <w:t xml:space="preserve"> </w:t>
+      </w:r>
+      <w:r>
+        <w:rPr>
+          <w:b/>
+          <w:bCs/>
+        </w:rPr>
+        <w:t xml:space="preserve">cyp51A promoter TR</w:t>
+      </w:r>
+      <w:r>
+        <w:t xml:space="preserve"> </w:t>
+      </w:r>
+      <w:r>
+        <w:t xml:space="preserve">is structural and more robust to ONT error,</w:t>
+      </w:r>
+      <w:r>
+        <w:t xml:space="preserve"> </w:t>
+      </w:r>
+      <w:r>
+        <w:t xml:space="preserve">but still confirm the paired coding mutation.</w:t>
+      </w:r>
+      <w:r>
+        <w:t xml:space="preserve"> </w:t>
+      </w:r>
+      <w:r>
+        <w:rPr>
+          <w:b/>
+          <w:bCs/>
+        </w:rPr>
+        <w:t xml:space="preserve">Every resistance call is a genotype</w:t>
+      </w:r>
+      <w:r>
+        <w:t xml:space="preserve"> </w:t>
+      </w:r>
+      <w:r>
+        <w:t xml:space="preserve">— MIC/AFST is</w:t>
+      </w:r>
+      <w:r>
+        <w:t xml:space="preserve"> </w:t>
+      </w:r>
+      <w:r>
+        <w:t xml:space="preserve">required for a clinical statement.</w:t>
+      </w:r>
+    </w:p>
+    <w:p>
+      <w:pPr>
+        <w:pStyle w:val="BodyText"/>
+      </w:pPr>
+      <w:r>
+        <w:rPr>
+          <w:b/>
+          <w:bCs/>
+        </w:rPr>
+        <w:t xml:space="preserve">Read species calls through confidence and method.</w:t>
+      </w:r>
+      <w:r>
+        <w:t xml:space="preserve"> </w:t>
+      </w:r>
+      <w:r>
+        <w:rPr>
+          <w:rStyle w:val="VerbatimChar"/>
+        </w:rPr>
+        <w:t xml:space="preserve">high</w:t>
+      </w:r>
+      <w:r>
+        <w:t xml:space="preserve">/</w:t>
+      </w:r>
+      <w:r>
+        <w:rPr>
+          <w:rStyle w:val="VerbatimChar"/>
+        </w:rPr>
+        <w:t xml:space="preserve">GCPSR</w:t>
+      </w:r>
+      <w:r>
+        <w:t xml:space="preserve"> </w:t>
+      </w:r>
+      <w:r>
+        <w:t xml:space="preserve">(ITS + genome ANI concordant)</w:t>
+      </w:r>
+      <w:r>
+        <w:t xml:space="preserve"> </w:t>
+      </w:r>
+      <w:r>
+        <w:t xml:space="preserve">is trustworthy;</w:t>
+      </w:r>
+      <w:r>
+        <w:t xml:space="preserve"> </w:t>
+      </w:r>
+      <w:r>
+        <w:rPr>
+          <w:rStyle w:val="VerbatimChar"/>
+        </w:rPr>
+        <w:t xml:space="preserve">medium</w:t>
+      </w:r>
+      <w:r>
+        <w:t xml:space="preserve">/</w:t>
+      </w:r>
+      <w:r>
+        <w:rPr>
+          <w:rStyle w:val="VerbatimChar"/>
+        </w:rPr>
+        <w:t xml:space="preserve">low</w:t>
+      </w:r>
+      <w:r>
+        <w:t xml:space="preserve"> </w:t>
+      </w:r>
+      <w:r>
+        <w:t xml:space="preserve">(ITS below species threshold, or genus-only) needs multi-locus</w:t>
+      </w:r>
+      <w:r>
+        <w:t xml:space="preserve"> </w:t>
+      </w:r>
+      <w:r>
+        <w:t xml:space="preserve">confirmation. A</w:t>
+      </w:r>
+      <w:r>
+        <w:t xml:space="preserve"> </w:t>
+      </w:r>
+      <w:r>
+        <w:rPr>
+          <w:rStyle w:val="VerbatimChar"/>
+        </w:rPr>
+        <w:t xml:space="preserve">candidate_novel_species</w:t>
+      </w:r>
+      <w:r>
+        <w:t xml:space="preserve"> </w:t>
+      </w:r>
+      <w:r>
+        <w:t xml:space="preserve">verdict is a hypothesis for polyphasic follow-up, not a</w:t>
+      </w:r>
+      <w:r>
+        <w:t xml:space="preserve"> </w:t>
+      </w:r>
+      <w:r>
+        <w:t xml:space="preserve">described species.</w:t>
+      </w:r>
+    </w:p>
+    <w:p>
+      <w:pPr>
+        <w:pStyle w:val="BodyText"/>
+      </w:pPr>
+      <w:r>
+        <w:rPr>
+          <w:b/>
+          <w:bCs/>
+        </w:rPr>
+        <w:t xml:space="preserve">Know the current placeholders.</w:t>
+      </w:r>
+      <w:r>
+        <w:t xml:space="preserve"> </w:t>
+      </w:r>
+      <w:r>
+        <w:t xml:space="preserve">Decontamination keeps all contigs (BlobTools/organelle</w:t>
+      </w:r>
+      <w:r>
+        <w:t xml:space="preserve"> </w:t>
+      </w:r>
+      <w:r>
+        <w:t xml:space="preserve">extraction pending), efflux over-expression and ploidy are reported as presence/</w:t>
+      </w:r>
+      <w:r>
+        <w:rPr>
+          <w:rStyle w:val="VerbatimChar"/>
+        </w:rPr>
+        <w:t xml:space="preserve">NA</w:t>
+      </w:r>
+      <w:r>
+        <w:t xml:space="preserve"> </w:t>
+      </w:r>
+      <w:r>
+        <w:t xml:space="preserve">(need</w:t>
+      </w:r>
+      <w:r>
+        <w:t xml:space="preserve"> </w:t>
+      </w:r>
+      <w:r>
+        <w:t xml:space="preserve">RNA-seq/read-based tools), and MARDy is not fetched. These are documented honestly in the code and</w:t>
+      </w:r>
+      <w:r>
+        <w:t xml:space="preserve"> </w:t>
+      </w:r>
+      <w:r>
+        <w:t xml:space="preserve">this manual; do not over-read them.</w:t>
+      </w:r>
+    </w:p>
+    <w:bookmarkEnd w:id="58"/>
+    <w:bookmarkStart w:id="59" w:name="troubleshooting"/>
+    <w:p>
+      <w:pPr>
+        <w:pStyle w:val="Heading1"/>
+      </w:pPr>
+      <w:r>
+        <w:rPr>
+          <w:rStyle w:val="SectionNumber"/>
+        </w:rPr>
+        <w:t xml:space="preserve">14</w:t>
+      </w:r>
+      <w:r>
+        <w:tab/>
+      </w:r>
+      <w:r>
+        <w:t xml:space="preserve">14. Troubleshooting</w:t>
+      </w:r>
+    </w:p>
+    <w:tbl>
+      <w:tblPr>
+        <w:tblStyle w:val="Table"/>
+        <w:tblW w:type="pct" w:w="5000"/>
+        <w:tblLayout w:type="fixed"/>
+        <w:tblLook w:firstRow="1" w:lastRow="0" w:firstColumn="0" w:lastColumn="0" w:noHBand="0" w:noVBand="0" w:val="0020"/>
+      </w:tblPr>
+      <w:tblGrid>
+        <w:gridCol w:w="3960"/>
+        <w:gridCol w:w="3960"/>
+      </w:tblGrid>
+      <w:tr>
+        <w:trPr>
+          <w:tblHeader w:val="on"/>
+        </w:trPr>
+        <w:tc>
+          <w:tcPr/>
+          <w:p>
+            <w:pPr>
+              <w:pStyle w:val="Compact"/>
+            </w:pPr>
+            <w:r>
+              <w:t xml:space="preserve">Symptom</w:t>
+            </w:r>
+          </w:p>
+        </w:tc>
+        <w:tc>
+          <w:tcPr/>
+          <w:p>
+            <w:pPr>
+              <w:pStyle w:val="Compact"/>
+            </w:pPr>
+            <w:r>
+              <w:t xml:space="preserve">Cause / fix</w:t>
             </w:r>
           </w:p>
         </w:tc>
@@ -17245,57 +17268,42 @@
               <w:pStyle w:val="Compact"/>
             </w:pPr>
             <w:r>
-              <w:t xml:space="preserve">Resistance genes all</w:t>
+              <w:rPr>
+                <w:rStyle w:val="VerbatimChar"/>
+              </w:rPr>
+              <w:t xml:space="preserve">Missing --samplesheet</w:t>
             </w:r>
             <w:r>
               <w:t xml:space="preserve"> </w:t>
             </w:r>
             <w:r>
+              <w:t xml:space="preserve">at launch</w:t>
+            </w:r>
+          </w:p>
+        </w:tc>
+        <w:tc>
+          <w:tcPr/>
+          <w:p>
+            <w:pPr>
+              <w:pStyle w:val="Compact"/>
+            </w:pPr>
+            <w:r>
+              <w:t xml:space="preserve">provide</w:t>
+            </w:r>
+            <w:r>
+              <w:t xml:space="preserve"> </w:t>
+            </w:r>
+            <w:r>
               <w:rPr>
                 <w:rStyle w:val="VerbatimChar"/>
               </w:rPr>
-              <w:t xml:space="preserve">no_reference</w:t>
-            </w:r>
-          </w:p>
-        </w:tc>
-        <w:tc>
-          <w:tcPr/>
-          <w:p>
-            <w:pPr>
-              <w:pStyle w:val="Compact"/>
-            </w:pPr>
-            <w:r>
-              <w:t xml:space="preserve">FungAMR references not staged — run</w:t>
+              <w:t xml:space="preserve">--samplesheet s.csv</w:t>
             </w:r>
             <w:r>
               <w:t xml:space="preserve"> </w:t>
             </w:r>
             <w:r>
-              <w:rPr>
-                <w:rStyle w:val="VerbatimChar"/>
-              </w:rPr>
-              <w:t xml:space="preserve">bin/fetch_references.sh fungamr</w:t>
-            </w:r>
-            <w:r>
-              <w:t xml:space="preserve"> </w:t>
-            </w:r>
-            <w:r>
-              <w:t xml:space="preserve">(builds</w:t>
-            </w:r>
-            <w:r>
-              <w:t xml:space="preserve"> </w:t>
-            </w:r>
-            <w:r>
-              <w:rPr>
-                <w:rStyle w:val="VerbatimChar"/>
-              </w:rPr>
-              <w:t xml:space="preserve">reference_proteins.faa</w:t>
-            </w:r>
-            <w:r>
-              <w:t xml:space="preserve"> </w:t>
-            </w:r>
-            <w:r>
-              <w:t xml:space="preserve">from UniProt)</w:t>
+              <w:t xml:space="preserve">with the seven columns</w:t>
             </w:r>
           </w:p>
         </w:tc>
@@ -17308,7 +17316,21 @@
               <w:pStyle w:val="Compact"/>
             </w:pPr>
             <w:r>
-              <w:t xml:space="preserve">A UNITE/Kraken2/RVDB fetch step logs</w:t>
+              <w:rPr>
+                <w:rStyle w:val="VerbatimChar"/>
+              </w:rPr>
+              <w:t xml:space="preserve">--basecall set but --dorado_model missing</w:t>
+            </w:r>
+          </w:p>
+        </w:tc>
+        <w:tc>
+          <w:tcPr/>
+          <w:p>
+            <w:pPr>
+              <w:pStyle w:val="Compact"/>
+            </w:pPr>
+            <w:r>
+              <w:t xml:space="preserve">pass</w:t>
             </w:r>
             <w:r>
               <w:t xml:space="preserve"> </w:t>
@@ -17317,30 +17339,7 @@
               <w:rPr>
                 <w:rStyle w:val="VerbatimChar"/>
               </w:rPr>
-              <w:t xml:space="preserve">FAILED</w:t>
-            </w:r>
-          </w:p>
-        </w:tc>
-        <w:tc>
-          <w:tcPr/>
-          <w:p>
-            <w:pPr>
-              <w:pStyle w:val="Compact"/>
-            </w:pPr>
-            <w:r>
-              <w:t xml:space="preserve">version-sensitive URL 404’d — resolve the current release (recipe in</w:t>
-            </w:r>
-            <w:r>
-              <w:t xml:space="preserve"> </w:t>
-            </w:r>
-            <w:r>
-              <w:rPr>
-                <w:rStyle w:val="VerbatimChar"/>
-              </w:rPr>
-              <w:t xml:space="preserve">fetch_references.sh</w:t>
-            </w:r>
-            <w:r>
-              <w:t xml:space="preserve">) and re-run just that step</w:t>
+              <w:t xml:space="preserve">--dorado_model &lt;model&gt;</w:t>
             </w:r>
           </w:p>
         </w:tc>
@@ -17353,7 +17352,7 @@
               <w:pStyle w:val="Compact"/>
             </w:pPr>
             <w:r>
-              <w:t xml:space="preserve">Resistance calls all</w:t>
+              <w:t xml:space="preserve">ID / resistance / BGC empty, warning about</w:t>
             </w:r>
             <w:r>
               <w:t xml:space="preserve"> </w:t>
@@ -17362,18 +17361,18 @@
               <w:rPr>
                 <w:rStyle w:val="VerbatimChar"/>
               </w:rPr>
-              <w:t xml:space="preserve">provisional_ont_only</w:t>
-            </w:r>
-          </w:p>
-        </w:tc>
-        <w:tc>
-          <w:tcPr/>
-          <w:p>
-            <w:pPr>
-              <w:pStyle w:val="Compact"/>
-            </w:pPr>
-            <w:r>
-              <w:t xml:space="preserve">the isolate is ONT-only — add Illumina reads (populate</w:t>
+              <w:t xml:space="preserve">--data_dir</w:t>
+            </w:r>
+          </w:p>
+        </w:tc>
+        <w:tc>
+          <w:tcPr/>
+          <w:p>
+            <w:pPr>
+              <w:pStyle w:val="Compact"/>
+            </w:pPr>
+            <w:r>
+              <w:t xml:space="preserve">set</w:t>
             </w:r>
             <w:r>
               <w:t xml:space="preserve"> </w:t>
@@ -17382,25 +17381,13 @@
               <w:rPr>
                 <w:rStyle w:val="VerbatimChar"/>
               </w:rPr>
-              <w:t xml:space="preserve">illumina_r1/r2</w:t>
-            </w:r>
-            <w:r>
-              <w:t xml:space="preserve">) for a hybrid polish, or run it Illumina-only, for</w:t>
+              <w:t xml:space="preserve">--data_dir /path/to/fungiforge_db</w:t>
             </w:r>
             <w:r>
               <w:t xml:space="preserve"> </w:t>
             </w:r>
             <w:r>
-              <w:rPr>
-                <w:rStyle w:val="VerbatimChar"/>
-              </w:rPr>
-              <w:t xml:space="preserve">high</w:t>
-            </w:r>
-            <w:r>
-              <w:t xml:space="preserve"> </w:t>
-            </w:r>
-            <w:r>
-              <w:t xml:space="preserve">confidence</w:t>
+              <w:t xml:space="preserve">and stage the DBs (§6)</w:t>
             </w:r>
           </w:p>
         </w:tc>
@@ -17413,18 +17400,18 @@
               <w:pStyle w:val="Compact"/>
             </w:pPr>
             <w:r>
-              <w:t xml:space="preserve">Illumina-only isolate not assembling / wrong assembler</w:t>
-            </w:r>
-          </w:p>
-        </w:tc>
-        <w:tc>
-          <w:tcPr/>
-          <w:p>
-            <w:pPr>
-              <w:pStyle w:val="Compact"/>
-            </w:pPr>
-            <w:r>
-              <w:t xml:space="preserve">check the row has both</w:t>
+              <w:t xml:space="preserve">Reference DBs invisible inside a container</w:t>
+            </w:r>
+          </w:p>
+        </w:tc>
+        <w:tc>
+          <w:tcPr/>
+          <w:p>
+            <w:pPr>
+              <w:pStyle w:val="Compact"/>
+            </w:pPr>
+            <w:r>
+              <w:t xml:space="preserve">the profile binds</w:t>
             </w:r>
             <w:r>
               <w:t xml:space="preserve"> </w:t>
@@ -17433,49 +17420,22 @@
               <w:rPr>
                 <w:rStyle w:val="VerbatimChar"/>
               </w:rPr>
-              <w:t xml:space="preserve">illumina_r1</w:t>
-            </w:r>
-            <w:r>
-              <w:t xml:space="preserve">+</w:t>
+              <w:t xml:space="preserve">--data_dir</w:t>
+            </w:r>
+            <w:r>
+              <w:t xml:space="preserve"> </w:t>
+            </w:r>
+            <w:r>
+              <w:t xml:space="preserve">automatically; ensure the path is correct and (Apptainer) in</w:t>
+            </w:r>
+            <w:r>
+              <w:t xml:space="preserve"> </w:t>
             </w:r>
             <w:r>
               <w:rPr>
                 <w:rStyle w:val="VerbatimChar"/>
               </w:rPr>
-              <w:t xml:space="preserve">illumina_r2</w:t>
-            </w:r>
-            <w:r>
-              <w:t xml:space="preserve"> </w:t>
-            </w:r>
-            <w:r>
-              <w:t xml:space="preserve">and no</w:t>
-            </w:r>
-            <w:r>
-              <w:t xml:space="preserve"> </w:t>
-            </w:r>
-            <w:r>
-              <w:rPr>
-                <w:rStyle w:val="VerbatimChar"/>
-              </w:rPr>
-              <w:t xml:space="preserve">ont_fastq</w:t>
-            </w:r>
-            <w:r>
-              <w:t xml:space="preserve">; switch</w:t>
-            </w:r>
-            <w:r>
-              <w:t xml:space="preserve"> </w:t>
-            </w:r>
-            <w:r>
-              <w:rPr>
-                <w:rStyle w:val="VerbatimChar"/>
-              </w:rPr>
-              <w:t xml:space="preserve">--sr_assembler spades\|megahit</w:t>
-            </w:r>
-            <w:r>
-              <w:t xml:space="preserve"> </w:t>
-            </w:r>
-            <w:r>
-              <w:t xml:space="preserve">if SPAdes runs out of memory (MEGAHIT is leaner)</w:t>
+              <w:t xml:space="preserve">APPTAINER_BINDPATH</w:t>
             </w:r>
           </w:p>
         </w:tc>
@@ -17488,18 +17448,18 @@
               <w:pStyle w:val="Compact"/>
             </w:pPr>
             <w:r>
-              <w:t xml:space="preserve">A stage’s container gets pulled despite a skip</w:t>
-            </w:r>
-          </w:p>
-        </w:tc>
-        <w:tc>
-          <w:tcPr/>
-          <w:p>
-            <w:pPr>
-              <w:pStyle w:val="Compact"/>
-            </w:pPr>
-            <w:r>
-              <w:t xml:space="preserve">ensure you used the</w:t>
+              <w:t xml:space="preserve">Stage 07/11 take many hours locally</w:t>
+            </w:r>
+          </w:p>
+        </w:tc>
+        <w:tc>
+          <w:tcPr/>
+          <w:p>
+            <w:pPr>
+              <w:pStyle w:val="Compact"/>
+            </w:pPr>
+            <w:r>
+              <w:t xml:space="preserve">linux/amd64 emulation on arm64 hosts — run on a cluster, or accept the wall time; keep</w:t>
             </w:r>
             <w:r>
               <w:t xml:space="preserve"> </w:t>
@@ -17508,13 +17468,13 @@
               <w:rPr>
                 <w:rStyle w:val="VerbatimChar"/>
               </w:rPr>
-              <w:t xml:space="preserve">--skip_*</w:t>
+              <w:t xml:space="preserve">--run_interproscan false</w:t>
             </w:r>
             <w:r>
               <w:t xml:space="preserve"> </w:t>
             </w:r>
             <w:r>
-              <w:t xml:space="preserve">flag (it emits an empty channel, avoiding the pull)</w:t>
+              <w:t xml:space="preserve">locally</w:t>
             </w:r>
           </w:p>
         </w:tc>
@@ -17527,6 +17487,447 @@
               <w:pStyle w:val="Compact"/>
             </w:pPr>
             <w:r>
+              <w:t xml:space="preserve">antiSMASH</w:t>
+            </w:r>
+            <w:r>
+              <w:t xml:space="preserve"> </w:t>
+            </w:r>
+            <w:r>
+              <w:t xml:space="preserve">“command not found”</w:t>
+            </w:r>
+            <w:r>
+              <w:t xml:space="preserve"> </w:t>
+            </w:r>
+            <w:r>
+              <w:t xml:space="preserve">/ container exits immediately</w:t>
+            </w:r>
+          </w:p>
+        </w:tc>
+        <w:tc>
+          <w:tcPr/>
+          <w:p>
+            <w:pPr>
+              <w:pStyle w:val="Compact"/>
+            </w:pPr>
+            <w:r>
+              <w:t xml:space="preserve">the</w:t>
+            </w:r>
+            <w:r>
+              <w:t xml:space="preserve"> </w:t>
+            </w:r>
+            <w:r>
+              <w:rPr>
+                <w:rStyle w:val="VerbatimChar"/>
+              </w:rPr>
+              <w:t xml:space="preserve">bgc</w:t>
+            </w:r>
+            <w:r>
+              <w:t xml:space="preserve"> </w:t>
+            </w:r>
+            <w:r>
+              <w:t xml:space="preserve">label clears the image entrypoint (</w:t>
+            </w:r>
+            <w:r>
+              <w:rPr>
+                <w:rStyle w:val="VerbatimChar"/>
+              </w:rPr>
+              <w:t xml:space="preserve">--entrypoint=""</w:t>
+            </w:r>
+            <w:r>
+              <w:t xml:space="preserve">); keep that in</w:t>
+            </w:r>
+            <w:r>
+              <w:t xml:space="preserve"> </w:t>
+            </w:r>
+            <w:r>
+              <w:rPr>
+                <w:rStyle w:val="VerbatimChar"/>
+              </w:rPr>
+              <w:t xml:space="preserve">conf/base.config</w:t>
+            </w:r>
+          </w:p>
+        </w:tc>
+      </w:tr>
+      <w:tr>
+        <w:tc>
+          <w:tcPr/>
+          <w:p>
+            <w:pPr>
+              <w:pStyle w:val="Compact"/>
+            </w:pPr>
+            <w:r>
+              <w:t xml:space="preserve">Medaka/Funannotate crash on</w:t>
+            </w:r>
+            <w:r>
+              <w:t xml:space="preserve"> </w:t>
+            </w:r>
+            <w:r>
+              <w:rPr>
+                <w:rStyle w:val="VerbatimChar"/>
+              </w:rPr>
+              <w:t xml:space="preserve">getpass.getuser()</w:t>
+            </w:r>
+          </w:p>
+        </w:tc>
+        <w:tc>
+          <w:tcPr/>
+          <w:p>
+            <w:pPr>
+              <w:pStyle w:val="Compact"/>
+            </w:pPr>
+            <w:r>
+              <w:t xml:space="preserve">the Docker profile sets</w:t>
+            </w:r>
+            <w:r>
+              <w:t xml:space="preserve"> </w:t>
+            </w:r>
+            <w:r>
+              <w:rPr>
+                <w:rStyle w:val="VerbatimChar"/>
+              </w:rPr>
+              <w:t xml:space="preserve">-e HOME=/tmp -e USER=fungiforge</w:t>
+            </w:r>
+            <w:r>
+              <w:t xml:space="preserve">; keep it</w:t>
+            </w:r>
+          </w:p>
+        </w:tc>
+      </w:tr>
+      <w:tr>
+        <w:tc>
+          <w:tcPr/>
+          <w:p>
+            <w:pPr>
+              <w:pStyle w:val="Compact"/>
+            </w:pPr>
+            <w:r>
+              <w:t xml:space="preserve">ITSx aborts</w:t>
+            </w:r>
+            <w:r>
+              <w:t xml:space="preserve"> </w:t>
+            </w:r>
+            <w:r>
+              <w:t xml:space="preserve">“over comparison pipeline limit”</w:t>
+            </w:r>
+          </w:p>
+        </w:tc>
+        <w:tc>
+          <w:tcPr/>
+          <w:p>
+            <w:pPr>
+              <w:pStyle w:val="Compact"/>
+            </w:pPr>
+            <w:r>
+              <w:t xml:space="preserve">it was handed a whole chromosome —</w:t>
+            </w:r>
+            <w:r>
+              <w:t xml:space="preserve"> </w:t>
+            </w:r>
+            <w:r>
+              <w:rPr>
+                <w:rStyle w:val="VerbatimChar"/>
+              </w:rPr>
+              <w:t xml:space="preserve">extract_rrna_region.py</w:t>
+            </w:r>
+            <w:r>
+              <w:t xml:space="preserve"> </w:t>
+            </w:r>
+            <w:r>
+              <w:t xml:space="preserve">windows the rRNA operon first; ensure barrnap ran</w:t>
+            </w:r>
+          </w:p>
+        </w:tc>
+      </w:tr>
+      <w:tr>
+        <w:tc>
+          <w:tcPr/>
+          <w:p>
+            <w:pPr>
+              <w:pStyle w:val="Compact"/>
+            </w:pPr>
+            <w:r>
+              <w:t xml:space="preserve">Resistance genes all</w:t>
+            </w:r>
+            <w:r>
+              <w:t xml:space="preserve"> </w:t>
+            </w:r>
+            <w:r>
+              <w:rPr>
+                <w:rStyle w:val="VerbatimChar"/>
+              </w:rPr>
+              <w:t xml:space="preserve">no_reference</w:t>
+            </w:r>
+          </w:p>
+        </w:tc>
+        <w:tc>
+          <w:tcPr/>
+          <w:p>
+            <w:pPr>
+              <w:pStyle w:val="Compact"/>
+            </w:pPr>
+            <w:r>
+              <w:t xml:space="preserve">FungAMR references not staged — run</w:t>
+            </w:r>
+            <w:r>
+              <w:t xml:space="preserve"> </w:t>
+            </w:r>
+            <w:r>
+              <w:rPr>
+                <w:rStyle w:val="VerbatimChar"/>
+              </w:rPr>
+              <w:t xml:space="preserve">bin/fetch_references.sh fungamr</w:t>
+            </w:r>
+            <w:r>
+              <w:t xml:space="preserve"> </w:t>
+            </w:r>
+            <w:r>
+              <w:t xml:space="preserve">(builds</w:t>
+            </w:r>
+            <w:r>
+              <w:t xml:space="preserve"> </w:t>
+            </w:r>
+            <w:r>
+              <w:rPr>
+                <w:rStyle w:val="VerbatimChar"/>
+              </w:rPr>
+              <w:t xml:space="preserve">reference_proteins.faa</w:t>
+            </w:r>
+            <w:r>
+              <w:t xml:space="preserve"> </w:t>
+            </w:r>
+            <w:r>
+              <w:t xml:space="preserve">from UniProt)</w:t>
+            </w:r>
+          </w:p>
+        </w:tc>
+      </w:tr>
+      <w:tr>
+        <w:tc>
+          <w:tcPr/>
+          <w:p>
+            <w:pPr>
+              <w:pStyle w:val="Compact"/>
+            </w:pPr>
+            <w:r>
+              <w:t xml:space="preserve">A UNITE/Kraken2/RVDB fetch step logs</w:t>
+            </w:r>
+            <w:r>
+              <w:t xml:space="preserve"> </w:t>
+            </w:r>
+            <w:r>
+              <w:rPr>
+                <w:rStyle w:val="VerbatimChar"/>
+              </w:rPr>
+              <w:t xml:space="preserve">FAILED</w:t>
+            </w:r>
+          </w:p>
+        </w:tc>
+        <w:tc>
+          <w:tcPr/>
+          <w:p>
+            <w:pPr>
+              <w:pStyle w:val="Compact"/>
+            </w:pPr>
+            <w:r>
+              <w:t xml:space="preserve">version-sensitive URL 404’d — resolve the current release (recipe in</w:t>
+            </w:r>
+            <w:r>
+              <w:t xml:space="preserve"> </w:t>
+            </w:r>
+            <w:r>
+              <w:rPr>
+                <w:rStyle w:val="VerbatimChar"/>
+              </w:rPr>
+              <w:t xml:space="preserve">fetch_references.sh</w:t>
+            </w:r>
+            <w:r>
+              <w:t xml:space="preserve">) and re-run just that step</w:t>
+            </w:r>
+          </w:p>
+        </w:tc>
+      </w:tr>
+      <w:tr>
+        <w:tc>
+          <w:tcPr/>
+          <w:p>
+            <w:pPr>
+              <w:pStyle w:val="Compact"/>
+            </w:pPr>
+            <w:r>
+              <w:t xml:space="preserve">Resistance calls all</w:t>
+            </w:r>
+            <w:r>
+              <w:t xml:space="preserve"> </w:t>
+            </w:r>
+            <w:r>
+              <w:rPr>
+                <w:rStyle w:val="VerbatimChar"/>
+              </w:rPr>
+              <w:t xml:space="preserve">provisional_ont_only</w:t>
+            </w:r>
+          </w:p>
+        </w:tc>
+        <w:tc>
+          <w:tcPr/>
+          <w:p>
+            <w:pPr>
+              <w:pStyle w:val="Compact"/>
+            </w:pPr>
+            <w:r>
+              <w:t xml:space="preserve">the isolate is ONT-only — add Illumina reads (populate</w:t>
+            </w:r>
+            <w:r>
+              <w:t xml:space="preserve"> </w:t>
+            </w:r>
+            <w:r>
+              <w:rPr>
+                <w:rStyle w:val="VerbatimChar"/>
+              </w:rPr>
+              <w:t xml:space="preserve">illumina_r1/r2</w:t>
+            </w:r>
+            <w:r>
+              <w:t xml:space="preserve">) for a hybrid polish, or run it Illumina-only, for</w:t>
+            </w:r>
+            <w:r>
+              <w:t xml:space="preserve"> </w:t>
+            </w:r>
+            <w:r>
+              <w:rPr>
+                <w:rStyle w:val="VerbatimChar"/>
+              </w:rPr>
+              <w:t xml:space="preserve">high</w:t>
+            </w:r>
+            <w:r>
+              <w:t xml:space="preserve"> </w:t>
+            </w:r>
+            <w:r>
+              <w:t xml:space="preserve">confidence</w:t>
+            </w:r>
+          </w:p>
+        </w:tc>
+      </w:tr>
+      <w:tr>
+        <w:tc>
+          <w:tcPr/>
+          <w:p>
+            <w:pPr>
+              <w:pStyle w:val="Compact"/>
+            </w:pPr>
+            <w:r>
+              <w:t xml:space="preserve">Illumina-only isolate not assembling / wrong assembler</w:t>
+            </w:r>
+          </w:p>
+        </w:tc>
+        <w:tc>
+          <w:tcPr/>
+          <w:p>
+            <w:pPr>
+              <w:pStyle w:val="Compact"/>
+            </w:pPr>
+            <w:r>
+              <w:t xml:space="preserve">check the row has both</w:t>
+            </w:r>
+            <w:r>
+              <w:t xml:space="preserve"> </w:t>
+            </w:r>
+            <w:r>
+              <w:rPr>
+                <w:rStyle w:val="VerbatimChar"/>
+              </w:rPr>
+              <w:t xml:space="preserve">illumina_r1</w:t>
+            </w:r>
+            <w:r>
+              <w:t xml:space="preserve">+</w:t>
+            </w:r>
+            <w:r>
+              <w:rPr>
+                <w:rStyle w:val="VerbatimChar"/>
+              </w:rPr>
+              <w:t xml:space="preserve">illumina_r2</w:t>
+            </w:r>
+            <w:r>
+              <w:t xml:space="preserve"> </w:t>
+            </w:r>
+            <w:r>
+              <w:t xml:space="preserve">and no</w:t>
+            </w:r>
+            <w:r>
+              <w:t xml:space="preserve"> </w:t>
+            </w:r>
+            <w:r>
+              <w:rPr>
+                <w:rStyle w:val="VerbatimChar"/>
+              </w:rPr>
+              <w:t xml:space="preserve">ont_fastq</w:t>
+            </w:r>
+            <w:r>
+              <w:t xml:space="preserve">; switch</w:t>
+            </w:r>
+            <w:r>
+              <w:t xml:space="preserve"> </w:t>
+            </w:r>
+            <w:r>
+              <w:rPr>
+                <w:rStyle w:val="VerbatimChar"/>
+              </w:rPr>
+              <w:t xml:space="preserve">--sr_assembler spades\|megahit</w:t>
+            </w:r>
+            <w:r>
+              <w:t xml:space="preserve"> </w:t>
+            </w:r>
+            <w:r>
+              <w:t xml:space="preserve">if SPAdes runs out of memory (MEGAHIT is leaner)</w:t>
+            </w:r>
+          </w:p>
+        </w:tc>
+      </w:tr>
+      <w:tr>
+        <w:tc>
+          <w:tcPr/>
+          <w:p>
+            <w:pPr>
+              <w:pStyle w:val="Compact"/>
+            </w:pPr>
+            <w:r>
+              <w:t xml:space="preserve">A stage’s container gets pulled despite a skip</w:t>
+            </w:r>
+          </w:p>
+        </w:tc>
+        <w:tc>
+          <w:tcPr/>
+          <w:p>
+            <w:pPr>
+              <w:pStyle w:val="Compact"/>
+            </w:pPr>
+            <w:r>
+              <w:t xml:space="preserve">ensure you used the</w:t>
+            </w:r>
+            <w:r>
+              <w:t xml:space="preserve"> </w:t>
+            </w:r>
+            <w:r>
+              <w:rPr>
+                <w:rStyle w:val="VerbatimChar"/>
+              </w:rPr>
+              <w:t xml:space="preserve">--skip_*</w:t>
+            </w:r>
+            <w:r>
+              <w:t xml:space="preserve"> </w:t>
+            </w:r>
+            <w:r>
+              <w:t xml:space="preserve">flag (it emits an empty channel, avoiding the pull)</w:t>
+            </w:r>
+          </w:p>
+        </w:tc>
+      </w:tr>
+      <w:tr>
+        <w:tc>
+          <w:tcPr/>
+          <w:p>
+            <w:pPr>
+              <w:pStyle w:val="Compact"/>
+            </w:pPr>
+            <w:r>
               <w:t xml:space="preserve">conda env won’t solve on Apple Silicon</w:t>
             </w:r>
           </w:p>
@@ -17553,8 +17954,8 @@
         </w:tc>
       </w:tr>
     </w:tbl>
-    <w:bookmarkEnd w:id="58"/>
-    <w:bookmarkStart w:id="59" w:name="reproducibility-provenance"/>
+    <w:bookmarkEnd w:id="59"/>
+    <w:bookmarkStart w:id="60" w:name="reproducibility-provenance"/>
     <w:p>
       <w:pPr>
         <w:pStyle w:val="Heading1"/>
@@ -17706,8 +18107,8 @@
         <w:t xml:space="preserve">.</w:t>
       </w:r>
     </w:p>
-    <w:bookmarkEnd w:id="59"/>
-    <w:bookmarkStart w:id="60" w:name="extending-fungiforge"/>
+    <w:bookmarkEnd w:id="60"/>
+    <w:bookmarkStart w:id="61" w:name="extending-fungiforge"/>
     <w:p>
       <w:pPr>
         <w:pStyle w:val="Heading1"/>
@@ -17876,8 +18277,8 @@
         <w:t xml:space="preserve">and a real-SRA end-to-end test.</w:t>
       </w:r>
     </w:p>
-    <w:bookmarkEnd w:id="60"/>
-    <w:bookmarkStart w:id="61" w:name="glossary"/>
+    <w:bookmarkEnd w:id="61"/>
+    <w:bookmarkStart w:id="62" w:name="glossary"/>
     <w:p>
       <w:pPr>
         <w:pStyle w:val="Heading1"/>
@@ -18197,8 +18598,8 @@
         <w:t xml:space="preserve">the fixed-schema per-isolate TSV that is the Layer-1 → Layer-2 handoff.</w:t>
       </w:r>
     </w:p>
-    <w:bookmarkEnd w:id="61"/>
-    <w:bookmarkStart w:id="62" w:name="citation"/>
+    <w:bookmarkEnd w:id="62"/>
+    <w:bookmarkStart w:id="63" w:name="citation"/>
     <w:p>
       <w:pPr>
         <w:pStyle w:val="Heading1"/>
@@ -18296,7 +18697,7 @@
         <w:t xml:space="preserve">comparison).</w:t>
       </w:r>
     </w:p>
-    <w:bookmarkEnd w:id="62"/>
+    <w:bookmarkEnd w:id="63"/>
     <w:sectPr>
       <w:footnotePr>
         <w:numRestart w:val="eachSect"/>

--- a/docs/manual/fungiforge_manual.docx
+++ b/docs/manual/fungiforge_manual.docx
@@ -5766,6 +5766,222 @@
         <w:t xml:space="preserve">process automatically.</w:t>
       </w:r>
     </w:p>
+    <w:p>
+      <w:pPr>
+        <w:pStyle w:val="BodyText"/>
+      </w:pPr>
+      <w:r>
+        <w:rPr>
+          <w:b/>
+          <w:bCs/>
+        </w:rPr>
+        <w:t xml:space="preserve">Every image is pinned.</w:t>
+      </w:r>
+      <w:r>
+        <w:t xml:space="preserve"> </w:t>
+      </w:r>
+      <w:r>
+        <w:rPr>
+          <w:rStyle w:val="VerbatimChar"/>
+        </w:rPr>
+        <w:t xml:space="preserve">conf/base.config</w:t>
+      </w:r>
+      <w:r>
+        <w:t xml:space="preserve"> </w:t>
+      </w:r>
+      <w:r>
+        <w:t xml:space="preserve">names a versioned tag for each public image</w:t>
+      </w:r>
+      <w:r>
+        <w:t xml:space="preserve"> </w:t>
+      </w:r>
+      <w:r>
+        <w:t xml:space="preserve">(</w:t>
+      </w:r>
+      <w:r>
+        <w:rPr>
+          <w:rStyle w:val="VerbatimChar"/>
+        </w:rPr>
+        <w:t xml:space="preserve">staphb/flye:2.9.6</w:t>
+      </w:r>
+      <w:r>
+        <w:t xml:space="preserve">,</w:t>
+      </w:r>
+      <w:r>
+        <w:t xml:space="preserve"> </w:t>
+      </w:r>
+      <w:r>
+        <w:rPr>
+          <w:rStyle w:val="VerbatimChar"/>
+        </w:rPr>
+        <w:t xml:space="preserve">staphb/spades:4.3.0</w:t>
+      </w:r>
+      <w:r>
+        <w:t xml:space="preserve">,</w:t>
+      </w:r>
+      <w:r>
+        <w:t xml:space="preserve"> </w:t>
+      </w:r>
+      <w:r>
+        <w:rPr>
+          <w:rStyle w:val="VerbatimChar"/>
+        </w:rPr>
+        <w:t xml:space="preserve">staphb/medaka:2.2.2</w:t>
+      </w:r>
+      <w:r>
+        <w:t xml:space="preserve">,</w:t>
+      </w:r>
+      <w:r>
+        <w:t xml:space="preserve"> </w:t>
+      </w:r>
+      <w:r>
+        <w:rPr>
+          <w:rStyle w:val="VerbatimChar"/>
+        </w:rPr>
+        <w:t xml:space="preserve">staphb/polypolish:0.6.1-bwa</w:t>
+      </w:r>
+      <w:r>
+        <w:t xml:space="preserve">,</w:t>
+      </w:r>
+      <w:r>
+        <w:t xml:space="preserve"> </w:t>
+      </w:r>
+      <w:r>
+        <w:rPr>
+          <w:rStyle w:val="VerbatimChar"/>
+        </w:rPr>
+        <w:t xml:space="preserve">ezlabgva/busco:v5.7.1_cv1</w:t>
+      </w:r>
+      <w:r>
+        <w:t xml:space="preserve">,</w:t>
+      </w:r>
+      <w:r>
+        <w:t xml:space="preserve"> </w:t>
+      </w:r>
+      <w:r>
+        <w:rPr>
+          <w:rStyle w:val="VerbatimChar"/>
+        </w:rPr>
+        <w:t xml:space="preserve">dfam/tetools:2.00</w:t>
+      </w:r>
+      <w:r>
+        <w:t xml:space="preserve">) and records, beside each, the manifest digest the</w:t>
+      </w:r>
+      <w:r>
+        <w:t xml:space="preserve"> </w:t>
+      </w:r>
+      <w:r>
+        <w:t xml:space="preserve">tag resolved to when it was validated; funannotate has no versioned tag for the validated build, so it</w:t>
+      </w:r>
+      <w:r>
+        <w:t xml:space="preserve"> </w:t>
+      </w:r>
+      <w:r>
+        <w:t xml:space="preserve">is pinned by digest (</w:t>
+      </w:r>
+      <w:r>
+        <w:rPr>
+          <w:rStyle w:val="VerbatimChar"/>
+        </w:rPr>
+        <w:t xml:space="preserve">nextgenusfs/funannotate@sha256:2eadfeb4…</w:t>
+      </w:r>
+      <w:r>
+        <w:t xml:space="preserve">). The fungiforge base image is built</w:t>
+      </w:r>
+      <w:r>
+        <w:t xml:space="preserve"> </w:t>
+      </w:r>
+      <w:r>
+        <w:t xml:space="preserve">from</w:t>
+      </w:r>
+      <w:r>
+        <w:t xml:space="preserve"> </w:t>
+      </w:r>
+      <w:r>
+        <w:rPr>
+          <w:rStyle w:val="VerbatimChar"/>
+        </w:rPr>
+        <w:t xml:space="preserve">env/base.linux-64.lock</w:t>
+      </w:r>
+      <w:r>
+        <w:t xml:space="preserve">, an explicit URL+md5 lock of the whole solved environment (exported</w:t>
+      </w:r>
+      <w:r>
+        <w:t xml:space="preserve"> </w:t>
+      </w:r>
+      <w:r>
+        <w:t xml:space="preserve">from the validated image with</w:t>
+      </w:r>
+      <w:r>
+        <w:t xml:space="preserve"> </w:t>
+      </w:r>
+      <w:r>
+        <w:rPr>
+          <w:rStyle w:val="VerbatimChar"/>
+        </w:rPr>
+        <w:t xml:space="preserve">bin/lock_env.sh</w:t>
+      </w:r>
+      <w:r>
+        <w:t xml:space="preserve">);</w:t>
+      </w:r>
+      <w:r>
+        <w:t xml:space="preserve"> </w:t>
+      </w:r>
+      <w:r>
+        <w:rPr>
+          <w:rStyle w:val="VerbatimChar"/>
+        </w:rPr>
+        <w:t xml:space="preserve">env/base.yml</w:t>
+      </w:r>
+      <w:r>
+        <w:t xml:space="preserve"> </w:t>
+      </w:r>
+      <w:r>
+        <w:t xml:space="preserve">carries the same versions as exact</w:t>
+      </w:r>
+      <w:r>
+        <w:t xml:space="preserve"> </w:t>
+      </w:r>
+      <w:r>
+        <w:rPr>
+          <w:rStyle w:val="VerbatimChar"/>
+        </w:rPr>
+        <w:t xml:space="preserve">==</w:t>
+      </w:r>
+      <w:r>
+        <w:t xml:space="preserve"> </w:t>
+      </w:r>
+      <w:r>
+        <w:t xml:space="preserve">pins for reading. Rebuilding from the lock reproduces the conda layer package-for-package</w:t>
+      </w:r>
+      <w:r>
+        <w:t xml:space="preserve"> </w:t>
+      </w:r>
+      <w:r>
+        <w:t xml:space="preserve">(verified: two independent builds gave identical 453-package lists).</w:t>
+      </w:r>
+      <w:r>
+        <w:t xml:space="preserve"> </w:t>
+      </w:r>
+      <w:r>
+        <w:rPr>
+          <w:rStyle w:val="VerbatimChar"/>
+        </w:rPr>
+        <w:t xml:space="preserve">provenance.json</w:t>
+      </w:r>
+      <w:r>
+        <w:t xml:space="preserve"> </w:t>
+      </w:r>
+      <w:r>
+        <w:t xml:space="preserve">(§11.3)</w:t>
+      </w:r>
+      <w:r>
+        <w:t xml:space="preserve"> </w:t>
+      </w:r>
+      <w:r>
+        <w:t xml:space="preserve">records what actually ran.</w:t>
+      </w:r>
+    </w:p>
     <w:bookmarkEnd w:id="20"/>
     <w:bookmarkEnd w:id="21"/>
     <w:bookmarkStart w:id="25" w:name="the-fungiforge-cli-and-how-to-run"/>
@@ -7736,7 +7952,7 @@
               <w:jc w:val="left"/>
             </w:pPr>
             <w:r>
-              <w:t xml:space="preserve">mycovirus / EVE screen</w:t>
+              <w:t xml:space="preserve">mycovirus / EVE screen (staged now; consumed from the W2.8 mobile/mycovirus upgrade)</w:t>
             </w:r>
           </w:p>
         </w:tc>
@@ -7769,6 +7985,270 @@
         </w:tc>
       </w:tr>
     </w:tbl>
+    <w:p>
+      <w:pPr>
+        <w:pStyle w:val="BodyText"/>
+      </w:pPr>
+      <w:r>
+        <w:rPr>
+          <w:b/>
+          <w:bCs/>
+        </w:rPr>
+        <w:t xml:space="preserve">Checked before every run.</w:t>
+      </w:r>
+      <w:r>
+        <w:t xml:space="preserve"> </w:t>
+      </w:r>
+      <w:r>
+        <w:t xml:space="preserve">The first task of a run,</w:t>
+      </w:r>
+      <w:r>
+        <w:t xml:space="preserve"> </w:t>
+      </w:r>
+      <w:r>
+        <w:rPr>
+          <w:rStyle w:val="VerbatimChar"/>
+        </w:rPr>
+        <w:t xml:space="preserve">DB_CHECK</w:t>
+      </w:r>
+      <w:r>
+        <w:t xml:space="preserve">, verifies that every database the</w:t>
+      </w:r>
+      <w:r>
+        <w:t xml:space="preserve"> </w:t>
+      </w:r>
+      <w:r>
+        <w:t xml:space="preserve">enabled stages need is present and complete (the</w:t>
+      </w:r>
+      <w:r>
+        <w:t xml:space="preserve"> </w:t>
+      </w:r>
+      <w:r>
+        <w:rPr>
+          <w:rStyle w:val="VerbatimChar"/>
+        </w:rPr>
+        <w:t xml:space="preserve">.done</w:t>
+      </w:r>
+      <w:r>
+        <w:t xml:space="preserve"> </w:t>
+      </w:r>
+      <w:r>
+        <w:t xml:space="preserve">marker</w:t>
+      </w:r>
+      <w:r>
+        <w:t xml:space="preserve"> </w:t>
+      </w:r>
+      <w:r>
+        <w:rPr>
+          <w:rStyle w:val="VerbatimChar"/>
+        </w:rPr>
+        <w:t xml:space="preserve">fetch_references.sh</w:t>
+      </w:r>
+      <w:r>
+        <w:t xml:space="preserve"> </w:t>
+      </w:r>
+      <w:r>
+        <w:t xml:space="preserve">writes plus the</w:t>
+      </w:r>
+      <w:r>
+        <w:t xml:space="preserve"> </w:t>
+      </w:r>
+      <w:r>
+        <w:t xml:space="preserve">key files each stage opens: UNITE FASTA, Kraken2</w:t>
+      </w:r>
+      <w:r>
+        <w:t xml:space="preserve"> </w:t>
+      </w:r>
+      <w:r>
+        <w:rPr>
+          <w:rStyle w:val="VerbatimChar"/>
+        </w:rPr>
+        <w:t xml:space="preserve">*.k2d</w:t>
+      </w:r>
+      <w:r>
+        <w:t xml:space="preserve">, BUSCO lineage, funannotate</w:t>
+      </w:r>
+      <w:r>
+        <w:t xml:space="preserve"> </w:t>
+      </w:r>
+      <w:r>
+        <w:rPr>
+          <w:rStyle w:val="VerbatimChar"/>
+        </w:rPr>
+        <w:t xml:space="preserve">Pfam-A.hmm</w:t>
+      </w:r>
+      <w:r>
+        <w:t xml:space="preserve">,</w:t>
+      </w:r>
+      <w:r>
+        <w:t xml:space="preserve"> </w:t>
+      </w:r>
+      <w:r>
+        <w:t xml:space="preserve">antiSMASH</w:t>
+      </w:r>
+      <w:r>
+        <w:t xml:space="preserve"> </w:t>
+      </w:r>
+      <w:r>
+        <w:rPr>
+          <w:rStyle w:val="VerbatimChar"/>
+        </w:rPr>
+        <w:t xml:space="preserve">clusterblast/</w:t>
+      </w:r>
+      <w:r>
+        <w:t xml:space="preserve">, FungAMR tables + reference proteins;</w:t>
+      </w:r>
+      <w:r>
+        <w:t xml:space="preserve"> </w:t>
+      </w:r>
+      <w:r>
+        <w:rPr>
+          <w:rStyle w:val="VerbatimChar"/>
+        </w:rPr>
+        <w:t xml:space="preserve">refseq_fungi</w:t>
+      </w:r>
+      <w:r>
+        <w:t xml:space="preserve"> </w:t>
+      </w:r>
+      <w:r>
+        <w:t xml:space="preserve">only with</w:t>
+      </w:r>
+      <w:r>
+        <w:t xml:space="preserve"> </w:t>
+      </w:r>
+      <w:r>
+        <w:rPr>
+          <w:rStyle w:val="VerbatimChar"/>
+        </w:rPr>
+        <w:t xml:space="preserve">--genome_id</w:t>
+      </w:r>
+      <w:r>
+        <w:t xml:space="preserve">;</w:t>
+      </w:r>
+      <w:r>
+        <w:t xml:space="preserve"> </w:t>
+      </w:r>
+      <w:r>
+        <w:t xml:space="preserve">Kraken2/antiSMASH only when their stages are on). Anything missing is listed once and the run stops</w:t>
+      </w:r>
+      <w:r>
+        <w:t xml:space="preserve"> </w:t>
+      </w:r>
+      <w:r>
+        <w:t xml:space="preserve">in seconds instead of hours later;</w:t>
+      </w:r>
+      <w:r>
+        <w:t xml:space="preserve"> </w:t>
+      </w:r>
+      <w:r>
+        <w:rPr>
+          <w:rStyle w:val="VerbatimChar"/>
+        </w:rPr>
+        <w:t xml:space="preserve">--allow_missing_db</w:t>
+      </w:r>
+      <w:r>
+        <w:t xml:space="preserve"> </w:t>
+      </w:r>
+      <w:r>
+        <w:t xml:space="preserve">turns that into a warning, and the</w:t>
+      </w:r>
+      <w:r>
+        <w:t xml:space="preserve"> </w:t>
+      </w:r>
+      <w:r>
+        <w:t xml:space="preserve">dependent stages then record</w:t>
+      </w:r>
+      <w:r>
+        <w:t xml:space="preserve"> </w:t>
+      </w:r>
+      <w:r>
+        <w:rPr>
+          <w:rStyle w:val="VerbatimChar"/>
+        </w:rPr>
+        <w:t xml:space="preserve">skipped</w:t>
+      </w:r>
+      <w:r>
+        <w:t xml:space="preserve">.</w:t>
+      </w:r>
+      <w:r>
+        <w:t xml:space="preserve"> </w:t>
+      </w:r>
+      <w:r>
+        <w:rPr>
+          <w:rStyle w:val="VerbatimChar"/>
+        </w:rPr>
+        <w:t xml:space="preserve">--funannotate_db</w:t>
+      </w:r>
+      <w:r>
+        <w:t xml:space="preserve"> </w:t>
+      </w:r>
+      <w:r>
+        <w:t xml:space="preserve">/</w:t>
+      </w:r>
+      <w:r>
+        <w:t xml:space="preserve"> </w:t>
+      </w:r>
+      <w:r>
+        <w:rPr>
+          <w:rStyle w:val="VerbatimChar"/>
+        </w:rPr>
+        <w:t xml:space="preserve">--antismash_db</w:t>
+      </w:r>
+      <w:r>
+        <w:t xml:space="preserve"> </w:t>
+      </w:r>
+      <w:r>
+        <w:t xml:space="preserve">overrides are honoured.</w:t>
+      </w:r>
+      <w:r>
+        <w:t xml:space="preserve"> </w:t>
+      </w:r>
+      <w:r>
+        <w:t xml:space="preserve">The findings are written to</w:t>
+      </w:r>
+      <w:r>
+        <w:t xml:space="preserve"> </w:t>
+      </w:r>
+      <w:r>
+        <w:rPr>
+          <w:rStyle w:val="VerbatimChar"/>
+        </w:rPr>
+        <w:t xml:space="preserve">pipeline_info/db_manifest.json</w:t>
+      </w:r>
+      <w:r>
+        <w:t xml:space="preserve"> </w:t>
+      </w:r>
+      <w:r>
+        <w:t xml:space="preserve">(with each database’s</w:t>
+      </w:r>
+      <w:r>
+        <w:t xml:space="preserve"> </w:t>
+      </w:r>
+      <w:r>
+        <w:rPr>
+          <w:rStyle w:val="VerbatimChar"/>
+        </w:rPr>
+        <w:t xml:space="preserve">MANIFEST.tsv</w:t>
+      </w:r>
+      <w:r>
+        <w:t xml:space="preserve"> </w:t>
+      </w:r>
+      <w:r>
+        <w:t xml:space="preserve">source line) and embedded in</w:t>
+      </w:r>
+      <w:r>
+        <w:t xml:space="preserve"> </w:t>
+      </w:r>
+      <w:r>
+        <w:rPr>
+          <w:rStyle w:val="VerbatimChar"/>
+        </w:rPr>
+        <w:t xml:space="preserve">provenance.json</w:t>
+      </w:r>
+      <w:r>
+        <w:t xml:space="preserve">.</w:t>
+      </w:r>
+    </w:p>
     <w:bookmarkEnd w:id="26"/>
     <w:bookmarkStart w:id="27" w:name="staging-them"/>
     <w:p>
@@ -16013,7 +16493,46 @@
         <w:t xml:space="preserve"> </w:t>
       </w:r>
       <w:r>
-        <w:t xml:space="preserve">records each tool’s exit code and wall time;</w:t>
+        <w:t xml:space="preserve">records each tool’s exit code, wall time and (via</w:t>
+      </w:r>
+      <w:r>
+        <w:t xml:space="preserve"> </w:t>
+      </w:r>
+      <w:r>
+        <w:rPr>
+          <w:rStyle w:val="VerbatimChar"/>
+        </w:rPr>
+        <w:t xml:space="preserve">ff_version</w:t>
+      </w:r>
+      <w:r>
+        <w:t xml:space="preserve">) the version string the tool</w:t>
+      </w:r>
+      <w:r>
+        <w:t xml:space="preserve"> </w:t>
+      </w:r>
+      <w:r>
+        <w:t xml:space="preserve">reports;</w:t>
+      </w:r>
+      <w:r>
+        <w:t xml:space="preserve"> </w:t>
+      </w:r>
+      <w:r>
+        <w:rPr>
+          <w:rStyle w:val="VerbatimChar"/>
+        </w:rPr>
+        <w:t xml:space="preserve">versions</w:t>
+      </w:r>
+      <w:r>
+        <w:t xml:space="preserve"> </w:t>
+      </w:r>
+      <w:r>
+        <w:t xml:space="preserve">lists every version recorded in the task, including tools that were probed but not</w:t>
+      </w:r>
+      <w:r>
+        <w:t xml:space="preserve"> </w:t>
+      </w:r>
+      <w:r>
+        <w:t xml:space="preserve">run;</w:t>
       </w:r>
       <w:r>
         <w:t xml:space="preserve"> </w:t>
@@ -16028,13 +16547,7 @@
         <w:t xml:space="preserve"> </w:t>
       </w:r>
       <w:r>
-        <w:t xml:space="preserve">records steps not run and why</w:t>
-      </w:r>
-      <w:r>
-        <w:t xml:space="preserve"> </w:t>
-      </w:r>
-      <w:r>
-        <w:t xml:space="preserve">(a missing database, not applicable to this isolate). The master table summarises this per isolate in</w:t>
+        <w:t xml:space="preserve">records steps not run and why (a missing database, not applicable to this isolate). The master table summarises this per isolate in</w:t>
       </w:r>
       <w:r>
         <w:t xml:space="preserve"> </w:t>
@@ -16217,43 +16730,746 @@
         <w:pStyle w:val="FirstParagraph"/>
       </w:pPr>
       <w:r>
-        <w:rPr>
-          <w:rStyle w:val="VerbatimChar"/>
-        </w:rPr>
-        <w:t xml:space="preserve">bin/make_provenance.py</w:t>
-      </w:r>
-      <w:r>
-        <w:t xml:space="preserve"> </w:t>
-      </w:r>
-      <w:r>
-        <w:t xml:space="preserve">records pipeline version + git commit (+ dirty flag), Nextflow/Docker</w:t>
-      </w:r>
-      <w:r>
-        <w:t xml:space="preserve"> </w:t>
-      </w:r>
-      <w:r>
-        <w:t xml:space="preserve">versions, host, and resolvable tool versions into</w:t>
-      </w:r>
-      <w:r>
-        <w:t xml:space="preserve"> </w:t>
-      </w:r>
-      <w:r>
-        <w:rPr>
-          <w:rStyle w:val="VerbatimChar"/>
-        </w:rPr>
-        <w:t xml:space="preserve">provenance.json</w:t>
-      </w:r>
-      <w:r>
-        <w:t xml:space="preserve"> </w:t>
-      </w:r>
-      <w:r>
-        <w:t xml:space="preserve">(best-effort). Nextflow also</w:t>
-      </w:r>
-      <w:r>
-        <w:t xml:space="preserve"> </w:t>
-      </w:r>
-      <w:r>
-        <w:t xml:space="preserve">writes</w:t>
+        <w:t xml:space="preserve">Every run ends with a run-level</w:t>
+      </w:r>
+      <w:r>
+        <w:t xml:space="preserve"> </w:t>
+      </w:r>
+      <w:r>
+        <w:rPr>
+          <w:rStyle w:val="VerbatimChar"/>
+        </w:rPr>
+        <w:t xml:space="preserve">PROVENANCE</w:t>
+      </w:r>
+      <w:r>
+        <w:t xml:space="preserve"> </w:t>
+      </w:r>
+      <w:r>
+        <w:t xml:space="preserve">task that writes</w:t>
+      </w:r>
+      <w:r>
+        <w:t xml:space="preserve"> </w:t>
+      </w:r>
+      <w:r>
+        <w:rPr>
+          <w:rStyle w:val="VerbatimChar"/>
+        </w:rPr>
+        <w:t xml:space="preserve">pipeline_info/provenance.json</w:t>
+      </w:r>
+      <w:r>
+        <w:t xml:space="preserve"> </w:t>
+      </w:r>
+      <w:r>
+        <w:t xml:space="preserve">(schema</w:t>
+      </w:r>
+      <w:r>
+        <w:t xml:space="preserve"> </w:t>
+      </w:r>
+      <w:r>
+        <w:rPr>
+          <w:rStyle w:val="VerbatimChar"/>
+        </w:rPr>
+        <w:t xml:space="preserve">fungiforge/resources/provenance.schema.json</w:t>
+      </w:r>
+      <w:r>
+        <w:t xml:space="preserve">, checked at write time):</w:t>
+      </w:r>
+    </w:p>
+    <w:tbl>
+      <w:tblPr>
+        <w:tblStyle w:val="Table"/>
+        <w:tblW w:type="pct" w:w="5000"/>
+        <w:tblLayout w:type="fixed"/>
+        <w:tblLook w:firstRow="1" w:lastRow="0" w:firstColumn="0" w:lastColumn="0" w:noHBand="0" w:noVBand="0" w:val="0020"/>
+      </w:tblPr>
+      <w:tblGrid>
+        <w:gridCol w:w="2640"/>
+        <w:gridCol w:w="2640"/>
+        <w:gridCol w:w="2640"/>
+      </w:tblGrid>
+      <w:tr>
+        <w:trPr>
+          <w:tblHeader w:val="on"/>
+        </w:trPr>
+        <w:tc>
+          <w:tcPr/>
+          <w:p>
+            <w:pPr>
+              <w:pStyle w:val="Compact"/>
+            </w:pPr>
+            <w:r>
+              <w:t xml:space="preserve">Block</w:t>
+            </w:r>
+          </w:p>
+        </w:tc>
+        <w:tc>
+          <w:tcPr/>
+          <w:p>
+            <w:pPr>
+              <w:pStyle w:val="Compact"/>
+            </w:pPr>
+            <w:r>
+              <w:t xml:space="preserve">Content</w:t>
+            </w:r>
+          </w:p>
+        </w:tc>
+        <w:tc>
+          <w:tcPr/>
+          <w:p>
+            <w:pPr>
+              <w:pStyle w:val="Compact"/>
+            </w:pPr>
+            <w:r>
+              <w:t xml:space="preserve">Source</w:t>
+            </w:r>
+          </w:p>
+        </w:tc>
+      </w:tr>
+      <w:tr>
+        <w:tc>
+          <w:tcPr/>
+          <w:p>
+            <w:pPr>
+              <w:pStyle w:val="Compact"/>
+            </w:pPr>
+            <w:r>
+              <w:rPr>
+                <w:rStyle w:val="VerbatimChar"/>
+              </w:rPr>
+              <w:t xml:space="preserve">pipeline</w:t>
+            </w:r>
+          </w:p>
+        </w:tc>
+        <w:tc>
+          <w:tcPr/>
+          <w:p>
+            <w:pPr>
+              <w:pStyle w:val="Compact"/>
+            </w:pPr>
+            <w:r>
+              <w:t xml:space="preserve">name, version, git commit and dirty flag, revision/repository when run from GitHub, script hash</w:t>
+            </w:r>
+          </w:p>
+        </w:tc>
+        <w:tc>
+          <w:tcPr/>
+          <w:p>
+            <w:pPr>
+              <w:pStyle w:val="Compact"/>
+            </w:pPr>
+            <w:r>
+              <w:rPr>
+                <w:rStyle w:val="VerbatimChar"/>
+              </w:rPr>
+              <w:t xml:space="preserve">main.nf</w:t>
+            </w:r>
+            <w:r>
+              <w:t xml:space="preserve"> </w:t>
+            </w:r>
+            <w:r>
+              <w:t xml:space="preserve">(head node)</w:t>
+            </w:r>
+          </w:p>
+        </w:tc>
+      </w:tr>
+      <w:tr>
+        <w:tc>
+          <w:tcPr/>
+          <w:p>
+            <w:pPr>
+              <w:pStyle w:val="Compact"/>
+            </w:pPr>
+            <w:r>
+              <w:rPr>
+                <w:rStyle w:val="VerbatimChar"/>
+              </w:rPr>
+              <w:t xml:space="preserve">nextflow</w:t>
+            </w:r>
+            <w:r>
+              <w:t xml:space="preserve">,</w:t>
+            </w:r>
+            <w:r>
+              <w:t xml:space="preserve"> </w:t>
+            </w:r>
+            <w:r>
+              <w:rPr>
+                <w:rStyle w:val="VerbatimChar"/>
+              </w:rPr>
+              <w:t xml:space="preserve">run</w:t>
+            </w:r>
+          </w:p>
+        </w:tc>
+        <w:tc>
+          <w:tcPr/>
+          <w:p>
+            <w:pPr>
+              <w:pStyle w:val="Compact"/>
+            </w:pPr>
+            <w:r>
+              <w:t xml:space="preserve">Nextflow version/build, session id, run name, start time, full command line, launch/work dirs, profile, container engine, stub/resume flags, user, host</w:t>
+            </w:r>
+          </w:p>
+        </w:tc>
+        <w:tc>
+          <w:tcPr/>
+          <w:p>
+            <w:pPr>
+              <w:pStyle w:val="Compact"/>
+            </w:pPr>
+            <w:r>
+              <w:t xml:space="preserve">Nextflow</w:t>
+            </w:r>
+            <w:r>
+              <w:t xml:space="preserve"> </w:t>
+            </w:r>
+            <w:r>
+              <w:rPr>
+                <w:rStyle w:val="VerbatimChar"/>
+              </w:rPr>
+              <w:t xml:space="preserve">workflow</w:t>
+            </w:r>
+            <w:r>
+              <w:t xml:space="preserve"> </w:t>
+            </w:r>
+            <w:r>
+              <w:t xml:space="preserve">metadata</w:t>
+            </w:r>
+          </w:p>
+        </w:tc>
+      </w:tr>
+      <w:tr>
+        <w:tc>
+          <w:tcPr/>
+          <w:p>
+            <w:pPr>
+              <w:pStyle w:val="Compact"/>
+            </w:pPr>
+            <w:r>
+              <w:rPr>
+                <w:rStyle w:val="VerbatimChar"/>
+              </w:rPr>
+              <w:t xml:space="preserve">params</w:t>
+            </w:r>
+          </w:p>
+        </w:tc>
+        <w:tc>
+          <w:tcPr/>
+          <w:p>
+            <w:pPr>
+              <w:pStyle w:val="Compact"/>
+            </w:pPr>
+            <w:r>
+              <w:t xml:space="preserve">every effective parameter</w:t>
+            </w:r>
+          </w:p>
+        </w:tc>
+        <w:tc>
+          <w:tcPr/>
+          <w:p>
+            <w:pPr>
+              <w:pStyle w:val="Compact"/>
+            </w:pPr>
+            <w:r>
+              <w:t xml:space="preserve">Nextflow</w:t>
+            </w:r>
+          </w:p>
+        </w:tc>
+      </w:tr>
+      <w:tr>
+        <w:tc>
+          <w:tcPr/>
+          <w:p>
+            <w:pPr>
+              <w:pStyle w:val="Compact"/>
+            </w:pPr>
+            <w:r>
+              <w:rPr>
+                <w:rStyle w:val="VerbatimChar"/>
+              </w:rPr>
+              <w:t xml:space="preserve">containers</w:t>
+            </w:r>
+          </w:p>
+        </w:tc>
+        <w:tc>
+          <w:tcPr/>
+          <w:p>
+            <w:pPr>
+              <w:pStyle w:val="Compact"/>
+            </w:pPr>
+            <w:r>
+              <w:t xml:space="preserve">process label → container reference that was configured</w:t>
+            </w:r>
+          </w:p>
+        </w:tc>
+        <w:tc>
+          <w:tcPr/>
+          <w:p>
+            <w:pPr>
+              <w:pStyle w:val="Compact"/>
+            </w:pPr>
+            <w:r>
+              <w:t xml:space="preserve">Nextflow</w:t>
+            </w:r>
+          </w:p>
+        </w:tc>
+      </w:tr>
+      <w:tr>
+        <w:tc>
+          <w:tcPr/>
+          <w:p>
+            <w:pPr>
+              <w:pStyle w:val="Compact"/>
+            </w:pPr>
+            <w:r>
+              <w:rPr>
+                <w:rStyle w:val="VerbatimChar"/>
+              </w:rPr>
+              <w:t xml:space="preserve">images</w:t>
+            </w:r>
+          </w:p>
+        </w:tc>
+        <w:tc>
+          <w:tcPr/>
+          <w:p>
+            <w:pPr>
+              <w:pStyle w:val="Compact"/>
+            </w:pPr>
+            <w:r>
+              <w:t xml:space="preserve">for each reference, what actually ran: a site</w:t>
+            </w:r>
+            <w:r>
+              <w:t xml:space="preserve"> </w:t>
+            </w:r>
+            <w:r>
+              <w:rPr>
+                <w:rStyle w:val="VerbatimChar"/>
+              </w:rPr>
+              <w:t xml:space="preserve">.sif</w:t>
+            </w:r>
+            <w:r>
+              <w:t xml:space="preserve"> </w:t>
+            </w:r>
+            <w:r>
+              <w:t xml:space="preserve">or cached</w:t>
+            </w:r>
+            <w:r>
+              <w:t xml:space="preserve"> </w:t>
+            </w:r>
+            <w:r>
+              <w:rPr>
+                <w:rStyle w:val="VerbatimChar"/>
+              </w:rPr>
+              <w:t xml:space="preserve">.img</w:t>
+            </w:r>
+            <w:r>
+              <w:t xml:space="preserve"> </w:t>
+            </w:r>
+            <w:r>
+              <w:t xml:space="preserve">with size and</w:t>
+            </w:r>
+            <w:r>
+              <w:t xml:space="preserve"> </w:t>
+            </w:r>
+            <w:r>
+              <w:rPr>
+                <w:b/>
+                <w:bCs/>
+              </w:rPr>
+              <w:t xml:space="preserve">sha256</w:t>
+            </w:r>
+            <w:r>
+              <w:t xml:space="preserve">, or a Docker image id + repo digest</w:t>
+            </w:r>
+          </w:p>
+        </w:tc>
+        <w:tc>
+          <w:tcPr/>
+          <w:p>
+            <w:pPr>
+              <w:pStyle w:val="Compact"/>
+            </w:pPr>
+            <w:r>
+              <w:rPr>
+                <w:rStyle w:val="VerbatimChar"/>
+              </w:rPr>
+              <w:t xml:space="preserve">workflow.onComplete</w:t>
+            </w:r>
+            <w:r>
+              <w:t xml:space="preserve"> </w:t>
+            </w:r>
+            <w:r>
+              <w:t xml:space="preserve">on the head node (</w:t>
+            </w:r>
+            <w:r>
+              <w:rPr>
+                <w:rStyle w:val="VerbatimChar"/>
+              </w:rPr>
+              <w:t xml:space="preserve">make_provenance.py images</w:t>
+            </w:r>
+            <w:r>
+              <w:t xml:space="preserve">)</w:t>
+            </w:r>
+          </w:p>
+        </w:tc>
+      </w:tr>
+      <w:tr>
+        <w:tc>
+          <w:tcPr/>
+          <w:p>
+            <w:pPr>
+              <w:pStyle w:val="Compact"/>
+            </w:pPr>
+            <w:r>
+              <w:rPr>
+                <w:rStyle w:val="VerbatimChar"/>
+              </w:rPr>
+              <w:t xml:space="preserve">databases</w:t>
+            </w:r>
+          </w:p>
+        </w:tc>
+        <w:tc>
+          <w:tcPr/>
+          <w:p>
+            <w:pPr>
+              <w:pStyle w:val="Compact"/>
+            </w:pPr>
+            <w:r>
+              <w:t xml:space="preserve">the</w:t>
+            </w:r>
+            <w:r>
+              <w:t xml:space="preserve"> </w:t>
+            </w:r>
+            <w:r>
+              <w:rPr>
+                <w:rStyle w:val="VerbatimChar"/>
+              </w:rPr>
+              <w:t xml:space="preserve">DB_CHECK</w:t>
+            </w:r>
+            <w:r>
+              <w:t xml:space="preserve"> </w:t>
+            </w:r>
+            <w:r>
+              <w:t xml:space="preserve">manifest: each database’s key files,</w:t>
+            </w:r>
+            <w:r>
+              <w:t xml:space="preserve"> </w:t>
+            </w:r>
+            <w:r>
+              <w:rPr>
+                <w:rStyle w:val="VerbatimChar"/>
+              </w:rPr>
+              <w:t xml:space="preserve">.done</w:t>
+            </w:r>
+            <w:r>
+              <w:t xml:space="preserve"> </w:t>
+            </w:r>
+            <w:r>
+              <w:t xml:space="preserve">timestamp and</w:t>
+            </w:r>
+            <w:r>
+              <w:t xml:space="preserve"> </w:t>
+            </w:r>
+            <w:r>
+              <w:rPr>
+                <w:rStyle w:val="VerbatimChar"/>
+              </w:rPr>
+              <w:t xml:space="preserve">MANIFEST.tsv</w:t>
+            </w:r>
+            <w:r>
+              <w:t xml:space="preserve"> </w:t>
+            </w:r>
+            <w:r>
+              <w:t xml:space="preserve">source</w:t>
+            </w:r>
+          </w:p>
+        </w:tc>
+        <w:tc>
+          <w:tcPr/>
+          <w:p>
+            <w:pPr>
+              <w:pStyle w:val="Compact"/>
+            </w:pPr>
+            <w:r>
+              <w:rPr>
+                <w:rStyle w:val="VerbatimChar"/>
+              </w:rPr>
+              <w:t xml:space="preserve">bin/check_databases.py</w:t>
+            </w:r>
+          </w:p>
+        </w:tc>
+      </w:tr>
+      <w:tr>
+        <w:tc>
+          <w:tcPr/>
+          <w:p>
+            <w:pPr>
+              <w:pStyle w:val="Compact"/>
+            </w:pPr>
+            <w:r>
+              <w:rPr>
+                <w:rStyle w:val="VerbatimChar"/>
+              </w:rPr>
+              <w:t xml:space="preserve">samples</w:t>
+            </w:r>
+          </w:p>
+        </w:tc>
+        <w:tc>
+          <w:tcPr/>
+          <w:p>
+            <w:pPr>
+              <w:pStyle w:val="Compact"/>
+            </w:pPr>
+            <w:r>
+              <w:t xml:space="preserve">per isolate, per stage:</w:t>
+            </w:r>
+            <w:r>
+              <w:t xml:space="preserve"> </w:t>
+            </w:r>
+            <w:r>
+              <w:rPr>
+                <w:rStyle w:val="VerbatimChar"/>
+              </w:rPr>
+              <w:t xml:space="preserve">status</w:t>
+            </w:r>
+            <w:r>
+              <w:t xml:space="preserve">,</w:t>
+            </w:r>
+            <w:r>
+              <w:t xml:space="preserve"> </w:t>
+            </w:r>
+            <w:r>
+              <w:rPr>
+                <w:rStyle w:val="VerbatimChar"/>
+              </w:rPr>
+              <w:t xml:space="preserve">tools</w:t>
+            </w:r>
+            <w:r>
+              <w:t xml:space="preserve"> </w:t>
+            </w:r>
+            <w:r>
+              <w:t xml:space="preserve">(exit, seconds, version),</w:t>
+            </w:r>
+            <w:r>
+              <w:t xml:space="preserve"> </w:t>
+            </w:r>
+            <w:r>
+              <w:rPr>
+                <w:rStyle w:val="VerbatimChar"/>
+              </w:rPr>
+              <w:t xml:space="preserve">skipped_tools</w:t>
+            </w:r>
+            <w:r>
+              <w:t xml:space="preserve">,</w:t>
+            </w:r>
+            <w:r>
+              <w:t xml:space="preserve"> </w:t>
+            </w:r>
+            <w:r>
+              <w:rPr>
+                <w:rStyle w:val="VerbatimChar"/>
+              </w:rPr>
+              <w:t xml:space="preserve">versions</w:t>
+            </w:r>
+            <w:r>
+              <w:t xml:space="preserve">,</w:t>
+            </w:r>
+            <w:r>
+              <w:t xml:space="preserve"> </w:t>
+            </w:r>
+            <w:r>
+              <w:rPr>
+                <w:rStyle w:val="VerbatimChar"/>
+              </w:rPr>
+              <w:t xml:space="preserve">note</w:t>
+            </w:r>
+          </w:p>
+        </w:tc>
+        <w:tc>
+          <w:tcPr/>
+          <w:p>
+            <w:pPr>
+              <w:pStyle w:val="Compact"/>
+            </w:pPr>
+            <w:r>
+              <w:t xml:space="preserve">every stage JSON</w:t>
+            </w:r>
+          </w:p>
+        </w:tc>
+      </w:tr>
+      <w:tr>
+        <w:tc>
+          <w:tcPr/>
+          <w:p>
+            <w:pPr>
+              <w:pStyle w:val="Compact"/>
+            </w:pPr>
+            <w:r>
+              <w:rPr>
+                <w:rStyle w:val="VerbatimChar"/>
+              </w:rPr>
+              <w:t xml:space="preserve">tool_versions</w:t>
+            </w:r>
+            <w:r>
+              <w:t xml:space="preserve">,</w:t>
+            </w:r>
+            <w:r>
+              <w:t xml:space="preserve"> </w:t>
+            </w:r>
+            <w:r>
+              <w:rPr>
+                <w:rStyle w:val="VerbatimChar"/>
+              </w:rPr>
+              <w:t xml:space="preserve">version_conflicts</w:t>
+            </w:r>
+            <w:r>
+              <w:t xml:space="preserve">,</w:t>
+            </w:r>
+            <w:r>
+              <w:t xml:space="preserve"> </w:t>
+            </w:r>
+            <w:r>
+              <w:rPr>
+                <w:rStyle w:val="VerbatimChar"/>
+              </w:rPr>
+              <w:t xml:space="preserve">stage_summary</w:t>
+            </w:r>
+          </w:p>
+        </w:tc>
+        <w:tc>
+          <w:tcPr/>
+          <w:p>
+            <w:pPr>
+              <w:pStyle w:val="Compact"/>
+            </w:pPr>
+            <w:r>
+              <w:t xml:space="preserve">one consolidated version per tool across the run (a tool reporting two different versions is listed under</w:t>
+            </w:r>
+            <w:r>
+              <w:t xml:space="preserve"> </w:t>
+            </w:r>
+            <w:r>
+              <w:rPr>
+                <w:rStyle w:val="VerbatimChar"/>
+              </w:rPr>
+              <w:t xml:space="preserve">version_conflicts</w:t>
+            </w:r>
+            <w:r>
+              <w:t xml:space="preserve"> </w:t>
+            </w:r>
+            <w:r>
+              <w:t xml:space="preserve">— it should be empty), and ok/partial/failed/skipped counts per stage</w:t>
+            </w:r>
+          </w:p>
+        </w:tc>
+        <w:tc>
+          <w:tcPr/>
+          <w:p>
+            <w:pPr>
+              <w:pStyle w:val="Compact"/>
+            </w:pPr>
+            <w:r>
+              <w:t xml:space="preserve">aggregated</w:t>
+            </w:r>
+          </w:p>
+        </w:tc>
+      </w:tr>
+    </w:tbl>
+    <w:p>
+      <w:pPr>
+        <w:pStyle w:val="BodyText"/>
+      </w:pPr>
+      <w:r>
+        <w:t xml:space="preserve">Versions are what each tool prints (e.g. </w:t>
+      </w:r>
+      <w:r>
+        <w:rPr>
+          <w:rStyle w:val="VerbatimChar"/>
+        </w:rPr>
+        <w:t xml:space="preserve">vsearch v2.29.1_linux_x86_64</w:t>
+      </w:r>
+      <w:r>
+        <w:t xml:space="preserve">); the authoritative package</w:t>
+      </w:r>
+      <w:r>
+        <w:t xml:space="preserve"> </w:t>
+      </w:r>
+      <w:r>
+        <w:t xml:space="preserve">versions of the base image are in</w:t>
+      </w:r>
+      <w:r>
+        <w:t xml:space="preserve"> </w:t>
+      </w:r>
+      <w:r>
+        <w:rPr>
+          <w:rStyle w:val="VerbatimChar"/>
+        </w:rPr>
+        <w:t xml:space="preserve">env/base.linux-64.lock</w:t>
+      </w:r>
+      <w:r>
+        <w:t xml:space="preserve">. Hashing the ~30 GB image set takes one to</w:t>
+      </w:r>
+      <w:r>
+        <w:t xml:space="preserve"> </w:t>
+      </w:r>
+      <w:r>
+        <w:t xml:space="preserve">two minutes at the end of the run;</w:t>
+      </w:r>
+      <w:r>
+        <w:t xml:space="preserve"> </w:t>
+      </w:r>
+      <w:r>
+        <w:rPr>
+          <w:rStyle w:val="VerbatimChar"/>
+        </w:rPr>
+        <w:t xml:space="preserve">--provenance_hash_images false</w:t>
+      </w:r>
+      <w:r>
+        <w:t xml:space="preserve"> </w:t>
+      </w:r>
+      <w:r>
+        <w:t xml:space="preserve">records path and size only. On a</w:t>
+      </w:r>
+      <w:r>
+        <w:t xml:space="preserve"> </w:t>
+      </w:r>
+      <w:r>
+        <w:t xml:space="preserve">shared install set</w:t>
+      </w:r>
+      <w:r>
+        <w:t xml:space="preserve"> </w:t>
+      </w:r>
+      <w:r>
+        <w:rPr>
+          <w:rStyle w:val="VerbatimChar"/>
+        </w:rPr>
+        <w:t xml:space="preserve">params.image_cache_dir</w:t>
+      </w:r>
+      <w:r>
+        <w:t xml:space="preserve"> </w:t>
+      </w:r>
+      <w:r>
+        <w:t xml:space="preserve">(site config) to the pre-pulled image cache so cached</w:t>
+      </w:r>
+      <w:r>
+        <w:t xml:space="preserve"> </w:t>
+      </w:r>
+      <w:r>
+        <w:t xml:space="preserve">images resolve; the launcher’s</w:t>
+      </w:r>
+      <w:r>
+        <w:t xml:space="preserve"> </w:t>
+      </w:r>
+      <w:r>
+        <w:rPr>
+          <w:rStyle w:val="VerbatimChar"/>
+        </w:rPr>
+        <w:t xml:space="preserve">NXF_APPTAINER_CACHEDIR</w:t>
+      </w:r>
+      <w:r>
+        <w:t xml:space="preserve"> </w:t>
+      </w:r>
+      <w:r>
+        <w:t xml:space="preserve">is used otherwise. Nextflow also writes</w:t>
       </w:r>
       <w:r>
         <w:t xml:space="preserve"> </w:t>

--- a/docs/manual/fungiforge_manual.docx
+++ b/docs/manual/fungiforge_manual.docx
@@ -5984,7 +5984,7 @@
     </w:p>
     <w:bookmarkEnd w:id="20"/>
     <w:bookmarkEnd w:id="21"/>
-    <w:bookmarkStart w:id="25" w:name="the-fungiforge-cli-and-how-to-run"/>
+    <w:bookmarkStart w:id="26" w:name="the-fungiforge-cli-and-how-to-run"/>
     <w:p>
       <w:pPr>
         <w:pStyle w:val="Heading1"/>
@@ -7000,8 +7000,473 @@
       </w:r>
     </w:p>
     <w:bookmarkEnd w:id="24"/>
+    <w:bookmarkStart w:id="25" w:name="the-test-suite"/>
+    <w:p>
+      <w:pPr>
+        <w:pStyle w:val="Heading2"/>
+      </w:pPr>
+      <w:r>
+        <w:rPr>
+          <w:rStyle w:val="SectionNumber"/>
+        </w:rPr>
+        <w:t xml:space="preserve">5.4</w:t>
+      </w:r>
+      <w:r>
+        <w:tab/>
+      </w:r>
+      <w:r>
+        <w:t xml:space="preserve">5.4 The test suite</w:t>
+      </w:r>
+    </w:p>
+    <w:tbl>
+      <w:tblPr>
+        <w:tblStyle w:val="Table"/>
+        <w:tblW w:type="pct" w:w="5000"/>
+        <w:tblLayout w:type="fixed"/>
+        <w:tblLook w:firstRow="1" w:lastRow="0" w:firstColumn="0" w:lastColumn="0" w:noHBand="0" w:noVBand="0" w:val="0020"/>
+      </w:tblPr>
+      <w:tblGrid>
+        <w:gridCol w:w="2640"/>
+        <w:gridCol w:w="2640"/>
+        <w:gridCol w:w="2640"/>
+      </w:tblGrid>
+      <w:tr>
+        <w:trPr>
+          <w:tblHeader w:val="on"/>
+        </w:trPr>
+        <w:tc>
+          <w:tcPr/>
+          <w:p>
+            <w:pPr>
+              <w:pStyle w:val="Compact"/>
+            </w:pPr>
+            <w:r>
+              <w:t xml:space="preserve">Layer</w:t>
+            </w:r>
+          </w:p>
+        </w:tc>
+        <w:tc>
+          <w:tcPr/>
+          <w:p>
+            <w:pPr>
+              <w:pStyle w:val="Compact"/>
+            </w:pPr>
+            <w:r>
+              <w:t xml:space="preserve">What</w:t>
+            </w:r>
+          </w:p>
+        </w:tc>
+        <w:tc>
+          <w:tcPr/>
+          <w:p>
+            <w:pPr>
+              <w:pStyle w:val="Compact"/>
+            </w:pPr>
+            <w:r>
+              <w:t xml:space="preserve">How</w:t>
+            </w:r>
+          </w:p>
+        </w:tc>
+      </w:tr>
+      <w:tr>
+        <w:tc>
+          <w:tcPr/>
+          <w:p>
+            <w:pPr>
+              <w:pStyle w:val="Compact"/>
+            </w:pPr>
+            <w:r>
+              <w:t xml:space="preserve">Unit</w:t>
+            </w:r>
+          </w:p>
+        </w:tc>
+        <w:tc>
+          <w:tcPr/>
+          <w:p>
+            <w:pPr>
+              <w:pStyle w:val="Compact"/>
+            </w:pPr>
+            <w:r>
+              <w:t xml:space="preserve">every helper in</w:t>
+            </w:r>
+            <w:r>
+              <w:t xml:space="preserve"> </w:t>
+            </w:r>
+            <w:r>
+              <w:rPr>
+                <w:rStyle w:val="VerbatimChar"/>
+              </w:rPr>
+              <w:t xml:space="preserve">bin/*.py</w:t>
+            </w:r>
+            <w:r>
+              <w:t xml:space="preserve"> </w:t>
+            </w:r>
+            <w:r>
+              <w:t xml:space="preserve">and the CLI, on synthetic inputs (Kraken2 report fixture, GenBank records built in the test, synthetic proteins / promoters); the scripts are driven as subprocesses the way the pipeline drives them, with subprocess coverage of</w:t>
+            </w:r>
+            <w:r>
+              <w:t xml:space="preserve"> </w:t>
+            </w:r>
+            <w:r>
+              <w:rPr>
+                <w:rStyle w:val="VerbatimChar"/>
+              </w:rPr>
+              <w:t xml:space="preserve">bin/</w:t>
+            </w:r>
+            <w:r>
+              <w:t xml:space="preserve"> </w:t>
+            </w:r>
+            <w:r>
+              <w:t xml:space="preserve">+</w:t>
+            </w:r>
+            <w:r>
+              <w:t xml:space="preserve"> </w:t>
+            </w:r>
+            <w:r>
+              <w:rPr>
+                <w:rStyle w:val="VerbatimChar"/>
+              </w:rPr>
+              <w:t xml:space="preserve">fungiforge/</w:t>
+            </w:r>
+            <w:r>
+              <w:t xml:space="preserve"> </w:t>
+            </w:r>
+            <w:r>
+              <w:t xml:space="preserve">(≥ 85 % enforced)</w:t>
+            </w:r>
+          </w:p>
+        </w:tc>
+        <w:tc>
+          <w:tcPr/>
+          <w:p>
+            <w:pPr>
+              <w:pStyle w:val="Compact"/>
+            </w:pPr>
+            <w:r>
+              <w:rPr>
+                <w:rStyle w:val="VerbatimChar"/>
+              </w:rPr>
+              <w:t xml:space="preserve">pip install -e ".[dev]"</w:t>
+            </w:r>
+            <w:r>
+              <w:t xml:space="preserve">, then</w:t>
+            </w:r>
+            <w:r>
+              <w:t xml:space="preserve"> </w:t>
+            </w:r>
+            <w:r>
+              <w:rPr>
+                <w:rStyle w:val="VerbatimChar"/>
+              </w:rPr>
+              <w:t xml:space="preserve">COVERAGE_PROCESS_START=.coveragerc coverage run -m pytest test/unit &amp;&amp; coverage combine &amp;&amp; coverage report</w:t>
+            </w:r>
+          </w:p>
+        </w:tc>
+      </w:tr>
+      <w:tr>
+        <w:tc>
+          <w:tcPr/>
+          <w:p>
+            <w:pPr>
+              <w:pStyle w:val="Compact"/>
+            </w:pPr>
+            <w:r>
+              <w:t xml:space="preserve">Static</w:t>
+            </w:r>
+          </w:p>
+        </w:tc>
+        <w:tc>
+          <w:tcPr/>
+          <w:p>
+            <w:pPr>
+              <w:pStyle w:val="Compact"/>
+            </w:pPr>
+            <w:r>
+              <w:rPr>
+                <w:rStyle w:val="VerbatimChar"/>
+              </w:rPr>
+              <w:t xml:space="preserve">nextflow lint</w:t>
+            </w:r>
+            <w:r>
+              <w:t xml:space="preserve"> </w:t>
+            </w:r>
+            <w:r>
+              <w:t xml:space="preserve">at zero warnings (strict syntax); shellcheck at warning level on every shell script</w:t>
+            </w:r>
+          </w:p>
+        </w:tc>
+        <w:tc>
+          <w:tcPr/>
+          <w:p>
+            <w:pPr>
+              <w:pStyle w:val="Compact"/>
+            </w:pPr>
+            <w:r>
+              <w:rPr>
+                <w:rStyle w:val="VerbatimChar"/>
+              </w:rPr>
+              <w:t xml:space="preserve">nextflow lint .</w:t>
+            </w:r>
+            <w:r>
+              <w:t xml:space="preserve">;</w:t>
+            </w:r>
+            <w:r>
+              <w:t xml:space="preserve"> </w:t>
+            </w:r>
+            <w:r>
+              <w:rPr>
+                <w:rStyle w:val="VerbatimChar"/>
+              </w:rPr>
+              <w:t xml:space="preserve">shellcheck -S warning -x bin/*.sh share/bin/*</w:t>
+            </w:r>
+          </w:p>
+        </w:tc>
+      </w:tr>
+      <w:tr>
+        <w:tc>
+          <w:tcPr/>
+          <w:p>
+            <w:pPr>
+              <w:pStyle w:val="Compact"/>
+            </w:pPr>
+            <w:r>
+              <w:t xml:space="preserve">DAG</w:t>
+            </w:r>
+          </w:p>
+        </w:tc>
+        <w:tc>
+          <w:tcPr/>
+          <w:p>
+            <w:pPr>
+              <w:pStyle w:val="Compact"/>
+            </w:pPr>
+            <w:r>
+              <w:t xml:space="preserve">the 15 stages on the three-mode fixture under</w:t>
+            </w:r>
+            <w:r>
+              <w:t xml:space="preserve"> </w:t>
+            </w:r>
+            <w:r>
+              <w:rPr>
+                <w:rStyle w:val="VerbatimChar"/>
+              </w:rPr>
+              <w:t xml:space="preserve">-stub-run</w:t>
+            </w:r>
+            <w:r>
+              <w:t xml:space="preserve"> </w:t>
+            </w:r>
+            <w:r>
+              <w:t xml:space="preserve">(routing, joins, DB_CHECK gate, provenance)</w:t>
+            </w:r>
+          </w:p>
+        </w:tc>
+        <w:tc>
+          <w:tcPr/>
+          <w:p>
+            <w:pPr>
+              <w:pStyle w:val="Compact"/>
+            </w:pPr>
+            <w:r>
+              <w:rPr>
+                <w:rStyle w:val="VerbatimChar"/>
+              </w:rPr>
+              <w:t xml:space="preserve">nextflow run main.nf -profile local,test -stub-run</w:t>
+            </w:r>
+          </w:p>
+        </w:tc>
+      </w:tr>
+      <w:tr>
+        <w:tc>
+          <w:tcPr/>
+          <w:p>
+            <w:pPr>
+              <w:pStyle w:val="Compact"/>
+            </w:pPr>
+            <w:r>
+              <w:t xml:space="preserve">nf-test</w:t>
+            </w:r>
+          </w:p>
+        </w:tc>
+        <w:tc>
+          <w:tcPr/>
+          <w:p>
+            <w:pPr>
+              <w:pStyle w:val="Compact"/>
+            </w:pPr>
+            <w:r>
+              <w:rPr>
+                <w:rStyle w:val="VerbatimChar"/>
+              </w:rPr>
+              <w:t xml:space="preserve">parse_row</w:t>
+            </w:r>
+            <w:r>
+              <w:t xml:space="preserve">/</w:t>
+            </w:r>
+            <w:r>
+              <w:rPr>
+                <w:rStyle w:val="VerbatimChar"/>
+              </w:rPr>
+              <w:t xml:space="preserve">resolve_path</w:t>
+            </w:r>
+            <w:r>
+              <w:t xml:space="preserve"> </w:t>
+            </w:r>
+            <w:r>
+              <w:t xml:space="preserve">routing cases (ONT-only, hybrid, Illumina-only, unpaired refused), one stub test per module (every declared output emitted once, named after the sample), the whole DAG with and without the skip flags</w:t>
+            </w:r>
+          </w:p>
+        </w:tc>
+        <w:tc>
+          <w:tcPr/>
+          <w:p>
+            <w:pPr>
+              <w:pStyle w:val="Compact"/>
+            </w:pPr>
+            <w:r>
+              <w:rPr>
+                <w:rStyle w:val="VerbatimChar"/>
+              </w:rPr>
+              <w:t xml:space="preserve">nf-test test</w:t>
+            </w:r>
+            <w:r>
+              <w:t xml:space="preserve"> </w:t>
+            </w:r>
+            <w:r>
+              <w:t xml:space="preserve">(</w:t>
+            </w:r>
+            <w:r>
+              <w:rPr>
+                <w:rStyle w:val="VerbatimChar"/>
+              </w:rPr>
+              <w:t xml:space="preserve">nf-test.config</w:t>
+            </w:r>
+            <w:r>
+              <w:t xml:space="preserve">, cases under</w:t>
+            </w:r>
+            <w:r>
+              <w:t xml:space="preserve"> </w:t>
+            </w:r>
+            <w:r>
+              <w:rPr>
+                <w:rStyle w:val="VerbatimChar"/>
+              </w:rPr>
+              <w:t xml:space="preserve">test/nf-test/</w:t>
+            </w:r>
+            <w:r>
+              <w:t xml:space="preserve">)</w:t>
+            </w:r>
+          </w:p>
+        </w:tc>
+      </w:tr>
+      <w:tr>
+        <w:tc>
+          <w:tcPr/>
+          <w:p>
+            <w:pPr>
+              <w:pStyle w:val="Compact"/>
+            </w:pPr>
+            <w:r>
+              <w:t xml:space="preserve">Containers</w:t>
+            </w:r>
+          </w:p>
+        </w:tc>
+        <w:tc>
+          <w:tcPr/>
+          <w:p>
+            <w:pPr>
+              <w:pStyle w:val="Compact"/>
+            </w:pPr>
+            <w:r>
+              <w:t xml:space="preserve">the fixture through the real images with Docker: DB_CHECK and READ_QC complete in-container, versions are recorded, and the assemblers’ failure on the synthetic reads is recorded by the status contract, not hidden</w:t>
+            </w:r>
+          </w:p>
+        </w:tc>
+        <w:tc>
+          <w:tcPr/>
+          <w:p>
+            <w:pPr>
+              <w:pStyle w:val="Compact"/>
+            </w:pPr>
+            <w:r>
+              <w:rPr>
+                <w:rStyle w:val="VerbatimChar"/>
+              </w:rPr>
+              <w:t xml:space="preserve">bash test/run_docker_fixture.sh</w:t>
+            </w:r>
+          </w:p>
+        </w:tc>
+      </w:tr>
+      <w:tr>
+        <w:tc>
+          <w:tcPr/>
+          <w:p>
+            <w:pPr>
+              <w:pStyle w:val="Compact"/>
+            </w:pPr>
+            <w:r>
+              <w:t xml:space="preserve">Real data</w:t>
+            </w:r>
+          </w:p>
+        </w:tc>
+        <w:tc>
+          <w:tcPr/>
+          <w:p>
+            <w:pPr>
+              <w:pStyle w:val="Compact"/>
+            </w:pPr>
+            <w:r>
+              <w:t xml:space="preserve">CEA10 hybrid, DF-005 Illumina-only, C87 TR34/L98H on the development deployment</w:t>
+            </w:r>
+          </w:p>
+        </w:tc>
+        <w:tc>
+          <w:tcPr/>
+          <w:p>
+            <w:pPr>
+              <w:pStyle w:val="Compact"/>
+            </w:pPr>
+            <w:r>
+              <w:rPr>
+                <w:rStyle w:val="VerbatimChar"/>
+              </w:rPr>
+              <w:t xml:space="preserve">docs/UPGRADE_PLAN.md</w:t>
+            </w:r>
+            <w:r>
+              <w:t xml:space="preserve"> </w:t>
+            </w:r>
+            <w:r>
+              <w:t xml:space="preserve">(W0.4, W1.1)</w:t>
+            </w:r>
+          </w:p>
+        </w:tc>
+      </w:tr>
+    </w:tbl>
+    <w:p>
+      <w:pPr>
+        <w:pStyle w:val="BodyText"/>
+      </w:pPr>
+      <w:r>
+        <w:t xml:space="preserve">The first four layers run on every push (</w:t>
+      </w:r>
+      <w:r>
+        <w:rPr>
+          <w:rStyle w:val="VerbatimChar"/>
+        </w:rPr>
+        <w:t xml:space="preserve">.github/workflows/ci.yml</w:t>
+      </w:r>
+      <w:r>
+        <w:t xml:space="preserve">); the last two need the</w:t>
+      </w:r>
+      <w:r>
+        <w:t xml:space="preserve"> </w:t>
+      </w:r>
+      <w:r>
+        <w:t xml:space="preserve">image set and databases and run locally or on the development deployment.</w:t>
+      </w:r>
+    </w:p>
     <w:bookmarkEnd w:id="25"/>
-    <w:bookmarkStart w:id="28" w:name="reference-databases"/>
+    <w:bookmarkEnd w:id="26"/>
+    <w:bookmarkStart w:id="29" w:name="reference-databases"/>
     <w:p>
       <w:pPr>
         <w:pStyle w:val="Heading1"/>
@@ -7204,7 +7669,7 @@
         <w:t xml:space="preserve">external/scratch drive.</w:t>
       </w:r>
     </w:p>
-    <w:bookmarkStart w:id="26" w:name="the-databases"/>
+    <w:bookmarkStart w:id="27" w:name="the-databases"/>
     <w:p>
       <w:pPr>
         <w:pStyle w:val="Heading2"/>
@@ -8249,8 +8714,8 @@
         <w:t xml:space="preserve">.</w:t>
       </w:r>
     </w:p>
-    <w:bookmarkEnd w:id="26"/>
-    <w:bookmarkStart w:id="27" w:name="staging-them"/>
+    <w:bookmarkEnd w:id="27"/>
+    <w:bookmarkStart w:id="28" w:name="staging-them"/>
     <w:p>
       <w:pPr>
         <w:pStyle w:val="Heading2"/>
@@ -8527,9 +8992,9 @@
         <w:t xml:space="preserve">in the manifest and continues; resolve the new link and re-run just that step.</w:t>
       </w:r>
     </w:p>
-    <w:bookmarkEnd w:id="27"/>
     <w:bookmarkEnd w:id="28"/>
-    <w:bookmarkStart w:id="29" w:name="inputs-the-sample-sheet"/>
+    <w:bookmarkEnd w:id="29"/>
+    <w:bookmarkStart w:id="30" w:name="inputs-the-sample-sheet"/>
     <w:p>
       <w:pPr>
         <w:pStyle w:val="Heading1"/>
@@ -9553,8 +10018,8 @@
         <w:t xml:space="preserve">afterwards to correct per-sample compartment/facility/season if they differ.</w:t>
       </w:r>
     </w:p>
-    <w:bookmarkEnd w:id="29"/>
-    <w:bookmarkStart w:id="30" w:name="configuration-parameters"/>
+    <w:bookmarkEnd w:id="30"/>
+    <w:bookmarkStart w:id="31" w:name="configuration-parameters"/>
     <w:p>
       <w:pPr>
         <w:pStyle w:val="Heading1"/>
@@ -11252,8 +11717,8 @@
         <w:t xml:space="preserve">memory and time with the attempt number.</w:t>
       </w:r>
     </w:p>
-    <w:bookmarkEnd w:id="30"/>
-    <w:bookmarkStart w:id="47" w:name="the-stages-in-detail"/>
+    <w:bookmarkEnd w:id="31"/>
+    <w:bookmarkStart w:id="48" w:name="the-stages-in-detail"/>
     <w:p>
       <w:pPr>
         <w:pStyle w:val="Heading1"/>
@@ -11318,7 +11783,7 @@
         <w:t xml:space="preserve">the whole pipeline, not stages individually.</w:t>
       </w:r>
     </w:p>
-    <w:bookmarkStart w:id="31" w:name="stage-00-basecall-optional"/>
+    <w:bookmarkStart w:id="32" w:name="stage-00-basecall-optional"/>
     <w:p>
       <w:pPr>
         <w:pStyle w:val="Heading2"/>
@@ -11542,8 +12007,8 @@
         <w:t xml:space="preserve"> r1041_e82_400bps_sup_v5.2.0</w:t>
       </w:r>
     </w:p>
-    <w:bookmarkEnd w:id="31"/>
-    <w:bookmarkStart w:id="32" w:name="stage-01-read-qc-filter-mode-aware"/>
+    <w:bookmarkEnd w:id="32"/>
+    <w:bookmarkStart w:id="33" w:name="stage-01-read-qc-filter-mode-aware"/>
     <w:p>
       <w:pPr>
         <w:pStyle w:val="Heading2"/>
@@ -11755,8 +12220,8 @@
         <w:t xml:space="preserve">) and the filtered ONT FASTQ (long-read) is carried forward.</w:t>
       </w:r>
     </w:p>
-    <w:bookmarkEnd w:id="32"/>
-    <w:bookmarkStart w:id="33" w:name="Xaa55b706c6865407c5fe17a41b124fd5db7a2a9"/>
+    <w:bookmarkEnd w:id="33"/>
+    <w:bookmarkStart w:id="34" w:name="Xaa55b706c6865407c5fe17a41b124fd5db7a2a9"/>
     <w:p>
       <w:pPr>
         <w:pStyle w:val="Heading2"/>
@@ -12022,8 +12487,8 @@
         <w:t xml:space="preserve">so the two paths merge transparently downstream.</w:t>
       </w:r>
     </w:p>
-    <w:bookmarkEnd w:id="33"/>
-    <w:bookmarkStart w:id="34" w:name="Xa0010f0e4cc9a5ca7671bb6745fed54968d237c"/>
+    <w:bookmarkEnd w:id="34"/>
+    <w:bookmarkStart w:id="35" w:name="Xa0010f0e4cc9a5ca7671bb6745fed54968d237c"/>
     <w:p>
       <w:pPr>
         <w:pStyle w:val="Heading2"/>
@@ -12110,8 +12575,8 @@
         <w:t xml:space="preserve">which is why the polish is split into 03a and 03b.</w:t>
       </w:r>
     </w:p>
-    <w:bookmarkEnd w:id="34"/>
-    <w:bookmarkStart w:id="35" w:name="X545c4cdee69824fafb63139c32ebf579088fcfc"/>
+    <w:bookmarkEnd w:id="35"/>
+    <w:bookmarkStart w:id="36" w:name="X545c4cdee69824fafb63139c32ebf579088fcfc"/>
     <w:p>
       <w:pPr>
         <w:pStyle w:val="Heading2"/>
@@ -12509,8 +12974,8 @@
         <w:t xml:space="preserve">that rides downstream to flag Stage 09 calls.</w:t>
       </w:r>
     </w:p>
-    <w:bookmarkEnd w:id="35"/>
-    <w:bookmarkStart w:id="36" w:name="stage-04-decontamination-organelle-split"/>
+    <w:bookmarkEnd w:id="36"/>
+    <w:bookmarkStart w:id="37" w:name="stage-04-decontamination-organelle-split"/>
     <w:p>
       <w:pPr>
         <w:pStyle w:val="Heading2"/>
@@ -12732,8 +13197,8 @@
         <w:t xml:space="preserve">for milestone 3. Kraken2 is invoked but its classification is not yet used to drop contigs.</w:t>
       </w:r>
     </w:p>
-    <w:bookmarkEnd w:id="36"/>
-    <w:bookmarkStart w:id="37" w:name="stage-05-assembly-qc-completeness"/>
+    <w:bookmarkEnd w:id="37"/>
+    <w:bookmarkStart w:id="38" w:name="stage-05-assembly-qc-completeness"/>
     <w:p>
       <w:pPr>
         <w:pStyle w:val="Heading2"/>
@@ -12901,8 +13366,8 @@
         <w:t xml:space="preserve">.</w:t>
       </w:r>
     </w:p>
-    <w:bookmarkEnd w:id="37"/>
-    <w:bookmarkStart w:id="38" w:name="stage-06-repeat-modelling-soft-masking"/>
+    <w:bookmarkEnd w:id="38"/>
+    <w:bookmarkStart w:id="39" w:name="stage-06-repeat-modelling-soft-masking"/>
     <w:p>
       <w:pPr>
         <w:pStyle w:val="Heading2"/>
@@ -13027,8 +13492,8 @@
         <w:t xml:space="preserve">.</w:t>
       </w:r>
     </w:p>
-    <w:bookmarkEnd w:id="38"/>
-    <w:bookmarkStart w:id="39" w:name="X632205fc1d0f8ec3a84a498377ac52d9a7f3b4b"/>
+    <w:bookmarkEnd w:id="39"/>
+    <w:bookmarkStart w:id="40" w:name="X632205fc1d0f8ec3a84a498377ac52d9a7f3b4b"/>
     <w:p>
       <w:pPr>
         <w:pStyle w:val="Heading2"/>
@@ -13216,8 +13681,8 @@
         <w:t xml:space="preserve">stage under emulation.</w:t>
       </w:r>
     </w:p>
-    <w:bookmarkEnd w:id="39"/>
-    <w:bookmarkStart w:id="40" w:name="stage-08-identification-gcpsr"/>
+    <w:bookmarkEnd w:id="40"/>
+    <w:bookmarkStart w:id="41" w:name="stage-08-identification-gcpsr"/>
     <w:p>
       <w:pPr>
         <w:pStyle w:val="Heading2"/>
@@ -13442,8 +13907,8 @@
         <w:t xml:space="preserve">identity, reused by novelty).</w:t>
       </w:r>
     </w:p>
-    <w:bookmarkEnd w:id="40"/>
-    <w:bookmarkStart w:id="41" w:name="X466ba3f5c74195fd64d61f119798af3259ad0f3"/>
+    <w:bookmarkEnd w:id="41"/>
+    <w:bookmarkStart w:id="42" w:name="X466ba3f5c74195fd64d61f119798af3259ad0f3"/>
     <w:p>
       <w:pPr>
         <w:pStyle w:val="Heading2"/>
@@ -13554,8 +14019,8 @@
         <w:t xml:space="preserve">.</w:t>
       </w:r>
     </w:p>
-    <w:bookmarkEnd w:id="41"/>
-    <w:bookmarkStart w:id="42" w:name="stage-10-mobile-repeat-elements"/>
+    <w:bookmarkEnd w:id="42"/>
+    <w:bookmarkStart w:id="43" w:name="stage-10-mobile-repeat-elements"/>
     <w:p>
       <w:pPr>
         <w:pStyle w:val="Heading2"/>
@@ -13679,8 +14144,8 @@
         <w:t xml:space="preserve">.</w:t>
       </w:r>
     </w:p>
-    <w:bookmarkEnd w:id="42"/>
-    <w:bookmarkStart w:id="43" w:name="stage-11-biosynthetic-gene-clusters"/>
+    <w:bookmarkEnd w:id="43"/>
+    <w:bookmarkStart w:id="44" w:name="stage-11-biosynthetic-gene-clusters"/>
     <w:p>
       <w:pPr>
         <w:pStyle w:val="Heading2"/>
@@ -13776,8 +14241,8 @@
         <w:t xml:space="preserve">region GBKs.</w:t>
       </w:r>
     </w:p>
-    <w:bookmarkEnd w:id="43"/>
-    <w:bookmarkStart w:id="44" w:name="stage-12-novelty"/>
+    <w:bookmarkEnd w:id="44"/>
+    <w:bookmarkStart w:id="45" w:name="stage-12-novelty"/>
     <w:p>
       <w:pPr>
         <w:pStyle w:val="Heading2"/>
@@ -13898,8 +14363,8 @@
         <w:t xml:space="preserve">.</w:t>
       </w:r>
     </w:p>
-    <w:bookmarkEnd w:id="44"/>
-    <w:bookmarkStart w:id="45" w:name="stage-13-eukaryote-extras"/>
+    <w:bookmarkEnd w:id="45"/>
+    <w:bookmarkStart w:id="46" w:name="stage-13-eukaryote-extras"/>
     <w:p>
       <w:pPr>
         <w:pStyle w:val="Heading2"/>
@@ -13992,8 +14457,8 @@
         <w:t xml:space="preserve">.</w:t>
       </w:r>
     </w:p>
-    <w:bookmarkEnd w:id="45"/>
-    <w:bookmarkStart w:id="46" w:name="stage-14-report-master-table"/>
+    <w:bookmarkEnd w:id="46"/>
+    <w:bookmarkStart w:id="47" w:name="stage-14-report-master-table"/>
     <w:p>
       <w:pPr>
         <w:pStyle w:val="Heading2"/>
@@ -14152,9 +14617,9 @@
         <w:t xml:space="preserve">— never a hard failure. The master schema is the Layer-2 contract (§11).</w:t>
       </w:r>
     </w:p>
-    <w:bookmarkEnd w:id="46"/>
     <w:bookmarkEnd w:id="47"/>
-    <w:bookmarkStart w:id="51" w:name="Xae148e8afcdfd80089cdf99c9ff8a10924f5995"/>
+    <w:bookmarkEnd w:id="48"/>
+    <w:bookmarkStart w:id="52" w:name="Xae148e8afcdfd80089cdf99c9ff8a10924f5995"/>
     <w:p>
       <w:pPr>
         <w:pStyle w:val="Heading1"/>
@@ -14241,18 +14706,18 @@
           <wp:inline>
             <wp:extent cx="5334000" cy="2650216"/>
             <wp:effectExtent b="0" l="0" r="0" t="0"/>
-            <wp:docPr descr="Stage 09 antifungal-resistance calling flow: species-relevant panel rows drive ortholog detection against species-matched FungAMR references; observed residues at panel hotspots are classified by mechanism; the cyp51A promoter TR detector runs structurally for A. fumigatus; the polish mode sets the confidence flag." title="" id="49" name="Picture"/>
+            <wp:docPr descr="Stage 09 antifungal-resistance calling flow: species-relevant panel rows drive ortholog detection against species-matched FungAMR references; observed residues at panel hotspots are classified by mechanism; the cyp51A promoter TR detector runs structurally for A. fumigatus; the polish mode sets the confidence flag." title="" id="50" name="Picture"/>
             <a:graphic>
               <a:graphicData uri="http://schemas.openxmlformats.org/drawingml/2006/picture">
                 <pic:pic>
                   <pic:nvPicPr>
-                    <pic:cNvPr descr="figures/resistance_flow.png" id="50" name="Picture"/>
+                    <pic:cNvPr descr="figures/resistance_flow.png" id="51" name="Picture"/>
                     <pic:cNvPicPr>
                       <a:picLocks noChangeArrowheads="1" noChangeAspect="1"/>
                     </pic:cNvPicPr>
                   </pic:nvPicPr>
                   <pic:blipFill>
-                    <a:blip r:embed="rId48"/>
+                    <a:blip r:embed="rId49"/>
                     <a:stretch>
                       <a:fillRect/>
                     </a:stretch>
@@ -15415,8 +15880,8 @@
         <w:t xml:space="preserve">, and over-expression/GOF mechanisms need expression data.</w:t>
       </w:r>
     </w:p>
-    <w:bookmarkEnd w:id="51"/>
-    <w:bookmarkStart w:id="56" w:name="outputs"/>
+    <w:bookmarkEnd w:id="52"/>
+    <w:bookmarkStart w:id="57" w:name="outputs"/>
     <w:p>
       <w:pPr>
         <w:pStyle w:val="Heading1"/>
@@ -15434,7 +15899,7 @@
         <w:t xml:space="preserve">11. Outputs</w:t>
       </w:r>
     </w:p>
-    <w:bookmarkStart w:id="52" w:name="per-isolate-outputs"/>
+    <w:bookmarkStart w:id="53" w:name="per-isolate-outputs"/>
     <w:p>
       <w:pPr>
         <w:pStyle w:val="Heading2"/>
@@ -16088,8 +16553,8 @@
         </w:tc>
       </w:tr>
     </w:tbl>
-    <w:bookmarkEnd w:id="52"/>
-    <w:bookmarkStart w:id="54" w:name="X2874a9674879b584a69f54f60509496c11d17cb"/>
+    <w:bookmarkEnd w:id="53"/>
+    <w:bookmarkStart w:id="55" w:name="X2874a9674879b584a69f54f60509496c11d17cb"/>
     <w:p>
       <w:pPr>
         <w:pStyle w:val="Heading2"/>
@@ -16219,7 +16684,7 @@
         <w:t xml:space="preserve">stages_failed</w:t>
       </w:r>
     </w:p>
-    <w:bookmarkStart w:id="53" w:name="stage-status-contract"/>
+    <w:bookmarkStart w:id="54" w:name="stage-status-contract"/>
     <w:p>
       <w:pPr>
         <w:pStyle w:val="Heading3"/>
@@ -16705,9 +17170,9 @@
         <w:t xml:space="preserve">Health analyses are directly comparable.</w:t>
       </w:r>
     </w:p>
-    <w:bookmarkEnd w:id="53"/>
     <w:bookmarkEnd w:id="54"/>
-    <w:bookmarkStart w:id="55" w:name="provenance"/>
+    <w:bookmarkEnd w:id="55"/>
+    <w:bookmarkStart w:id="56" w:name="provenance"/>
     <w:p>
       <w:pPr>
         <w:pStyle w:val="Heading2"/>
@@ -17487,9 +17952,9 @@
         <w:t xml:space="preserve">(execution report, timeline, trace).</w:t>
       </w:r>
     </w:p>
-    <w:bookmarkEnd w:id="55"/>
     <w:bookmarkEnd w:id="56"/>
-    <w:bookmarkStart w:id="57" w:name="X241d1ce4dfadebd8a3ce4eb3dced58f34b9d148"/>
+    <w:bookmarkEnd w:id="57"/>
+    <w:bookmarkStart w:id="58" w:name="X241d1ce4dfadebd8a3ce4eb3dced58f34b9d148"/>
     <w:p>
       <w:pPr>
         <w:pStyle w:val="Heading1"/>
@@ -18081,8 +18546,8 @@
         <w:t xml:space="preserve">confirmation) plugs in. They run against real master rows without modification.</w:t>
       </w:r>
     </w:p>
-    <w:bookmarkEnd w:id="57"/>
-    <w:bookmarkStart w:id="58" w:name="interpreting-results"/>
+    <w:bookmarkEnd w:id="58"/>
+    <w:bookmarkStart w:id="59" w:name="interpreting-results"/>
     <w:p>
       <w:pPr>
         <w:pStyle w:val="Heading1"/>
@@ -18419,8 +18884,8 @@
         <w:t xml:space="preserve">this manual; do not over-read them.</w:t>
       </w:r>
     </w:p>
-    <w:bookmarkEnd w:id="58"/>
-    <w:bookmarkStart w:id="59" w:name="troubleshooting"/>
+    <w:bookmarkEnd w:id="59"/>
+    <w:bookmarkStart w:id="60" w:name="troubleshooting"/>
     <w:p>
       <w:pPr>
         <w:pStyle w:val="Heading1"/>
@@ -19170,8 +19635,8 @@
         </w:tc>
       </w:tr>
     </w:tbl>
-    <w:bookmarkEnd w:id="59"/>
-    <w:bookmarkStart w:id="60" w:name="reproducibility-provenance"/>
+    <w:bookmarkEnd w:id="60"/>
+    <w:bookmarkStart w:id="61" w:name="reproducibility-provenance"/>
     <w:p>
       <w:pPr>
         <w:pStyle w:val="Heading1"/>
@@ -19194,7 +19659,7 @@
         <w:pStyle w:val="FirstParagraph"/>
       </w:pPr>
       <w:r>
-        <w:t xml:space="preserve">Every image is version-pinned in</w:t>
+        <w:t xml:space="preserve">Every image is pinned to a versioned tag or digest in</w:t>
       </w:r>
       <w:r>
         <w:t xml:space="preserve"> </w:t>
@@ -19206,19 +19671,34 @@
         <w:t xml:space="preserve">conf/base.config</w:t>
       </w:r>
       <w:r>
-        <w:t xml:space="preserve">; every light-stage env is pinned in</w:t>
-      </w:r>
-      <w:r>
-        <w:t xml:space="preserve"> </w:t>
-      </w:r>
-      <w:r>
-        <w:rPr>
-          <w:rStyle w:val="VerbatimChar"/>
-        </w:rPr>
-        <w:t xml:space="preserve">env/*.yml</w:t>
-      </w:r>
-      <w:r>
-        <w:t xml:space="preserve">; the manifest (</w:t>
+        <w:t xml:space="preserve"> </w:t>
+      </w:r>
+      <w:r>
+        <w:t xml:space="preserve">(§4.3); the base image</w:t>
+      </w:r>
+      <w:r>
+        <w:t xml:space="preserve"> </w:t>
+      </w:r>
+      <w:r>
+        <w:t xml:space="preserve">is built from the explicit conda lock</w:t>
+      </w:r>
+      <w:r>
+        <w:t xml:space="preserve"> </w:t>
+      </w:r>
+      <w:r>
+        <w:rPr>
+          <w:rStyle w:val="VerbatimChar"/>
+        </w:rPr>
+        <w:t xml:space="preserve">env/base.linux-64.lock</w:t>
+      </w:r>
+      <w:r>
+        <w:t xml:space="preserve">; the manifest</w:t>
+      </w:r>
+      <w:r>
+        <w:t xml:space="preserve"> </w:t>
+      </w:r>
+      <w:r>
+        <w:t xml:space="preserve">(</w:t>
       </w:r>
       <w:r>
         <w:rPr>
@@ -19227,13 +19707,22 @@
         <w:t xml:space="preserve">manifest.nextflowVersion = '&gt;=23.10'</w:t>
       </w:r>
       <w:r>
-        <w:t xml:space="preserve">) pins the engine floor. Databases</w:t>
-      </w:r>
-      <w:r>
-        <w:t xml:space="preserve"> </w:t>
-      </w:r>
-      <w:r>
-        <w:t xml:space="preserve">are recorded in</w:t>
+        <w:t xml:space="preserve">) pins the engine floor. Databases are verified before every</w:t>
+      </w:r>
+      <w:r>
+        <w:t xml:space="preserve"> </w:t>
+      </w:r>
+      <w:r>
+        <w:t xml:space="preserve">run (</w:t>
+      </w:r>
+      <w:r>
+        <w:rPr>
+          <w:rStyle w:val="VerbatimChar"/>
+        </w:rPr>
+        <w:t xml:space="preserve">DB_CHECK</w:t>
+      </w:r>
+      <w:r>
+        <w:t xml:space="preserve">, §6.1) and recorded in</w:t>
       </w:r>
       <w:r>
         <w:t xml:space="preserve"> </w:t>
@@ -19248,13 +19737,13 @@
         <w:t xml:space="preserve"> </w:t>
       </w:r>
       <w:r>
-        <w:t xml:space="preserve">with their source URL, and FungAMR reference building</w:t>
-      </w:r>
-      <w:r>
-        <w:t xml:space="preserve"> </w:t>
-      </w:r>
-      <w:r>
-        <w:t xml:space="preserve">records</w:t>
+        <w:t xml:space="preserve">with their source URL; FungAMR</w:t>
+      </w:r>
+      <w:r>
+        <w:t xml:space="preserve"> </w:t>
+      </w:r>
+      <w:r>
+        <w:t xml:space="preserve">reference building records</w:t>
       </w:r>
       <w:r>
         <w:t xml:space="preserve"> </w:t>
@@ -19266,65 +19755,50 @@
         <w:t xml:space="preserve">reference_build.json</w:t>
       </w:r>
       <w:r>
+        <w:t xml:space="preserve">. Every run writes</w:t>
+      </w:r>
+      <w:r>
+        <w:t xml:space="preserve"> </w:t>
+      </w:r>
+      <w:r>
+        <w:rPr>
+          <w:rStyle w:val="VerbatimChar"/>
+        </w:rPr>
+        <w:t xml:space="preserve">pipeline_info/provenance.json</w:t>
+      </w:r>
+      <w:r>
+        <w:t xml:space="preserve"> </w:t>
+      </w:r>
+      <w:r>
+        <w:t xml:space="preserve">(§11.3): commit, Nextflow version, effective parameters, the sha256 or digest of every image that</w:t>
+      </w:r>
+      <w:r>
+        <w:t xml:space="preserve"> </w:t>
+      </w:r>
+      <w:r>
+        <w:t xml:space="preserve">ran, the database manifest, and every tool version per sample and stage. Cite the image digests and</w:t>
+      </w:r>
+      <w:r>
+        <w:t xml:space="preserve"> </w:t>
+      </w:r>
+      <w:r>
+        <w:t xml:space="preserve">database releases recorded there. The One Health analysis pins</w:t>
+      </w:r>
+      <w:r>
+        <w:t xml:space="preserve"> </w:t>
+      </w:r>
+      <w:r>
+        <w:rPr>
+          <w:rStyle w:val="VerbatimChar"/>
+        </w:rPr>
+        <w:t xml:space="preserve">set.seed(20260729)</w:t>
+      </w:r>
+      <w:r>
         <w:t xml:space="preserve">.</w:t>
       </w:r>
-      <w:r>
-        <w:t xml:space="preserve"> </w:t>
-      </w:r>
-      <w:r>
-        <w:rPr>
-          <w:rStyle w:val="VerbatimChar"/>
-        </w:rPr>
-        <w:t xml:space="preserve">make_provenance.py</w:t>
-      </w:r>
-      <w:r>
-        <w:t xml:space="preserve"> </w:t>
-      </w:r>
-      <w:r>
-        <w:t xml:space="preserve">captures the git commit, tool versions and host</w:t>
-      </w:r>
-      <w:r>
-        <w:t xml:space="preserve"> </w:t>
-      </w:r>
-      <w:r>
-        <w:t xml:space="preserve">per run, and Nextflow’s</w:t>
-      </w:r>
-      <w:r>
-        <w:t xml:space="preserve"> </w:t>
-      </w:r>
-      <w:r>
-        <w:rPr>
-          <w:rStyle w:val="VerbatimChar"/>
-        </w:rPr>
-        <w:t xml:space="preserve">pipeline_info/</w:t>
-      </w:r>
-      <w:r>
-        <w:t xml:space="preserve"> </w:t>
-      </w:r>
-      <w:r>
-        <w:t xml:space="preserve">captures the execution trace. Cite the exact image tags and</w:t>
-      </w:r>
-      <w:r>
-        <w:t xml:space="preserve"> </w:t>
-      </w:r>
-      <w:r>
-        <w:t xml:space="preserve">database releases recorded there. The One Health analysis pins</w:t>
-      </w:r>
-      <w:r>
-        <w:t xml:space="preserve"> </w:t>
-      </w:r>
-      <w:r>
-        <w:rPr>
-          <w:rStyle w:val="VerbatimChar"/>
-        </w:rPr>
-        <w:t xml:space="preserve">set.seed(20260729)</w:t>
-      </w:r>
-      <w:r>
-        <w:t xml:space="preserve">.</w:t>
-      </w:r>
     </w:p>
-    <w:bookmarkEnd w:id="60"/>
-    <w:bookmarkStart w:id="61" w:name="extending-fungiforge"/>
+    <w:bookmarkEnd w:id="61"/>
+    <w:bookmarkStart w:id="62" w:name="extending-fungiforge"/>
     <w:p>
       <w:pPr>
         <w:pStyle w:val="Heading1"/>
@@ -19493,8 +19967,8 @@
         <w:t xml:space="preserve">and a real-SRA end-to-end test.</w:t>
       </w:r>
     </w:p>
-    <w:bookmarkEnd w:id="61"/>
-    <w:bookmarkStart w:id="62" w:name="glossary"/>
+    <w:bookmarkEnd w:id="62"/>
+    <w:bookmarkStart w:id="63" w:name="glossary"/>
     <w:p>
       <w:pPr>
         <w:pStyle w:val="Heading1"/>
@@ -19814,8 +20288,8 @@
         <w:t xml:space="preserve">the fixed-schema per-isolate TSV that is the Layer-1 → Layer-2 handoff.</w:t>
       </w:r>
     </w:p>
-    <w:bookmarkEnd w:id="62"/>
-    <w:bookmarkStart w:id="63" w:name="citation"/>
+    <w:bookmarkEnd w:id="63"/>
+    <w:bookmarkStart w:id="64" w:name="citation"/>
     <w:p>
       <w:pPr>
         <w:pStyle w:val="Heading1"/>
@@ -19913,7 +20387,7 @@
         <w:t xml:space="preserve">comparison).</w:t>
       </w:r>
     </w:p>
-    <w:bookmarkEnd w:id="63"/>
+    <w:bookmarkEnd w:id="64"/>
     <w:sectPr>
       <w:footnotePr>
         <w:numRestart w:val="eachSect"/>

--- a/docs/manual/fungiforge_manual.docx
+++ b/docs/manual/fungiforge_manual.docx
@@ -7415,27 +7415,75 @@
               <w:pStyle w:val="Compact"/>
             </w:pPr>
             <w:r>
-              <w:t xml:space="preserve">CEA10 hybrid, DF-005 Illumina-only, C87 TR34/L98H on the development deployment</w:t>
-            </w:r>
-          </w:p>
-        </w:tc>
-        <w:tc>
-          <w:tcPr/>
-          <w:p>
-            <w:pPr>
-              <w:pStyle w:val="Compact"/>
-            </w:pPr>
-            <w:r>
-              <w:rPr>
-                <w:rStyle w:val="VerbatimChar"/>
-              </w:rPr>
-              <w:t xml:space="preserve">docs/UPGRADE_PLAN.md</w:t>
+              <w:t xml:space="preserve">CEA10 hybrid and DF-005 Illumina-only compared with</w:t>
             </w:r>
             <w:r>
               <w:t xml:space="preserve"> </w:t>
             </w:r>
             <w:r>
-              <w:t xml:space="preserve">(W0.4, W1.1)</w:t>
+              <w:rPr>
+                <w:rStyle w:val="VerbatimChar"/>
+              </w:rPr>
+              <w:t xml:space="preserve">test/expected/*.json</w:t>
+            </w:r>
+            <w:r>
+              <w:t xml:space="preserve"> </w:t>
+            </w:r>
+            <w:r>
+              <w:t xml:space="preserve">(</w:t>
+            </w:r>
+            <w:r>
+              <w:rPr>
+                <w:rStyle w:val="VerbatimChar"/>
+              </w:rPr>
+              <w:t xml:space="preserve">fungiforge validate</w:t>
+            </w:r>
+            <w:r>
+              <w:t xml:space="preserve">), assemblies benchmarked against A1163 / NRRL 3357 (</w:t>
+            </w:r>
+            <w:r>
+              <w:rPr>
+                <w:rStyle w:val="VerbatimChar"/>
+              </w:rPr>
+              <w:t xml:space="preserve">bin/benchmark_assembly.py</w:t>
+            </w:r>
+            <w:r>
+              <w:t xml:space="preserve">), and cyp51A TR34/L98H controls whose genotype is first confirmed from their reads (</w:t>
+            </w:r>
+            <w:r>
+              <w:rPr>
+                <w:rStyle w:val="VerbatimChar"/>
+              </w:rPr>
+              <w:t xml:space="preserve">bin/control_genotype.py</w:t>
+            </w:r>
+            <w:r>
+              <w:t xml:space="preserve">,</w:t>
+            </w:r>
+            <w:r>
+              <w:t xml:space="preserve"> </w:t>
+            </w:r>
+            <w:r>
+              <w:rPr>
+                <w:rStyle w:val="VerbatimChar"/>
+              </w:rPr>
+              <w:t xml:space="preserve">bin/fetch_controls.sh</w:t>
+            </w:r>
+            <w:r>
+              <w:t xml:space="preserve">)</w:t>
+            </w:r>
+          </w:p>
+        </w:tc>
+        <w:tc>
+          <w:tcPr/>
+          <w:p>
+            <w:pPr>
+              <w:pStyle w:val="Compact"/>
+            </w:pPr>
+            <w:r>
+              <w:rPr>
+                <w:rStyle w:val="VerbatimChar"/>
+              </w:rPr>
+              <w:t xml:space="preserve">docs/validation.md</w:t>
             </w:r>
           </w:p>
         </w:tc>

--- a/docs/manual/fungiforge_manual.docx
+++ b/docs/manual/fungiforge_manual.docx
@@ -11766,7 +11766,7 @@
       </w:r>
     </w:p>
     <w:bookmarkEnd w:id="31"/>
-    <w:bookmarkStart w:id="48" w:name="the-stages-in-detail"/>
+    <w:bookmarkStart w:id="49" w:name="the-stages-in-detail"/>
     <w:p>
       <w:pPr>
         <w:pStyle w:val="Heading1"/>
@@ -13246,7 +13246,7 @@
       </w:r>
     </w:p>
     <w:bookmarkEnd w:id="37"/>
-    <w:bookmarkStart w:id="38" w:name="stage-05-assembly-qc-completeness"/>
+    <w:bookmarkStart w:id="39" w:name="stage-05-assembly-qc-completeness"/>
     <w:p>
       <w:pPr>
         <w:pStyle w:val="Heading2"/>
@@ -13414,23 +13414,22 @@
         <w:t xml:space="preserve">.</w:t>
       </w:r>
     </w:p>
-    <w:bookmarkEnd w:id="38"/>
-    <w:bookmarkStart w:id="39" w:name="stage-06-repeat-modelling-soft-masking"/>
+    <w:bookmarkStart w:id="38" w:name="stage-05b-the-gate-w2.1"/>
     <w:p>
       <w:pPr>
-        <w:pStyle w:val="Heading2"/>
+        <w:pStyle w:val="Heading3"/>
       </w:pPr>
       <w:r>
         <w:rPr>
           <w:rStyle w:val="SectionNumber"/>
         </w:rPr>
-        <w:t xml:space="preserve">9.8</w:t>
+        <w:t xml:space="preserve">9.7.1</w:t>
       </w:r>
       <w:r>
         <w:tab/>
       </w:r>
       <w:r>
-        <w:t xml:space="preserve">9.8 Stage 06 — Repeat modelling + soft-masking</w:t>
+        <w:t xml:space="preserve">Stage 05b — the gate (W2.1)</w:t>
       </w:r>
     </w:p>
     <w:p>
@@ -13438,110 +13437,274 @@
         <w:pStyle w:val="FirstParagraph"/>
       </w:pPr>
       <w:r>
-        <w:rPr>
-          <w:b/>
-          <w:bCs/>
-        </w:rPr>
-        <w:t xml:space="preserve">RepeatModeler2</w:t>
-      </w:r>
-      <w:r>
-        <w:t xml:space="preserve"> </w:t>
-      </w:r>
-      <w:r>
-        <w:t xml:space="preserve">builds a de-novo TE library (</w:t>
-      </w:r>
-      <w:r>
-        <w:rPr>
-          <w:rStyle w:val="VerbatimChar"/>
-        </w:rPr>
-        <w:t xml:space="preserve">-LTRStruct</w:t>
-      </w:r>
-      <w:r>
-        <w:t xml:space="preserve">),</w:t>
-      </w:r>
-      <w:r>
-        <w:t xml:space="preserve"> </w:t>
-      </w:r>
-      <w:r>
-        <w:rPr>
-          <w:b/>
-          <w:bCs/>
-        </w:rPr>
-        <w:t xml:space="preserve">RepeatMasker</w:t>
-      </w:r>
-      <w:r>
-        <w:t xml:space="preserve"> </w:t>
-      </w:r>
-      <w:r>
-        <w:t xml:space="preserve">soft-masks the</w:t>
-      </w:r>
-      <w:r>
-        <w:t xml:space="preserve"> </w:t>
-      </w:r>
-      <w:r>
-        <w:t xml:space="preserve">nuclear genome (</w:t>
-      </w:r>
-      <w:r>
-        <w:rPr>
-          <w:rStyle w:val="VerbatimChar"/>
-        </w:rPr>
-        <w:t xml:space="preserve">-xsmall</w:t>
-      </w:r>
-      <w:r>
-        <w:t xml:space="preserve">) — both from the</w:t>
-      </w:r>
-      <w:r>
-        <w:t xml:space="preserve"> </w:t>
-      </w:r>
-      <w:r>
-        <w:rPr>
-          <w:rStyle w:val="VerbatimChar"/>
-        </w:rPr>
-        <w:t xml:space="preserve">dfam/tetools</w:t>
-      </w:r>
-      <w:r>
-        <w:t xml:space="preserve"> </w:t>
-      </w:r>
-      <w:r>
-        <w:t xml:space="preserve">image. Emits the soft-masked genome</w:t>
-      </w:r>
-      <w:r>
-        <w:t xml:space="preserve"> </w:t>
-      </w:r>
-      <w:r>
-        <w:t xml:space="preserve">(for annotation), the</w:t>
-      </w:r>
-      <w:r>
-        <w:t xml:space="preserve"> </w:t>
-      </w:r>
-      <w:r>
-        <w:rPr>
-          <w:b/>
-          <w:bCs/>
-        </w:rPr>
-        <w:t xml:space="preserve">TE library</w:t>
-      </w:r>
-      <w:r>
-        <w:t xml:space="preserve"> </w:t>
-      </w:r>
-      <w:r>
-        <w:t xml:space="preserve">(for Stage 10), and</w:t>
-      </w:r>
-      <w:r>
-        <w:t xml:space="preserve"> </w:t>
-      </w:r>
-      <w:r>
-        <w:rPr>
-          <w:rStyle w:val="VerbatimChar"/>
-        </w:rPr>
-        <w:t xml:space="preserve">repeat.json</w:t>
-      </w:r>
-      <w:r>
-        <w:t xml:space="preserve">.</w:t>
+        <w:t xml:space="preserve">After decontamination and assembly QC, each isolate is checked before the expensive fungal</w:t>
+      </w:r>
+      <w:r>
+        <w:t xml:space="preserve"> </w:t>
+      </w:r>
+      <w:r>
+        <w:t xml:space="preserve">stages: an isolate whose Kraken2 verdict is</w:t>
+      </w:r>
+      <w:r>
+        <w:t xml:space="preserve"> </w:t>
+      </w:r>
+      <w:r>
+        <w:rPr>
+          <w:rStyle w:val="VerbatimChar"/>
+        </w:rPr>
+        <w:t xml:space="preserve">non_fungal</w:t>
+      </w:r>
+      <w:r>
+        <w:t xml:space="preserve"> </w:t>
+      </w:r>
+      <w:r>
+        <w:t xml:space="preserve">or</w:t>
+      </w:r>
+      <w:r>
+        <w:t xml:space="preserve"> </w:t>
+      </w:r>
+      <w:r>
+        <w:rPr>
+          <w:rStyle w:val="VerbatimChar"/>
+        </w:rPr>
+        <w:t xml:space="preserve">human</w:t>
+      </w:r>
+      <w:r>
+        <w:t xml:space="preserve">, or whose assembly failed</w:t>
+      </w:r>
+      <w:r>
+        <w:t xml:space="preserve"> </w:t>
+      </w:r>
+      <w:r>
+        <w:t xml:space="preserve">QC (</w:t>
+      </w:r>
+      <w:r>
+        <w:rPr>
+          <w:rStyle w:val="VerbatimChar"/>
+        </w:rPr>
+        <w:t xml:space="preserve">qc_pass</w:t>
+      </w:r>
+      <w:r>
+        <w:t xml:space="preserve"> </w:t>
+      </w:r>
+      <w:r>
+        <w:t xml:space="preserve">false), is</w:t>
+      </w:r>
+      <w:r>
+        <w:t xml:space="preserve"> </w:t>
+      </w:r>
+      <w:r>
+        <w:rPr>
+          <w:b/>
+          <w:bCs/>
+        </w:rPr>
+        <w:t xml:space="preserve">stopped</w:t>
+      </w:r>
+      <w:r>
+        <w:t xml:space="preserve">. It receives a</w:t>
+      </w:r>
+      <w:r>
+        <w:t xml:space="preserve"> </w:t>
+      </w:r>
+      <w:r>
+        <w:rPr>
+          <w:rStyle w:val="VerbatimChar"/>
+        </w:rPr>
+        <w:t xml:space="preserve">gate</w:t>
+      </w:r>
+      <w:r>
+        <w:t xml:space="preserve"> </w:t>
+      </w:r>
+      <w:r>
+        <w:t xml:space="preserve">stage JSON (status</w:t>
+      </w:r>
+      <w:r>
+        <w:t xml:space="preserve"> </w:t>
+      </w:r>
+      <w:r>
+        <w:rPr>
+          <w:rStyle w:val="VerbatimChar"/>
+        </w:rPr>
+        <w:t xml:space="preserve">skipped</w:t>
+      </w:r>
+      <w:r>
+        <w:t xml:space="preserve">, reason</w:t>
+      </w:r>
+      <w:r>
+        <w:t xml:space="preserve"> </w:t>
+      </w:r>
+      <w:r>
+        <w:rPr>
+          <w:rStyle w:val="VerbatimChar"/>
+        </w:rPr>
+        <w:t xml:space="preserve">verdict:&lt;verdict&gt;</w:t>
+      </w:r>
+      <w:r>
+        <w:t xml:space="preserve"> </w:t>
+      </w:r>
+      <w:r>
+        <w:t xml:space="preserve">or</w:t>
+      </w:r>
+      <w:r>
+        <w:t xml:space="preserve"> </w:t>
+      </w:r>
+      <w:r>
+        <w:rPr>
+          <w:rStyle w:val="VerbatimChar"/>
+        </w:rPr>
+        <w:t xml:space="preserve">qc_pass:false</w:t>
+      </w:r>
+      <w:r>
+        <w:t xml:space="preserve">), still reaches Stage 14, and so still has a master row —</w:t>
+      </w:r>
+      <w:r>
+        <w:t xml:space="preserve"> </w:t>
+      </w:r>
+      <w:r>
+        <w:t xml:space="preserve">with</w:t>
+      </w:r>
+      <w:r>
+        <w:t xml:space="preserve"> </w:t>
+      </w:r>
+      <w:r>
+        <w:rPr>
+          <w:rStyle w:val="VerbatimChar"/>
+        </w:rPr>
+        <w:t xml:space="preserve">gate = skipped(&lt;reason&gt;)</w:t>
+      </w:r>
+      <w:r>
+        <w:t xml:space="preserve">,</w:t>
+      </w:r>
+      <w:r>
+        <w:t xml:space="preserve"> </w:t>
+      </w:r>
+      <w:r>
+        <w:rPr>
+          <w:rStyle w:val="VerbatimChar"/>
+        </w:rPr>
+        <w:t xml:space="preserve">gate:skipped</w:t>
+      </w:r>
+      <w:r>
+        <w:t xml:space="preserve"> </w:t>
+      </w:r>
+      <w:r>
+        <w:t xml:space="preserve">in</w:t>
+      </w:r>
+      <w:r>
+        <w:t xml:space="preserve"> </w:t>
+      </w:r>
+      <w:r>
+        <w:rPr>
+          <w:rStyle w:val="VerbatimChar"/>
+        </w:rPr>
+        <w:t xml:space="preserve">stages_failed</w:t>
+      </w:r>
+      <w:r>
+        <w:t xml:space="preserve">, and</w:t>
+      </w:r>
+      <w:r>
+        <w:t xml:space="preserve"> </w:t>
+      </w:r>
+      <w:r>
+        <w:rPr>
+          <w:rStyle w:val="VerbatimChar"/>
+        </w:rPr>
+        <w:t xml:space="preserve">NA</w:t>
+      </w:r>
+      <w:r>
+        <w:t xml:space="preserve"> </w:t>
+      </w:r>
+      <w:r>
+        <w:t xml:space="preserve">for everything</w:t>
+      </w:r>
+      <w:r>
+        <w:t xml:space="preserve"> </w:t>
+      </w:r>
+      <w:r>
+        <w:t xml:space="preserve">downstream — while repeat masking, annotation, identification, resistance, mobile elements,</w:t>
+      </w:r>
+      <w:r>
+        <w:t xml:space="preserve"> </w:t>
+      </w:r>
+      <w:r>
+        <w:t xml:space="preserve">BGC, novelty and extras are not run for it. A bacterial isolate on a fungal plate therefore</w:t>
+      </w:r>
+      <w:r>
+        <w:t xml:space="preserve"> </w:t>
+      </w:r>
+      <w:r>
+        <w:t xml:space="preserve">costs minutes, not the hours of annotation it used to.</w:t>
+      </w:r>
+      <w:r>
+        <w:t xml:space="preserve"> </w:t>
+      </w:r>
+      <w:r>
+        <w:rPr>
+          <w:rStyle w:val="VerbatimChar"/>
+        </w:rPr>
+        <w:t xml:space="preserve">--force_all</w:t>
+      </w:r>
+      <w:r>
+        <w:t xml:space="preserve"> </w:t>
+      </w:r>
+      <w:r>
+        <w:t xml:space="preserve">sends every isolate through</w:t>
+      </w:r>
+      <w:r>
+        <w:t xml:space="preserve"> </w:t>
+      </w:r>
+      <w:r>
+        <w:t xml:space="preserve">regardless (for example to inspect a</w:t>
+      </w:r>
+      <w:r>
+        <w:t xml:space="preserve"> </w:t>
+      </w:r>
+      <w:r>
+        <w:rPr>
+          <w:rStyle w:val="VerbatimChar"/>
+        </w:rPr>
+        <w:t xml:space="preserve">mixed</w:t>
+      </w:r>
+      <w:r>
+        <w:t xml:space="preserve"> </w:t>
+      </w:r>
+      <w:r>
+        <w:t xml:space="preserve">sample by eye;</w:t>
+      </w:r>
+      <w:r>
+        <w:t xml:space="preserve"> </w:t>
+      </w:r>
+      <w:r>
+        <w:rPr>
+          <w:rStyle w:val="VerbatimChar"/>
+        </w:rPr>
+        <w:t xml:space="preserve">mixed</w:t>
+      </w:r>
+      <w:r>
+        <w:t xml:space="preserve"> </w:t>
+      </w:r>
+      <w:r>
+        <w:t xml:space="preserve">itself is not stopped).</w:t>
+      </w:r>
+      <w:r>
+        <w:t xml:space="preserve"> </w:t>
+      </w:r>
+      <w:r>
+        <w:t xml:space="preserve">Isolates whose decontamination did not run (</w:t>
+      </w:r>
+      <w:r>
+        <w:rPr>
+          <w:rStyle w:val="VerbatimChar"/>
+        </w:rPr>
+        <w:t xml:space="preserve">verdict = not_run</w:t>
+      </w:r>
+      <w:r>
+        <w:t xml:space="preserve">) pass the gate.</w:t>
       </w:r>
     </w:p>
+    <w:bookmarkEnd w:id="38"/>
     <w:bookmarkEnd w:id="39"/>
-    <w:bookmarkStart w:id="40" w:name="X632205fc1d0f8ec3a84a498377ac52d9a7f3b4b"/>
+    <w:bookmarkStart w:id="40" w:name="stage-06-repeat-modelling-soft-masking"/>
     <w:p>
       <w:pPr>
         <w:pStyle w:val="Heading2"/>
@@ -13550,13 +13713,13 @@
         <w:rPr>
           <w:rStyle w:val="SectionNumber"/>
         </w:rPr>
-        <w:t xml:space="preserve">9.9</w:t>
+        <w:t xml:space="preserve">9.8</w:t>
       </w:r>
       <w:r>
         <w:tab/>
       </w:r>
       <w:r>
-        <w:t xml:space="preserve">9.9 Stage 07 — Eukaryotic annotation (Funannotate)</w:t>
+        <w:t xml:space="preserve">9.8 Stage 06 — Repeat modelling + soft-masking</w:t>
       </w:r>
     </w:p>
     <w:p>
@@ -13568,169 +13731,106 @@
           <w:b/>
           <w:bCs/>
         </w:rPr>
-        <w:t xml:space="preserve">Funannotate</w:t>
-      </w:r>
-      <w:r>
-        <w:t xml:space="preserve"> </w:t>
-      </w:r>
-      <w:r>
-        <w:rPr>
-          <w:rStyle w:val="VerbatimChar"/>
-        </w:rPr>
-        <w:t xml:space="preserve">predict</w:t>
-      </w:r>
-      <w:r>
-        <w:t xml:space="preserve"> </w:t>
-      </w:r>
-      <w:r>
-        <w:t xml:space="preserve">(GeneMark / Augustus / SNAP / GlimmerHMM combined by EVM) then</w:t>
-      </w:r>
-      <w:r>
-        <w:t xml:space="preserve"> </w:t>
-      </w:r>
-      <w:r>
-        <w:rPr>
-          <w:rStyle w:val="VerbatimChar"/>
-        </w:rPr>
-        <w:t xml:space="preserve">annotate</w:t>
-      </w:r>
-      <w:r>
-        <w:t xml:space="preserve"> </w:t>
-      </w:r>
-      <w:r>
-        <w:t xml:space="preserve">(eggNOG, Pfam, dbCAN, MEROPS; InterProScan only with</w:t>
-      </w:r>
-      <w:r>
-        <w:t xml:space="preserve"> </w:t>
-      </w:r>
-      <w:r>
-        <w:rPr>
-          <w:rStyle w:val="VerbatimChar"/>
-        </w:rPr>
-        <w:t xml:space="preserve">--run_interproscan true</w:t>
-      </w:r>
-      <w:r>
-        <w:t xml:space="preserve">), from</w:t>
-      </w:r>
-      <w:r>
-        <w:t xml:space="preserve"> </w:t>
-      </w:r>
-      <w:r>
-        <w:t xml:space="preserve">the</w:t>
-      </w:r>
-      <w:r>
-        <w:t xml:space="preserve"> </w:t>
-      </w:r>
-      <w:r>
-        <w:rPr>
-          <w:rStyle w:val="VerbatimChar"/>
-        </w:rPr>
-        <w:t xml:space="preserve">nextgenusfs/funannotate</w:t>
-      </w:r>
-      <w:r>
-        <w:t xml:space="preserve"> </w:t>
-      </w:r>
-      <w:r>
-        <w:t xml:space="preserve">image with</w:t>
-      </w:r>
-      <w:r>
-        <w:t xml:space="preserve"> </w:t>
-      </w:r>
-      <w:r>
-        <w:rPr>
-          <w:rStyle w:val="VerbatimChar"/>
-        </w:rPr>
-        <w:t xml:space="preserve">FUNANNOTATE_DB=--data_dir/funannotate</w:t>
-      </w:r>
-      <w:r>
-        <w:t xml:space="preserve">. A free-academic</w:t>
-      </w:r>
-      <w:r>
-        <w:t xml:space="preserve"> </w:t>
-      </w:r>
-      <w:r>
-        <w:t xml:space="preserve">GeneMark key can be supplied via</w:t>
-      </w:r>
-      <w:r>
-        <w:t xml:space="preserve"> </w:t>
-      </w:r>
-      <w:r>
-        <w:rPr>
-          <w:rStyle w:val="VerbatimChar"/>
-        </w:rPr>
-        <w:t xml:space="preserve">--genemark_key</w:t>
-      </w:r>
-      <w:r>
-        <w:t xml:space="preserve">. Emits the</w:t>
-      </w:r>
-      <w:r>
-        <w:t xml:space="preserve"> </w:t>
-      </w:r>
-      <w:r>
-        <w:rPr>
-          <w:b/>
-          <w:bCs/>
-        </w:rPr>
-        <w:t xml:space="preserve">proteins FASTA</w:t>
-      </w:r>
-      <w:r>
-        <w:t xml:space="preserve"> </w:t>
-      </w:r>
-      <w:r>
-        <w:t xml:space="preserve">and the</w:t>
-      </w:r>
-      <w:r>
-        <w:t xml:space="preserve"> </w:t>
-      </w:r>
-      <w:r>
-        <w:rPr>
-          <w:b/>
-          <w:bCs/>
-        </w:rPr>
-        <w:t xml:space="preserve">GenBank (</w:t>
-      </w:r>
-      <w:r>
-        <w:rPr>
-          <w:rStyle w:val="VerbatimChar"/>
-          <w:b/>
-          <w:bCs/>
-        </w:rPr>
-        <w:t xml:space="preserve">.gbk</w:t>
-      </w:r>
-      <w:r>
-        <w:rPr>
-          <w:b/>
-          <w:bCs/>
-        </w:rPr>
-        <w:t xml:space="preserve">)</w:t>
-      </w:r>
-      <w:r>
-        <w:t xml:space="preserve"> </w:t>
-      </w:r>
-      <w:r>
-        <w:t xml:space="preserve">that Stages 09 and 11 consume, plus</w:t>
-      </w:r>
-      <w:r>
-        <w:t xml:space="preserve"> </w:t>
-      </w:r>
-      <w:r>
-        <w:rPr>
-          <w:rStyle w:val="VerbatimChar"/>
-        </w:rPr>
-        <w:t xml:space="preserve">annotate.json</w:t>
-      </w:r>
-      <w:r>
-        <w:t xml:space="preserve">. This is the slowest</w:t>
-      </w:r>
-      <w:r>
-        <w:t xml:space="preserve"> </w:t>
-      </w:r>
-      <w:r>
-        <w:t xml:space="preserve">stage under emulation.</w:t>
+        <w:t xml:space="preserve">RepeatModeler2</w:t>
+      </w:r>
+      <w:r>
+        <w:t xml:space="preserve"> </w:t>
+      </w:r>
+      <w:r>
+        <w:t xml:space="preserve">builds a de-novo TE library (</w:t>
+      </w:r>
+      <w:r>
+        <w:rPr>
+          <w:rStyle w:val="VerbatimChar"/>
+        </w:rPr>
+        <w:t xml:space="preserve">-LTRStruct</w:t>
+      </w:r>
+      <w:r>
+        <w:t xml:space="preserve">),</w:t>
+      </w:r>
+      <w:r>
+        <w:t xml:space="preserve"> </w:t>
+      </w:r>
+      <w:r>
+        <w:rPr>
+          <w:b/>
+          <w:bCs/>
+        </w:rPr>
+        <w:t xml:space="preserve">RepeatMasker</w:t>
+      </w:r>
+      <w:r>
+        <w:t xml:space="preserve"> </w:t>
+      </w:r>
+      <w:r>
+        <w:t xml:space="preserve">soft-masks the</w:t>
+      </w:r>
+      <w:r>
+        <w:t xml:space="preserve"> </w:t>
+      </w:r>
+      <w:r>
+        <w:t xml:space="preserve">nuclear genome (</w:t>
+      </w:r>
+      <w:r>
+        <w:rPr>
+          <w:rStyle w:val="VerbatimChar"/>
+        </w:rPr>
+        <w:t xml:space="preserve">-xsmall</w:t>
+      </w:r>
+      <w:r>
+        <w:t xml:space="preserve">) — both from the</w:t>
+      </w:r>
+      <w:r>
+        <w:t xml:space="preserve"> </w:t>
+      </w:r>
+      <w:r>
+        <w:rPr>
+          <w:rStyle w:val="VerbatimChar"/>
+        </w:rPr>
+        <w:t xml:space="preserve">dfam/tetools</w:t>
+      </w:r>
+      <w:r>
+        <w:t xml:space="preserve"> </w:t>
+      </w:r>
+      <w:r>
+        <w:t xml:space="preserve">image. Emits the soft-masked genome</w:t>
+      </w:r>
+      <w:r>
+        <w:t xml:space="preserve"> </w:t>
+      </w:r>
+      <w:r>
+        <w:t xml:space="preserve">(for annotation), the</w:t>
+      </w:r>
+      <w:r>
+        <w:t xml:space="preserve"> </w:t>
+      </w:r>
+      <w:r>
+        <w:rPr>
+          <w:b/>
+          <w:bCs/>
+        </w:rPr>
+        <w:t xml:space="preserve">TE library</w:t>
+      </w:r>
+      <w:r>
+        <w:t xml:space="preserve"> </w:t>
+      </w:r>
+      <w:r>
+        <w:t xml:space="preserve">(for Stage 10), and</w:t>
+      </w:r>
+      <w:r>
+        <w:t xml:space="preserve"> </w:t>
+      </w:r>
+      <w:r>
+        <w:rPr>
+          <w:rStyle w:val="VerbatimChar"/>
+        </w:rPr>
+        <w:t xml:space="preserve">repeat.json</w:t>
+      </w:r>
+      <w:r>
+        <w:t xml:space="preserve">.</w:t>
       </w:r>
     </w:p>
     <w:bookmarkEnd w:id="40"/>
-    <w:bookmarkStart w:id="41" w:name="stage-08-identification-gcpsr"/>
+    <w:bookmarkStart w:id="41" w:name="X632205fc1d0f8ec3a84a498377ac52d9a7f3b4b"/>
     <w:p>
       <w:pPr>
         <w:pStyle w:val="Heading2"/>
@@ -13739,13 +13839,13 @@
         <w:rPr>
           <w:rStyle w:val="SectionNumber"/>
         </w:rPr>
-        <w:t xml:space="preserve">9.10</w:t>
+        <w:t xml:space="preserve">9.9</w:t>
       </w:r>
       <w:r>
         <w:tab/>
       </w:r>
       <w:r>
-        <w:t xml:space="preserve">9.10 Stage 08 — Identification (GCPSR)</w:t>
+        <w:t xml:space="preserve">9.9 Stage 07 — Eukaryotic annotation (Funannotate)</w:t>
       </w:r>
     </w:p>
     <w:p>
@@ -13754,209 +13854,172 @@
       </w:pPr>
       <w:r>
         <w:rPr>
-          <w:rStyle w:val="VerbatimChar"/>
-        </w:rPr>
-        <w:t xml:space="preserve">barrnap</w:t>
-      </w:r>
-      <w:r>
-        <w:t xml:space="preserve"> </w:t>
-      </w:r>
-      <w:r>
-        <w:t xml:space="preserve">finds the rRNA operon;</w:t>
-      </w:r>
-      <w:r>
-        <w:t xml:space="preserve"> </w:t>
-      </w:r>
-      <w:r>
-        <w:rPr>
-          <w:rStyle w:val="VerbatimChar"/>
-        </w:rPr>
-        <w:t xml:space="preserve">extract_rrna_region.py</w:t>
-      </w:r>
-      <w:r>
-        <w:t xml:space="preserve"> </w:t>
-      </w:r>
-      <w:r>
-        <w:t xml:space="preserve">extracts a padded window around it so</w:t>
-      </w:r>
-      <w:r>
-        <w:t xml:space="preserve"> </w:t>
-      </w:r>
-      <w:r>
-        <w:rPr>
-          <w:b/>
-          <w:bCs/>
-        </w:rPr>
-        <w:t xml:space="preserve">ITSx</w:t>
-      </w:r>
-      <w:r>
-        <w:t xml:space="preserve"> </w:t>
-      </w:r>
-      <w:r>
-        <w:t xml:space="preserve">stays under the HMMER 100 kb limit (it aborts on whole chromosomes); ITSx carves</w:t>
-      </w:r>
-      <w:r>
-        <w:t xml:space="preserve"> </w:t>
-      </w:r>
-      <w:r>
-        <w:t xml:space="preserve">ITS1/5.8S/ITS2;</w:t>
-      </w:r>
-      <w:r>
-        <w:t xml:space="preserve"> </w:t>
-      </w:r>
-      <w:r>
-        <w:rPr>
-          <w:b/>
-          <w:bCs/>
-        </w:rPr>
-        <w:t xml:space="preserve">vsearch</w:t>
-      </w:r>
-      <w:r>
-        <w:t xml:space="preserve"> </w:t>
-      </w:r>
-      <w:r>
-        <w:t xml:space="preserve">classifies ITS against</w:t>
-      </w:r>
-      <w:r>
-        <w:t xml:space="preserve"> </w:t>
-      </w:r>
-      <w:r>
-        <w:rPr>
-          <w:b/>
-          <w:bCs/>
-        </w:rPr>
-        <w:t xml:space="preserve">UNITE</w:t>
-      </w:r>
-      <w:r>
-        <w:t xml:space="preserve"> </w:t>
-      </w:r>
-      <w:r>
-        <w:t xml:space="preserve">(</w:t>
-      </w:r>
-      <w:r>
-        <w:rPr>
-          <w:rStyle w:val="VerbatimChar"/>
-        </w:rPr>
-        <w:t xml:space="preserve">--id 0.90</w:t>
-      </w:r>
-      <w:r>
-        <w:t xml:space="preserve">, top hits). Optionally</w:t>
-      </w:r>
-      <w:r>
-        <w:t xml:space="preserve"> </w:t>
-      </w:r>
-      <w:r>
-        <w:t xml:space="preserve">(</w:t>
-      </w:r>
-      <w:r>
-        <w:rPr>
-          <w:rStyle w:val="VerbatimChar"/>
-        </w:rPr>
-        <w:t xml:space="preserve">--genome_id true</w:t>
-      </w:r>
-      <w:r>
-        <w:t xml:space="preserve">, slow emulated)</w:t>
-      </w:r>
-      <w:r>
-        <w:t xml:space="preserve"> </w:t>
-      </w:r>
-      <w:r>
-        <w:rPr>
-          <w:b/>
-          <w:bCs/>
-        </w:rPr>
-        <w:t xml:space="preserve">sourmash gather</w:t>
-      </w:r>
-      <w:r>
-        <w:t xml:space="preserve"> </w:t>
-      </w:r>
-      <w:r>
-        <w:t xml:space="preserve">does genome-level ANI.</w:t>
-      </w:r>
-      <w:r>
-        <w:t xml:space="preserve"> </w:t>
-      </w:r>
-      <w:r>
-        <w:rPr>
-          <w:rStyle w:val="VerbatimChar"/>
-        </w:rPr>
-        <w:t xml:space="preserve">id_classify.py</w:t>
-      </w:r>
-      <w:r>
-        <w:t xml:space="preserve"> </w:t>
-      </w:r>
-      <w:r>
-        <w:t xml:space="preserve">resolves a species call with confidence and method under the GCPSR logic (§2): ITS ≥98.5% →</w:t>
-      </w:r>
-      <w:r>
-        <w:t xml:space="preserve"> </w:t>
-      </w:r>
-      <w:r>
-        <w:t xml:space="preserve">high/species; 94–98.5% → medium; genus-only → low; genome-ANI concordance with ITS → high</w:t>
-      </w:r>
-      <w:r>
-        <w:t xml:space="preserve"> </w:t>
-      </w:r>
-      <w:r>
-        <w:t xml:space="preserve">(</w:t>
-      </w:r>
-      <w:r>
-        <w:rPr>
-          <w:rStyle w:val="VerbatimChar"/>
-        </w:rPr>
-        <w:t xml:space="preserve">GCPSR</w:t>
-      </w:r>
-      <w:r>
-        <w:t xml:space="preserve">). Emits</w:t>
-      </w:r>
-      <w:r>
-        <w:t xml:space="preserve"> </w:t>
-      </w:r>
-      <w:r>
-        <w:rPr>
-          <w:rStyle w:val="VerbatimChar"/>
-        </w:rPr>
-        <w:t xml:space="preserve">*.species.txt</w:t>
-      </w:r>
-      <w:r>
-        <w:t xml:space="preserve">,</w:t>
-      </w:r>
-      <w:r>
-        <w:t xml:space="preserve"> </w:t>
-      </w:r>
-      <w:r>
-        <w:rPr>
-          <w:rStyle w:val="VerbatimChar"/>
-        </w:rPr>
-        <w:t xml:space="preserve">*.markers.fasta</w:t>
-      </w:r>
-      <w:r>
-        <w:t xml:space="preserve">,</w:t>
-      </w:r>
-      <w:r>
-        <w:t xml:space="preserve"> </w:t>
-      </w:r>
-      <w:r>
-        <w:rPr>
-          <w:rStyle w:val="VerbatimChar"/>
-        </w:rPr>
-        <w:t xml:space="preserve">identify.json</w:t>
-      </w:r>
-      <w:r>
-        <w:t xml:space="preserve"> </w:t>
-      </w:r>
-      <w:r>
-        <w:t xml:space="preserve">(including the top ITS</w:t>
-      </w:r>
-      <w:r>
-        <w:t xml:space="preserve"> </w:t>
-      </w:r>
-      <w:r>
-        <w:t xml:space="preserve">identity, reused by novelty).</w:t>
+          <w:b/>
+          <w:bCs/>
+        </w:rPr>
+        <w:t xml:space="preserve">Funannotate</w:t>
+      </w:r>
+      <w:r>
+        <w:t xml:space="preserve"> </w:t>
+      </w:r>
+      <w:r>
+        <w:rPr>
+          <w:rStyle w:val="VerbatimChar"/>
+        </w:rPr>
+        <w:t xml:space="preserve">predict</w:t>
+      </w:r>
+      <w:r>
+        <w:t xml:space="preserve"> </w:t>
+      </w:r>
+      <w:r>
+        <w:t xml:space="preserve">(GeneMark / Augustus / SNAP / GlimmerHMM combined by EVM) then</w:t>
+      </w:r>
+      <w:r>
+        <w:t xml:space="preserve"> </w:t>
+      </w:r>
+      <w:r>
+        <w:rPr>
+          <w:rStyle w:val="VerbatimChar"/>
+        </w:rPr>
+        <w:t xml:space="preserve">annotate</w:t>
+      </w:r>
+      <w:r>
+        <w:t xml:space="preserve"> </w:t>
+      </w:r>
+      <w:r>
+        <w:t xml:space="preserve">(eggNOG, Pfam, dbCAN, MEROPS; InterProScan only with</w:t>
+      </w:r>
+      <w:r>
+        <w:t xml:space="preserve"> </w:t>
+      </w:r>
+      <w:r>
+        <w:rPr>
+          <w:rStyle w:val="VerbatimChar"/>
+        </w:rPr>
+        <w:t xml:space="preserve">--run_interproscan true</w:t>
+      </w:r>
+      <w:r>
+        <w:t xml:space="preserve">), from</w:t>
+      </w:r>
+      <w:r>
+        <w:t xml:space="preserve"> </w:t>
+      </w:r>
+      <w:r>
+        <w:t xml:space="preserve">the</w:t>
+      </w:r>
+      <w:r>
+        <w:t xml:space="preserve"> </w:t>
+      </w:r>
+      <w:r>
+        <w:rPr>
+          <w:rStyle w:val="VerbatimChar"/>
+        </w:rPr>
+        <w:t xml:space="preserve">nextgenusfs/funannotate</w:t>
+      </w:r>
+      <w:r>
+        <w:t xml:space="preserve"> </w:t>
+      </w:r>
+      <w:r>
+        <w:t xml:space="preserve">image with</w:t>
+      </w:r>
+      <w:r>
+        <w:t xml:space="preserve"> </w:t>
+      </w:r>
+      <w:r>
+        <w:rPr>
+          <w:rStyle w:val="VerbatimChar"/>
+        </w:rPr>
+        <w:t xml:space="preserve">FUNANNOTATE_DB=--data_dir/funannotate</w:t>
+      </w:r>
+      <w:r>
+        <w:t xml:space="preserve">. A free-academic</w:t>
+      </w:r>
+      <w:r>
+        <w:t xml:space="preserve"> </w:t>
+      </w:r>
+      <w:r>
+        <w:t xml:space="preserve">GeneMark key can be supplied via</w:t>
+      </w:r>
+      <w:r>
+        <w:t xml:space="preserve"> </w:t>
+      </w:r>
+      <w:r>
+        <w:rPr>
+          <w:rStyle w:val="VerbatimChar"/>
+        </w:rPr>
+        <w:t xml:space="preserve">--genemark_key</w:t>
+      </w:r>
+      <w:r>
+        <w:t xml:space="preserve">. Emits the</w:t>
+      </w:r>
+      <w:r>
+        <w:t xml:space="preserve"> </w:t>
+      </w:r>
+      <w:r>
+        <w:rPr>
+          <w:b/>
+          <w:bCs/>
+        </w:rPr>
+        <w:t xml:space="preserve">proteins FASTA</w:t>
+      </w:r>
+      <w:r>
+        <w:t xml:space="preserve"> </w:t>
+      </w:r>
+      <w:r>
+        <w:t xml:space="preserve">and the</w:t>
+      </w:r>
+      <w:r>
+        <w:t xml:space="preserve"> </w:t>
+      </w:r>
+      <w:r>
+        <w:rPr>
+          <w:b/>
+          <w:bCs/>
+        </w:rPr>
+        <w:t xml:space="preserve">GenBank (</w:t>
+      </w:r>
+      <w:r>
+        <w:rPr>
+          <w:rStyle w:val="VerbatimChar"/>
+          <w:b/>
+          <w:bCs/>
+        </w:rPr>
+        <w:t xml:space="preserve">.gbk</w:t>
+      </w:r>
+      <w:r>
+        <w:rPr>
+          <w:b/>
+          <w:bCs/>
+        </w:rPr>
+        <w:t xml:space="preserve">)</w:t>
+      </w:r>
+      <w:r>
+        <w:t xml:space="preserve"> </w:t>
+      </w:r>
+      <w:r>
+        <w:t xml:space="preserve">that Stages 09 and 11 consume, plus</w:t>
+      </w:r>
+      <w:r>
+        <w:t xml:space="preserve"> </w:t>
+      </w:r>
+      <w:r>
+        <w:rPr>
+          <w:rStyle w:val="VerbatimChar"/>
+        </w:rPr>
+        <w:t xml:space="preserve">annotate.json</w:t>
+      </w:r>
+      <w:r>
+        <w:t xml:space="preserve">. This is the slowest</w:t>
+      </w:r>
+      <w:r>
+        <w:t xml:space="preserve"> </w:t>
+      </w:r>
+      <w:r>
+        <w:t xml:space="preserve">stage under emulation.</w:t>
       </w:r>
     </w:p>
     <w:bookmarkEnd w:id="41"/>
-    <w:bookmarkStart w:id="42" w:name="X466ba3f5c74195fd64d61f119798af3259ad0f3"/>
+    <w:bookmarkStart w:id="42" w:name="stage-08-identification-gcpsr"/>
     <w:p>
       <w:pPr>
         <w:pStyle w:val="Heading2"/>
@@ -13965,13 +14028,13 @@
         <w:rPr>
           <w:rStyle w:val="SectionNumber"/>
         </w:rPr>
-        <w:t xml:space="preserve">9.11</w:t>
+        <w:t xml:space="preserve">9.10</w:t>
       </w:r>
       <w:r>
         <w:tab/>
       </w:r>
       <w:r>
-        <w:t xml:space="preserve">9.11 Stage 09 — Antifungal resistance (the centerpiece)</w:t>
+        <w:t xml:space="preserve">9.10 Stage 08 — Identification (GCPSR)</w:t>
       </w:r>
     </w:p>
     <w:p>
@@ -13979,6 +14042,232 @@
         <w:pStyle w:val="FirstParagraph"/>
       </w:pPr>
       <w:r>
+        <w:rPr>
+          <w:rStyle w:val="VerbatimChar"/>
+        </w:rPr>
+        <w:t xml:space="preserve">barrnap</w:t>
+      </w:r>
+      <w:r>
+        <w:t xml:space="preserve"> </w:t>
+      </w:r>
+      <w:r>
+        <w:t xml:space="preserve">finds the rRNA operon;</w:t>
+      </w:r>
+      <w:r>
+        <w:t xml:space="preserve"> </w:t>
+      </w:r>
+      <w:r>
+        <w:rPr>
+          <w:rStyle w:val="VerbatimChar"/>
+        </w:rPr>
+        <w:t xml:space="preserve">extract_rrna_region.py</w:t>
+      </w:r>
+      <w:r>
+        <w:t xml:space="preserve"> </w:t>
+      </w:r>
+      <w:r>
+        <w:t xml:space="preserve">extracts a padded window around it so</w:t>
+      </w:r>
+      <w:r>
+        <w:t xml:space="preserve"> </w:t>
+      </w:r>
+      <w:r>
+        <w:rPr>
+          <w:b/>
+          <w:bCs/>
+        </w:rPr>
+        <w:t xml:space="preserve">ITSx</w:t>
+      </w:r>
+      <w:r>
+        <w:t xml:space="preserve"> </w:t>
+      </w:r>
+      <w:r>
+        <w:t xml:space="preserve">stays under the HMMER 100 kb limit (it aborts on whole chromosomes); ITSx carves</w:t>
+      </w:r>
+      <w:r>
+        <w:t xml:space="preserve"> </w:t>
+      </w:r>
+      <w:r>
+        <w:t xml:space="preserve">ITS1/5.8S/ITS2;</w:t>
+      </w:r>
+      <w:r>
+        <w:t xml:space="preserve"> </w:t>
+      </w:r>
+      <w:r>
+        <w:rPr>
+          <w:b/>
+          <w:bCs/>
+        </w:rPr>
+        <w:t xml:space="preserve">vsearch</w:t>
+      </w:r>
+      <w:r>
+        <w:t xml:space="preserve"> </w:t>
+      </w:r>
+      <w:r>
+        <w:t xml:space="preserve">classifies ITS against</w:t>
+      </w:r>
+      <w:r>
+        <w:t xml:space="preserve"> </w:t>
+      </w:r>
+      <w:r>
+        <w:rPr>
+          <w:b/>
+          <w:bCs/>
+        </w:rPr>
+        <w:t xml:space="preserve">UNITE</w:t>
+      </w:r>
+      <w:r>
+        <w:t xml:space="preserve"> </w:t>
+      </w:r>
+      <w:r>
+        <w:t xml:space="preserve">(</w:t>
+      </w:r>
+      <w:r>
+        <w:rPr>
+          <w:rStyle w:val="VerbatimChar"/>
+        </w:rPr>
+        <w:t xml:space="preserve">--id 0.90</w:t>
+      </w:r>
+      <w:r>
+        <w:t xml:space="preserve">, top hits). Optionally</w:t>
+      </w:r>
+      <w:r>
+        <w:t xml:space="preserve"> </w:t>
+      </w:r>
+      <w:r>
+        <w:t xml:space="preserve">(</w:t>
+      </w:r>
+      <w:r>
+        <w:rPr>
+          <w:rStyle w:val="VerbatimChar"/>
+        </w:rPr>
+        <w:t xml:space="preserve">--genome_id true</w:t>
+      </w:r>
+      <w:r>
+        <w:t xml:space="preserve">, slow emulated)</w:t>
+      </w:r>
+      <w:r>
+        <w:t xml:space="preserve"> </w:t>
+      </w:r>
+      <w:r>
+        <w:rPr>
+          <w:b/>
+          <w:bCs/>
+        </w:rPr>
+        <w:t xml:space="preserve">sourmash gather</w:t>
+      </w:r>
+      <w:r>
+        <w:t xml:space="preserve"> </w:t>
+      </w:r>
+      <w:r>
+        <w:t xml:space="preserve">does genome-level ANI.</w:t>
+      </w:r>
+      <w:r>
+        <w:t xml:space="preserve"> </w:t>
+      </w:r>
+      <w:r>
+        <w:rPr>
+          <w:rStyle w:val="VerbatimChar"/>
+        </w:rPr>
+        <w:t xml:space="preserve">id_classify.py</w:t>
+      </w:r>
+      <w:r>
+        <w:t xml:space="preserve"> </w:t>
+      </w:r>
+      <w:r>
+        <w:t xml:space="preserve">resolves a species call with confidence and method under the GCPSR logic (§2): ITS ≥98.5% →</w:t>
+      </w:r>
+      <w:r>
+        <w:t xml:space="preserve"> </w:t>
+      </w:r>
+      <w:r>
+        <w:t xml:space="preserve">high/species; 94–98.5% → medium; genus-only → low; genome-ANI concordance with ITS → high</w:t>
+      </w:r>
+      <w:r>
+        <w:t xml:space="preserve"> </w:t>
+      </w:r>
+      <w:r>
+        <w:t xml:space="preserve">(</w:t>
+      </w:r>
+      <w:r>
+        <w:rPr>
+          <w:rStyle w:val="VerbatimChar"/>
+        </w:rPr>
+        <w:t xml:space="preserve">GCPSR</w:t>
+      </w:r>
+      <w:r>
+        <w:t xml:space="preserve">). Emits</w:t>
+      </w:r>
+      <w:r>
+        <w:t xml:space="preserve"> </w:t>
+      </w:r>
+      <w:r>
+        <w:rPr>
+          <w:rStyle w:val="VerbatimChar"/>
+        </w:rPr>
+        <w:t xml:space="preserve">*.species.txt</w:t>
+      </w:r>
+      <w:r>
+        <w:t xml:space="preserve">,</w:t>
+      </w:r>
+      <w:r>
+        <w:t xml:space="preserve"> </w:t>
+      </w:r>
+      <w:r>
+        <w:rPr>
+          <w:rStyle w:val="VerbatimChar"/>
+        </w:rPr>
+        <w:t xml:space="preserve">*.markers.fasta</w:t>
+      </w:r>
+      <w:r>
+        <w:t xml:space="preserve">,</w:t>
+      </w:r>
+      <w:r>
+        <w:t xml:space="preserve"> </w:t>
+      </w:r>
+      <w:r>
+        <w:rPr>
+          <w:rStyle w:val="VerbatimChar"/>
+        </w:rPr>
+        <w:t xml:space="preserve">identify.json</w:t>
+      </w:r>
+      <w:r>
+        <w:t xml:space="preserve"> </w:t>
+      </w:r>
+      <w:r>
+        <w:t xml:space="preserve">(including the top ITS</w:t>
+      </w:r>
+      <w:r>
+        <w:t xml:space="preserve"> </w:t>
+      </w:r>
+      <w:r>
+        <w:t xml:space="preserve">identity, reused by novelty).</w:t>
+      </w:r>
+    </w:p>
+    <w:bookmarkEnd w:id="42"/>
+    <w:bookmarkStart w:id="43" w:name="X466ba3f5c74195fd64d61f119798af3259ad0f3"/>
+    <w:p>
+      <w:pPr>
+        <w:pStyle w:val="Heading2"/>
+      </w:pPr>
+      <w:r>
+        <w:rPr>
+          <w:rStyle w:val="SectionNumber"/>
+        </w:rPr>
+        <w:t xml:space="preserve">9.11</w:t>
+      </w:r>
+      <w:r>
+        <w:tab/>
+      </w:r>
+      <w:r>
+        <w:t xml:space="preserve">9.11 Stage 09 — Antifungal resistance (the centerpiece)</w:t>
+      </w:r>
+    </w:p>
+    <w:p>
+      <w:pPr>
+        <w:pStyle w:val="FirstParagraph"/>
+      </w:pPr>
+      <w:r>
         <w:t xml:space="preserve">The bespoke core; see §10 for full depth.</w:t>
       </w:r>
       <w:r>
@@ -14067,8 +14356,8 @@
         <w:t xml:space="preserve">.</w:t>
       </w:r>
     </w:p>
-    <w:bookmarkEnd w:id="42"/>
-    <w:bookmarkStart w:id="43" w:name="stage-10-mobile-repeat-elements"/>
+    <w:bookmarkEnd w:id="43"/>
+    <w:bookmarkStart w:id="44" w:name="stage-10-mobile-repeat-elements"/>
     <w:p>
       <w:pPr>
         <w:pStyle w:val="Heading2"/>
@@ -14192,8 +14481,8 @@
         <w:t xml:space="preserve">.</w:t>
       </w:r>
     </w:p>
-    <w:bookmarkEnd w:id="43"/>
-    <w:bookmarkStart w:id="44" w:name="stage-11-biosynthetic-gene-clusters"/>
+    <w:bookmarkEnd w:id="44"/>
+    <w:bookmarkStart w:id="45" w:name="stage-11-biosynthetic-gene-clusters"/>
     <w:p>
       <w:pPr>
         <w:pStyle w:val="Heading2"/>
@@ -14289,8 +14578,8 @@
         <w:t xml:space="preserve">region GBKs.</w:t>
       </w:r>
     </w:p>
-    <w:bookmarkEnd w:id="44"/>
-    <w:bookmarkStart w:id="45" w:name="stage-12-novelty"/>
+    <w:bookmarkEnd w:id="45"/>
+    <w:bookmarkStart w:id="46" w:name="stage-12-novelty"/>
     <w:p>
       <w:pPr>
         <w:pStyle w:val="Heading2"/>
@@ -14411,8 +14700,8 @@
         <w:t xml:space="preserve">.</w:t>
       </w:r>
     </w:p>
-    <w:bookmarkEnd w:id="45"/>
-    <w:bookmarkStart w:id="46" w:name="stage-13-eukaryote-extras"/>
+    <w:bookmarkEnd w:id="46"/>
+    <w:bookmarkStart w:id="47" w:name="stage-13-eukaryote-extras"/>
     <w:p>
       <w:pPr>
         <w:pStyle w:val="Heading2"/>
@@ -14505,8 +14794,8 @@
         <w:t xml:space="preserve">.</w:t>
       </w:r>
     </w:p>
-    <w:bookmarkEnd w:id="46"/>
-    <w:bookmarkStart w:id="47" w:name="stage-14-report-master-table"/>
+    <w:bookmarkEnd w:id="47"/>
+    <w:bookmarkStart w:id="48" w:name="stage-14-report-master-table"/>
     <w:p>
       <w:pPr>
         <w:pStyle w:val="Heading2"/>
@@ -14665,9 +14954,9 @@
         <w:t xml:space="preserve">— never a hard failure. The master schema is the Layer-2 contract (§11).</w:t>
       </w:r>
     </w:p>
-    <w:bookmarkEnd w:id="47"/>
     <w:bookmarkEnd w:id="48"/>
-    <w:bookmarkStart w:id="52" w:name="Xae148e8afcdfd80089cdf99c9ff8a10924f5995"/>
+    <w:bookmarkEnd w:id="49"/>
+    <w:bookmarkStart w:id="53" w:name="Xae148e8afcdfd80089cdf99c9ff8a10924f5995"/>
     <w:p>
       <w:pPr>
         <w:pStyle w:val="Heading1"/>
@@ -14754,18 +15043,18 @@
           <wp:inline>
             <wp:extent cx="5334000" cy="2650216"/>
             <wp:effectExtent b="0" l="0" r="0" t="0"/>
-            <wp:docPr descr="Stage 09 antifungal-resistance calling flow: species-relevant panel rows drive ortholog detection against species-matched FungAMR references; observed residues at panel hotspots are classified by mechanism; the cyp51A promoter TR detector runs structurally for A. fumigatus; the polish mode sets the confidence flag." title="" id="50" name="Picture"/>
+            <wp:docPr descr="Stage 09 antifungal-resistance calling flow: species-relevant panel rows drive ortholog detection against species-matched FungAMR references; observed residues at panel hotspots are classified by mechanism; the cyp51A promoter TR detector runs structurally for A. fumigatus; the polish mode sets the confidence flag." title="" id="51" name="Picture"/>
             <a:graphic>
               <a:graphicData uri="http://schemas.openxmlformats.org/drawingml/2006/picture">
                 <pic:pic>
                   <pic:nvPicPr>
-                    <pic:cNvPr descr="figures/resistance_flow.png" id="51" name="Picture"/>
+                    <pic:cNvPr descr="figures/resistance_flow.png" id="52" name="Picture"/>
                     <pic:cNvPicPr>
                       <a:picLocks noChangeArrowheads="1" noChangeAspect="1"/>
                     </pic:cNvPicPr>
                   </pic:nvPicPr>
                   <pic:blipFill>
-                    <a:blip r:embed="rId49"/>
+                    <a:blip r:embed="rId50"/>
                     <a:stretch>
                       <a:fillRect/>
                     </a:stretch>
@@ -15928,8 +16217,8 @@
         <w:t xml:space="preserve">, and over-expression/GOF mechanisms need expression data.</w:t>
       </w:r>
     </w:p>
-    <w:bookmarkEnd w:id="52"/>
-    <w:bookmarkStart w:id="57" w:name="outputs"/>
+    <w:bookmarkEnd w:id="53"/>
+    <w:bookmarkStart w:id="58" w:name="outputs"/>
     <w:p>
       <w:pPr>
         <w:pStyle w:val="Heading1"/>
@@ -15947,7 +16236,7 @@
         <w:t xml:space="preserve">11. Outputs</w:t>
       </w:r>
     </w:p>
-    <w:bookmarkStart w:id="53" w:name="per-isolate-outputs"/>
+    <w:bookmarkStart w:id="54" w:name="per-isolate-outputs"/>
     <w:p>
       <w:pPr>
         <w:pStyle w:val="Heading2"/>
@@ -16601,8 +16890,8 @@
         </w:tc>
       </w:tr>
     </w:tbl>
-    <w:bookmarkEnd w:id="53"/>
-    <w:bookmarkStart w:id="55" w:name="X2874a9674879b584a69f54f60509496c11d17cb"/>
+    <w:bookmarkEnd w:id="54"/>
+    <w:bookmarkStart w:id="56" w:name="X2874a9674879b584a69f54f60509496c11d17cb"/>
     <w:p>
       <w:pPr>
         <w:pStyle w:val="Heading2"/>
@@ -16729,10 +17018,19 @@
         <w:rPr>
           <w:rStyle w:val="VerbatimChar"/>
         </w:rPr>
-        <w:t xml:space="preserve">stages_failed</w:t>
+        <w:t xml:space="preserve">stages_failed,</w:t>
+      </w:r>
+      <w:r>
+        <w:br/>
+      </w:r>
+      <w:r>
+        <w:rPr>
+          <w:rStyle w:val="VerbatimChar"/>
+        </w:rPr>
+        <w:t xml:space="preserve">gate</w:t>
       </w:r>
     </w:p>
-    <w:bookmarkStart w:id="54" w:name="stage-status-contract"/>
+    <w:bookmarkStart w:id="55" w:name="stage-status-contract"/>
     <w:p>
       <w:pPr>
         <w:pStyle w:val="Heading3"/>
@@ -17153,7 +17451,49 @@
         <w:t xml:space="preserve"> </w:t>
       </w:r>
       <w:r>
-        <w:t xml:space="preserve">anywhere in the task scripts.</w:t>
+        <w:t xml:space="preserve">anywhere in the task scripts. The</w:t>
+      </w:r>
+      <w:r>
+        <w:t xml:space="preserve"> </w:t>
+      </w:r>
+      <w:r>
+        <w:rPr>
+          <w:rStyle w:val="VerbatimChar"/>
+        </w:rPr>
+        <w:t xml:space="preserve">gate</w:t>
+      </w:r>
+      <w:r>
+        <w:t xml:space="preserve"> </w:t>
+      </w:r>
+      <w:r>
+        <w:t xml:space="preserve">column (Stage 05b) is</w:t>
+      </w:r>
+      <w:r>
+        <w:t xml:space="preserve"> </w:t>
+      </w:r>
+      <w:r>
+        <w:rPr>
+          <w:rStyle w:val="VerbatimChar"/>
+        </w:rPr>
+        <w:t xml:space="preserve">pass</w:t>
+      </w:r>
+      <w:r>
+        <w:t xml:space="preserve">, or</w:t>
+      </w:r>
+      <w:r>
+        <w:t xml:space="preserve"> </w:t>
+      </w:r>
+      <w:r>
+        <w:rPr>
+          <w:rStyle w:val="VerbatimChar"/>
+        </w:rPr>
+        <w:t xml:space="preserve">skipped(&lt;reason&gt;)</w:t>
+      </w:r>
+      <w:r>
+        <w:t xml:space="preserve"> </w:t>
+      </w:r>
+      <w:r>
+        <w:t xml:space="preserve">for an isolate the gate stopped after assembly QC.</w:t>
       </w:r>
     </w:p>
     <w:p>
@@ -17218,9 +17558,9 @@
         <w:t xml:space="preserve">Health analyses are directly comparable.</w:t>
       </w:r>
     </w:p>
-    <w:bookmarkEnd w:id="54"/>
     <w:bookmarkEnd w:id="55"/>
-    <w:bookmarkStart w:id="56" w:name="provenance"/>
+    <w:bookmarkEnd w:id="56"/>
+    <w:bookmarkStart w:id="57" w:name="provenance"/>
     <w:p>
       <w:pPr>
         <w:pStyle w:val="Heading2"/>
@@ -18000,9 +18340,9 @@
         <w:t xml:space="preserve">(execution report, timeline, trace).</w:t>
       </w:r>
     </w:p>
-    <w:bookmarkEnd w:id="56"/>
     <w:bookmarkEnd w:id="57"/>
-    <w:bookmarkStart w:id="58" w:name="X241d1ce4dfadebd8a3ce4eb3dced58f34b9d148"/>
+    <w:bookmarkEnd w:id="58"/>
+    <w:bookmarkStart w:id="59" w:name="X241d1ce4dfadebd8a3ce4eb3dced58f34b9d148"/>
     <w:p>
       <w:pPr>
         <w:pStyle w:val="Heading1"/>
@@ -18594,8 +18934,8 @@
         <w:t xml:space="preserve">confirmation) plugs in. They run against real master rows without modification.</w:t>
       </w:r>
     </w:p>
-    <w:bookmarkEnd w:id="58"/>
-    <w:bookmarkStart w:id="59" w:name="interpreting-results"/>
+    <w:bookmarkEnd w:id="59"/>
+    <w:bookmarkStart w:id="60" w:name="interpreting-results"/>
     <w:p>
       <w:pPr>
         <w:pStyle w:val="Heading1"/>
@@ -18932,8 +19272,8 @@
         <w:t xml:space="preserve">this manual; do not over-read them.</w:t>
       </w:r>
     </w:p>
-    <w:bookmarkEnd w:id="59"/>
-    <w:bookmarkStart w:id="60" w:name="troubleshooting"/>
+    <w:bookmarkEnd w:id="60"/>
+    <w:bookmarkStart w:id="61" w:name="troubleshooting"/>
     <w:p>
       <w:pPr>
         <w:pStyle w:val="Heading1"/>
@@ -19683,8 +20023,8 @@
         </w:tc>
       </w:tr>
     </w:tbl>
-    <w:bookmarkEnd w:id="60"/>
-    <w:bookmarkStart w:id="61" w:name="reproducibility-provenance"/>
+    <w:bookmarkEnd w:id="61"/>
+    <w:bookmarkStart w:id="62" w:name="reproducibility-provenance"/>
     <w:p>
       <w:pPr>
         <w:pStyle w:val="Heading1"/>
@@ -19845,8 +20185,8 @@
         <w:t xml:space="preserve">.</w:t>
       </w:r>
     </w:p>
-    <w:bookmarkEnd w:id="61"/>
-    <w:bookmarkStart w:id="62" w:name="extending-fungiforge"/>
+    <w:bookmarkEnd w:id="62"/>
+    <w:bookmarkStart w:id="63" w:name="extending-fungiforge"/>
     <w:p>
       <w:pPr>
         <w:pStyle w:val="Heading1"/>
@@ -20015,8 +20355,8 @@
         <w:t xml:space="preserve">and a real-SRA end-to-end test.</w:t>
       </w:r>
     </w:p>
-    <w:bookmarkEnd w:id="62"/>
-    <w:bookmarkStart w:id="63" w:name="glossary"/>
+    <w:bookmarkEnd w:id="63"/>
+    <w:bookmarkStart w:id="64" w:name="glossary"/>
     <w:p>
       <w:pPr>
         <w:pStyle w:val="Heading1"/>
@@ -20336,8 +20676,8 @@
         <w:t xml:space="preserve">the fixed-schema per-isolate TSV that is the Layer-1 → Layer-2 handoff.</w:t>
       </w:r>
     </w:p>
-    <w:bookmarkEnd w:id="63"/>
-    <w:bookmarkStart w:id="64" w:name="citation"/>
+    <w:bookmarkEnd w:id="64"/>
+    <w:bookmarkStart w:id="65" w:name="citation"/>
     <w:p>
       <w:pPr>
         <w:pStyle w:val="Heading1"/>
@@ -20435,7 +20775,7 @@
         <w:t xml:space="preserve">comparison).</w:t>
       </w:r>
     </w:p>
-    <w:bookmarkEnd w:id="64"/>
+    <w:bookmarkEnd w:id="65"/>
     <w:sectPr>
       <w:footnotePr>
         <w:numRestart w:val="eachSect"/>

--- a/docs/manual/fungiforge_manual.docx
+++ b/docs/manual/fungiforge_manual.docx
@@ -11766,7 +11766,7 @@
       </w:r>
     </w:p>
     <w:bookmarkEnd w:id="31"/>
-    <w:bookmarkStart w:id="49" w:name="the-stages-in-detail"/>
+    <w:bookmarkStart w:id="51" w:name="the-stages-in-detail"/>
     <w:p>
       <w:pPr>
         <w:pStyle w:val="Heading1"/>
@@ -12056,7 +12056,7 @@
       </w:r>
     </w:p>
     <w:bookmarkEnd w:id="32"/>
-    <w:bookmarkStart w:id="33" w:name="stage-01-read-qc-filter-mode-aware"/>
+    <w:bookmarkStart w:id="35" w:name="stage-01-read-qc-filter-mode-aware"/>
     <w:p>
       <w:pPr>
         <w:pStyle w:val="Heading2"/>
@@ -12268,23 +12268,22 @@
         <w:t xml:space="preserve">) and the filtered ONT FASTQ (long-read) is carried forward.</w:t>
       </w:r>
     </w:p>
-    <w:bookmarkEnd w:id="33"/>
-    <w:bookmarkStart w:id="34" w:name="Xaa55b706c6865407c5fe17a41b124fd5db7a2a9"/>
+    <w:bookmarkStart w:id="33" w:name="stage-00b-read-level-triage-w2.2"/>
     <w:p>
       <w:pPr>
-        <w:pStyle w:val="Heading2"/>
+        <w:pStyle w:val="Heading3"/>
       </w:pPr>
       <w:r>
         <w:rPr>
           <w:rStyle w:val="SectionNumber"/>
         </w:rPr>
-        <w:t xml:space="preserve">9.3</w:t>
+        <w:t xml:space="preserve">9.2.1</w:t>
       </w:r>
       <w:r>
         <w:tab/>
       </w:r>
       <w:r>
-        <w:t xml:space="preserve">9.3 Stage 02 — Assembly (long-read) / Stage 02b — Assembly (short-read)</w:t>
+        <w:t xml:space="preserve">Stage 00b — read-level triage (W2.2)</w:t>
       </w:r>
     </w:p>
     <w:p>
@@ -12292,251 +12291,321 @@
         <w:pStyle w:val="FirstParagraph"/>
       </w:pPr>
       <w:r>
-        <w:rPr>
-          <w:b/>
-          <w:bCs/>
-        </w:rPr>
-        <w:t xml:space="preserve">Long-read isolates (</w:t>
-      </w:r>
-      <w:r>
-        <w:rPr>
-          <w:rStyle w:val="VerbatimChar"/>
-          <w:b/>
-          <w:bCs/>
-        </w:rPr>
-        <w:t xml:space="preserve">assembly_mode == longread</w:t>
-      </w:r>
-      <w:r>
-        <w:rPr>
-          <w:b/>
-          <w:bCs/>
-        </w:rPr>
-        <w:t xml:space="preserve">)</w:t>
-      </w:r>
-      <w:r>
-        <w:t xml:space="preserve"> </w:t>
-      </w:r>
-      <w:r>
-        <w:t xml:space="preserve">are assembled with the chosen</w:t>
-      </w:r>
-      <w:r>
-        <w:t xml:space="preserve"> </w:t>
-      </w:r>
-      <w:r>
-        <w:rPr>
-          <w:rStyle w:val="VerbatimChar"/>
-        </w:rPr>
-        <w:t xml:space="preserve">--assembler</w:t>
-      </w:r>
-      <w:r>
-        <w:t xml:space="preserve">:</w:t>
-      </w:r>
-      <w:r>
-        <w:t xml:space="preserve"> </w:t>
-      </w:r>
-      <w:r>
-        <w:rPr>
-          <w:b/>
-          <w:bCs/>
-        </w:rPr>
-        <w:t xml:space="preserve">Flye</w:t>
-      </w:r>
-      <w:r>
-        <w:rPr>
-          <w:b/>
-          <w:bCs/>
-        </w:rPr>
-        <w:t xml:space="preserve"> </w:t>
-      </w:r>
-      <w:r>
-        <w:rPr>
-          <w:rStyle w:val="VerbatimChar"/>
-          <w:b/>
-          <w:bCs/>
-        </w:rPr>
-        <w:t xml:space="preserve">--nano-hq</w:t>
-      </w:r>
-      <w:r>
-        <w:t xml:space="preserve"> </w:t>
-      </w:r>
-      <w:r>
-        <w:t xml:space="preserve">(default), Raven, or Canu (</w:t>
-      </w:r>
-      <w:r>
-        <w:rPr>
-          <w:rStyle w:val="VerbatimChar"/>
-        </w:rPr>
-        <w:t xml:space="preserve">genomeSize=35m</w:t>
-      </w:r>
-      <w:r>
-        <w:t xml:space="preserve">). When</w:t>
-      </w:r>
-      <w:r>
-        <w:t xml:space="preserve"> </w:t>
-      </w:r>
-      <w:r>
-        <w:rPr>
-          <w:rStyle w:val="VerbatimChar"/>
-        </w:rPr>
-        <w:t xml:space="preserve">--purge_dups true</w:t>
-      </w:r>
-      <w:r>
-        <w:t xml:space="preserve"> </w:t>
-      </w:r>
-      <w:r>
-        <w:t xml:space="preserve">(default),</w:t>
-      </w:r>
-      <w:r>
-        <w:t xml:space="preserve"> </w:t>
-      </w:r>
-      <w:r>
-        <w:rPr>
-          <w:b/>
-          <w:bCs/>
-        </w:rPr>
-        <w:t xml:space="preserve">purge_dups</w:t>
-      </w:r>
-      <w:r>
-        <w:t xml:space="preserve"> </w:t>
-      </w:r>
-      <w:r>
-        <w:t xml:space="preserve">collapses heterozygous haplotigs via a minimap2 self-alignment; if</w:t>
-      </w:r>
-      <w:r>
-        <w:t xml:space="preserve"> </w:t>
-      </w:r>
-      <w:r>
-        <w:t xml:space="preserve">purge_dups is unavailable the raw assembly is kept.</w:t>
+        <w:t xml:space="preserve">Kraken2 on a subsample of the QC’d reads (</w:t>
+      </w:r>
+      <w:r>
+        <w:rPr>
+          <w:rStyle w:val="VerbatimChar"/>
+        </w:rPr>
+        <w:t xml:space="preserve">--triage_reads</w:t>
+      </w:r>
+      <w:r>
+        <w:t xml:space="preserve">, default 200,000; Illumina when</w:t>
+      </w:r>
+      <w:r>
+        <w:t xml:space="preserve"> </w:t>
+      </w:r>
+      <w:r>
+        <w:t xml:space="preserve">present, ONT otherwise) gives an early verdict with the same rules as the contig-level verdict</w:t>
+      </w:r>
+      <w:r>
+        <w:t xml:space="preserve"> </w:t>
+      </w:r>
+      <w:r>
+        <w:t xml:space="preserve">after assembly. An isolate that is</w:t>
+      </w:r>
+      <w:r>
+        <w:t xml:space="preserve"> </w:t>
+      </w:r>
+      <w:r>
+        <w:rPr>
+          <w:rStyle w:val="VerbatimChar"/>
+        </w:rPr>
+        <w:t xml:space="preserve">non_fungal</w:t>
+      </w:r>
+      <w:r>
+        <w:t xml:space="preserve"> </w:t>
+      </w:r>
+      <w:r>
+        <w:t xml:space="preserve">or</w:t>
+      </w:r>
+      <w:r>
+        <w:t xml:space="preserve"> </w:t>
+      </w:r>
+      <w:r>
+        <w:rPr>
+          <w:rStyle w:val="VerbatimChar"/>
+        </w:rPr>
+        <w:t xml:space="preserve">human</w:t>
+      </w:r>
+      <w:r>
+        <w:t xml:space="preserve"> </w:t>
+      </w:r>
+      <w:r>
+        <w:t xml:space="preserve">at read level is stopped</w:t>
+      </w:r>
+      <w:r>
+        <w:t xml:space="preserve"> </w:t>
+      </w:r>
+      <w:r>
+        <w:rPr>
+          <w:b/>
+          <w:bCs/>
+        </w:rPr>
+        <w:t xml:space="preserve">before</w:t>
+      </w:r>
+      <w:r>
+        <w:rPr>
+          <w:b/>
+          <w:bCs/>
+        </w:rPr>
+        <w:t xml:space="preserve"> </w:t>
+      </w:r>
+      <w:r>
+        <w:rPr>
+          <w:b/>
+          <w:bCs/>
+        </w:rPr>
+        <w:t xml:space="preserve">assembly</w:t>
+      </w:r>
+      <w:r>
+        <w:t xml:space="preserve"> </w:t>
+      </w:r>
+      <w:r>
+        <w:t xml:space="preserve">(gate reason</w:t>
+      </w:r>
+      <w:r>
+        <w:t xml:space="preserve"> </w:t>
+      </w:r>
+      <w:r>
+        <w:rPr>
+          <w:rStyle w:val="VerbatimChar"/>
+        </w:rPr>
+        <w:t xml:space="preserve">read_triage:&lt;verdict&gt;</w:t>
+      </w:r>
+      <w:r>
+        <w:t xml:space="preserve">), so a bacterium on a fungal plate costs a few</w:t>
+      </w:r>
+      <w:r>
+        <w:t xml:space="preserve"> </w:t>
+      </w:r>
+      <w:r>
+        <w:t xml:space="preserve">minutes rather than hours; its master row carries</w:t>
+      </w:r>
+      <w:r>
+        <w:t xml:space="preserve"> </w:t>
+      </w:r>
+      <w:r>
+        <w:rPr>
+          <w:rStyle w:val="VerbatimChar"/>
+        </w:rPr>
+        <w:t xml:space="preserve">read_verdict</w:t>
+      </w:r>
+      <w:r>
+        <w:t xml:space="preserve">, the top taxon and the gate</w:t>
+      </w:r>
+      <w:r>
+        <w:t xml:space="preserve"> </w:t>
+      </w:r>
+      <w:r>
+        <w:t xml:space="preserve">reason.</w:t>
+      </w:r>
+      <w:r>
+        <w:t xml:space="preserve"> </w:t>
+      </w:r>
+      <w:r>
+        <w:rPr>
+          <w:rStyle w:val="VerbatimChar"/>
+        </w:rPr>
+        <w:t xml:space="preserve">likely_fungal</w:t>
+      </w:r>
+      <w:r>
+        <w:t xml:space="preserve"> </w:t>
+      </w:r>
+      <w:r>
+        <w:t xml:space="preserve">and</w:t>
+      </w:r>
+      <w:r>
+        <w:t xml:space="preserve"> </w:t>
+      </w:r>
+      <w:r>
+        <w:rPr>
+          <w:rStyle w:val="VerbatimChar"/>
+        </w:rPr>
+        <w:t xml:space="preserve">mixed</w:t>
+      </w:r>
+      <w:r>
+        <w:t xml:space="preserve"> </w:t>
+      </w:r>
+      <w:r>
+        <w:t xml:space="preserve">proceed.</w:t>
+      </w:r>
+      <w:r>
+        <w:t xml:space="preserve"> </w:t>
+      </w:r>
+      <w:r>
+        <w:rPr>
+          <w:rStyle w:val="VerbatimChar"/>
+        </w:rPr>
+        <w:t xml:space="preserve">--read_triage false</w:t>
+      </w:r>
+      <w:r>
+        <w:t xml:space="preserve"> </w:t>
+      </w:r>
+      <w:r>
+        <w:t xml:space="preserve">disables the stage;</w:t>
+      </w:r>
+      <w:r>
+        <w:t xml:space="preserve"> </w:t>
+      </w:r>
+      <w:r>
+        <w:rPr>
+          <w:rStyle w:val="VerbatimChar"/>
+        </w:rPr>
+        <w:t xml:space="preserve">--force_all</w:t>
+      </w:r>
+      <w:r>
+        <w:t xml:space="preserve"> </w:t>
+      </w:r>
+      <w:r>
+        <w:t xml:space="preserve">disables the gate. Without a Kraken2 database the verdict is</w:t>
+      </w:r>
+      <w:r>
+        <w:t xml:space="preserve"> </w:t>
+      </w:r>
+      <w:r>
+        <w:rPr>
+          <w:rStyle w:val="VerbatimChar"/>
+        </w:rPr>
+        <w:t xml:space="preserve">not_run</w:t>
+      </w:r>
+      <w:r>
+        <w:t xml:space="preserve">.</w:t>
+      </w:r>
+    </w:p>
+    <w:bookmarkEnd w:id="33"/>
+    <w:bookmarkStart w:id="34" w:name="stage-01b-k-mer-profile-w2.2"/>
+    <w:p>
+      <w:pPr>
+        <w:pStyle w:val="Heading3"/>
+      </w:pPr>
+      <w:r>
+        <w:rPr>
+          <w:rStyle w:val="SectionNumber"/>
+        </w:rPr>
+        <w:t xml:space="preserve">9.2.2</w:t>
+      </w:r>
+      <w:r>
+        <w:tab/>
+      </w:r>
+      <w:r>
+        <w:t xml:space="preserve">Stage 01b — k-mer profile (W2.2)</w:t>
       </w:r>
     </w:p>
     <w:p>
       <w:pPr>
-        <w:pStyle w:val="BodyText"/>
-      </w:pPr>
-      <w:r>
-        <w:rPr>
-          <w:b/>
-          <w:bCs/>
-        </w:rPr>
-        <w:t xml:space="preserve">Illumina-only isolates (</w:t>
-      </w:r>
-      <w:r>
-        <w:rPr>
-          <w:rStyle w:val="VerbatimChar"/>
-          <w:b/>
-          <w:bCs/>
-        </w:rPr>
-        <w:t xml:space="preserve">assembly_mode == shortread</w:t>
-      </w:r>
-      <w:r>
-        <w:rPr>
-          <w:b/>
-          <w:bCs/>
-        </w:rPr>
-        <w:t xml:space="preserve">)</w:t>
-      </w:r>
-      <w:r>
-        <w:t xml:space="preserve"> </w:t>
-      </w:r>
-      <w:r>
-        <w:t xml:space="preserve">are assembled by</w:t>
-      </w:r>
-      <w:r>
-        <w:t xml:space="preserve"> </w:t>
-      </w:r>
-      <w:r>
-        <w:rPr>
-          <w:b/>
-          <w:bCs/>
-        </w:rPr>
-        <w:t xml:space="preserve">Stage 02b</w:t>
-      </w:r>
-      <w:r>
-        <w:t xml:space="preserve"> </w:t>
-      </w:r>
-      <w:r>
-        <w:t xml:space="preserve">with</w:t>
-      </w:r>
-      <w:r>
-        <w:t xml:space="preserve"> </w:t>
-      </w:r>
-      <w:r>
-        <w:rPr>
-          <w:rStyle w:val="VerbatimChar"/>
-        </w:rPr>
-        <w:t xml:space="preserve">--sr_assembler</w:t>
-      </w:r>
-      <w:r>
-        <w:t xml:space="preserve">:</w:t>
-      </w:r>
-      <w:r>
-        <w:t xml:space="preserve"> </w:t>
-      </w:r>
-      <w:r>
-        <w:rPr>
-          <w:b/>
-          <w:bCs/>
-        </w:rPr>
-        <w:t xml:space="preserve">SPAdes</w:t>
-      </w:r>
-      <w:r>
-        <w:rPr>
-          <w:b/>
-          <w:bCs/>
-        </w:rPr>
-        <w:t xml:space="preserve"> </w:t>
-      </w:r>
-      <w:r>
-        <w:rPr>
-          <w:rStyle w:val="VerbatimChar"/>
-          <w:b/>
-          <w:bCs/>
-        </w:rPr>
-        <w:t xml:space="preserve">--isolate</w:t>
-      </w:r>
-      <w:r>
-        <w:t xml:space="preserve"> </w:t>
-      </w:r>
-      <w:r>
-        <w:t xml:space="preserve">(default; built-in read error-correction) or</w:t>
-      </w:r>
-      <w:r>
-        <w:t xml:space="preserve"> </w:t>
-      </w:r>
-      <w:r>
-        <w:rPr>
-          <w:b/>
-          <w:bCs/>
-        </w:rPr>
-        <w:t xml:space="preserve">MEGAHIT</w:t>
-      </w:r>
-      <w:r>
-        <w:t xml:space="preserve">.</w:t>
-      </w:r>
-      <w:r>
-        <w:t xml:space="preserve"> </w:t>
-      </w:r>
-      <w:r>
-        <w:t xml:space="preserve">purge_dups (a long-read haplotig step) does not apply. Both stages emit the same</w:t>
-      </w:r>
-      <w:r>
-        <w:t xml:space="preserve"> </w:t>
-      </w:r>
-      <w:r>
-        <w:rPr>
-          <w:rStyle w:val="VerbatimChar"/>
-        </w:rPr>
-        <w:t xml:space="preserve">*.assembly.fasta</w:t>
-      </w:r>
-      <w:r>
-        <w:t xml:space="preserve"> </w:t>
-      </w:r>
-      <w:r>
-        <w:t xml:space="preserve">so the two paths merge transparently downstream.</w:t>
+        <w:pStyle w:val="FirstParagraph"/>
+      </w:pPr>
+      <w:r>
+        <w:t xml:space="preserve">KMC counts k-mers (</w:t>
+      </w:r>
+      <w:r>
+        <w:rPr>
+          <w:rStyle w:val="VerbatimChar"/>
+        </w:rPr>
+        <w:t xml:space="preserve">--kmer_k</w:t>
+      </w:r>
+      <w:r>
+        <w:t xml:space="preserve">, default 21) in the trimmed Illumina reads (or the filtered ONT</w:t>
+      </w:r>
+      <w:r>
+        <w:t xml:space="preserve"> </w:t>
+      </w:r>
+      <w:r>
+        <w:t xml:space="preserve">reads) and GenomeScope2 models the spectrum at ploidy 1 and 2. The stage JSON and master row</w:t>
+      </w:r>
+      <w:r>
+        <w:t xml:space="preserve"> </w:t>
+      </w:r>
+      <w:r>
+        <w:t xml:space="preserve">report the estimated genome size, heterozygosity, a ploidy hint (diploid only when the ploidy-2</w:t>
+      </w:r>
+      <w:r>
+        <w:t xml:space="preserve"> </w:t>
+      </w:r>
+      <w:r>
+        <w:t xml:space="preserve">model fits at least as well and heterozygosity is at least 0.5 %), k-mer coverage and read</w:t>
+      </w:r>
+      <w:r>
+        <w:t xml:space="preserve"> </w:t>
+      </w:r>
+      <w:r>
+        <w:t xml:space="preserve">coverage. Models that do not converge (low coverage, very noisy reads) give null values with a</w:t>
+      </w:r>
+      <w:r>
+        <w:t xml:space="preserve"> </w:t>
+      </w:r>
+      <w:r>
+        <w:t xml:space="preserve">note and mark the stage</w:t>
+      </w:r>
+      <w:r>
+        <w:t xml:space="preserve"> </w:t>
+      </w:r>
+      <w:r>
+        <w:rPr>
+          <w:rStyle w:val="VerbatimChar"/>
+        </w:rPr>
+        <w:t xml:space="preserve">partial</w:t>
+      </w:r>
+      <w:r>
+        <w:t xml:space="preserve">; nothing is invented. Compare</w:t>
+      </w:r>
+      <w:r>
+        <w:t xml:space="preserve"> </w:t>
+      </w:r>
+      <w:r>
+        <w:rPr>
+          <w:rStyle w:val="VerbatimChar"/>
+        </w:rPr>
+        <w:t xml:space="preserve">genome_size_est</w:t>
+      </w:r>
+      <w:r>
+        <w:t xml:space="preserve"> </w:t>
+      </w:r>
+      <w:r>
+        <w:t xml:space="preserve">with the</w:t>
+      </w:r>
+      <w:r>
+        <w:t xml:space="preserve"> </w:t>
+      </w:r>
+      <w:r>
+        <w:t xml:space="preserve">assembly length in Stage 05: a large gap points at contamination, a collapsed diploid, or a</w:t>
+      </w:r>
+      <w:r>
+        <w:t xml:space="preserve"> </w:t>
+      </w:r>
+      <w:r>
+        <w:t xml:space="preserve">partial assembly.</w:t>
+      </w:r>
+      <w:r>
+        <w:t xml:space="preserve"> </w:t>
+      </w:r>
+      <w:r>
+        <w:rPr>
+          <w:rStyle w:val="VerbatimChar"/>
+        </w:rPr>
+        <w:t xml:space="preserve">--kmer_profile false</w:t>
+      </w:r>
+      <w:r>
+        <w:t xml:space="preserve"> </w:t>
+      </w:r>
+      <w:r>
+        <w:t xml:space="preserve">disables the stage.</w:t>
       </w:r>
     </w:p>
     <w:bookmarkEnd w:id="34"/>
-    <w:bookmarkStart w:id="35" w:name="Xa0010f0e4cc9a5ca7671bb6745fed54968d237c"/>
+    <w:bookmarkEnd w:id="35"/>
+    <w:bookmarkStart w:id="36" w:name="Xaa55b706c6865407c5fe17a41b124fd5db7a2a9"/>
     <w:p>
       <w:pPr>
         <w:pStyle w:val="Heading2"/>
@@ -12545,13 +12614,13 @@
         <w:rPr>
           <w:rStyle w:val="SectionNumber"/>
         </w:rPr>
-        <w:t xml:space="preserve">9.4</w:t>
+        <w:t xml:space="preserve">9.3</w:t>
       </w:r>
       <w:r>
         <w:tab/>
       </w:r>
       <w:r>
-        <w:t xml:space="preserve">9.4 Stage 03a — ONT polish (Medaka), long-read isolates</w:t>
+        <w:t xml:space="preserve">9.3 Stage 02 — Assembly (long-read) / Stage 02b — Assembly (short-read)</w:t>
       </w:r>
     </w:p>
     <w:p>
@@ -12563,6 +12632,273 @@
           <w:b/>
           <w:bCs/>
         </w:rPr>
+        <w:t xml:space="preserve">Long-read isolates (</w:t>
+      </w:r>
+      <w:r>
+        <w:rPr>
+          <w:rStyle w:val="VerbatimChar"/>
+          <w:b/>
+          <w:bCs/>
+        </w:rPr>
+        <w:t xml:space="preserve">assembly_mode == longread</w:t>
+      </w:r>
+      <w:r>
+        <w:rPr>
+          <w:b/>
+          <w:bCs/>
+        </w:rPr>
+        <w:t xml:space="preserve">)</w:t>
+      </w:r>
+      <w:r>
+        <w:t xml:space="preserve"> </w:t>
+      </w:r>
+      <w:r>
+        <w:t xml:space="preserve">are assembled with the chosen</w:t>
+      </w:r>
+      <w:r>
+        <w:t xml:space="preserve"> </w:t>
+      </w:r>
+      <w:r>
+        <w:rPr>
+          <w:rStyle w:val="VerbatimChar"/>
+        </w:rPr>
+        <w:t xml:space="preserve">--assembler</w:t>
+      </w:r>
+      <w:r>
+        <w:t xml:space="preserve">:</w:t>
+      </w:r>
+      <w:r>
+        <w:t xml:space="preserve"> </w:t>
+      </w:r>
+      <w:r>
+        <w:rPr>
+          <w:b/>
+          <w:bCs/>
+        </w:rPr>
+        <w:t xml:space="preserve">Flye</w:t>
+      </w:r>
+      <w:r>
+        <w:rPr>
+          <w:b/>
+          <w:bCs/>
+        </w:rPr>
+        <w:t xml:space="preserve"> </w:t>
+      </w:r>
+      <w:r>
+        <w:rPr>
+          <w:rStyle w:val="VerbatimChar"/>
+          <w:b/>
+          <w:bCs/>
+        </w:rPr>
+        <w:t xml:space="preserve">--nano-hq</w:t>
+      </w:r>
+      <w:r>
+        <w:t xml:space="preserve"> </w:t>
+      </w:r>
+      <w:r>
+        <w:t xml:space="preserve">(default), Raven, or Canu (</w:t>
+      </w:r>
+      <w:r>
+        <w:rPr>
+          <w:rStyle w:val="VerbatimChar"/>
+        </w:rPr>
+        <w:t xml:space="preserve">genomeSize=35m</w:t>
+      </w:r>
+      <w:r>
+        <w:t xml:space="preserve">). When</w:t>
+      </w:r>
+      <w:r>
+        <w:t xml:space="preserve"> </w:t>
+      </w:r>
+      <w:r>
+        <w:rPr>
+          <w:rStyle w:val="VerbatimChar"/>
+        </w:rPr>
+        <w:t xml:space="preserve">--purge_dups true</w:t>
+      </w:r>
+      <w:r>
+        <w:t xml:space="preserve"> </w:t>
+      </w:r>
+      <w:r>
+        <w:t xml:space="preserve">(default),</w:t>
+      </w:r>
+      <w:r>
+        <w:t xml:space="preserve"> </w:t>
+      </w:r>
+      <w:r>
+        <w:rPr>
+          <w:b/>
+          <w:bCs/>
+        </w:rPr>
+        <w:t xml:space="preserve">purge_dups</w:t>
+      </w:r>
+      <w:r>
+        <w:t xml:space="preserve"> </w:t>
+      </w:r>
+      <w:r>
+        <w:t xml:space="preserve">collapses heterozygous haplotigs via a minimap2 self-alignment; if</w:t>
+      </w:r>
+      <w:r>
+        <w:t xml:space="preserve"> </w:t>
+      </w:r>
+      <w:r>
+        <w:t xml:space="preserve">purge_dups is unavailable the raw assembly is kept.</w:t>
+      </w:r>
+    </w:p>
+    <w:p>
+      <w:pPr>
+        <w:pStyle w:val="BodyText"/>
+      </w:pPr>
+      <w:r>
+        <w:rPr>
+          <w:b/>
+          <w:bCs/>
+        </w:rPr>
+        <w:t xml:space="preserve">Illumina-only isolates (</w:t>
+      </w:r>
+      <w:r>
+        <w:rPr>
+          <w:rStyle w:val="VerbatimChar"/>
+          <w:b/>
+          <w:bCs/>
+        </w:rPr>
+        <w:t xml:space="preserve">assembly_mode == shortread</w:t>
+      </w:r>
+      <w:r>
+        <w:rPr>
+          <w:b/>
+          <w:bCs/>
+        </w:rPr>
+        <w:t xml:space="preserve">)</w:t>
+      </w:r>
+      <w:r>
+        <w:t xml:space="preserve"> </w:t>
+      </w:r>
+      <w:r>
+        <w:t xml:space="preserve">are assembled by</w:t>
+      </w:r>
+      <w:r>
+        <w:t xml:space="preserve"> </w:t>
+      </w:r>
+      <w:r>
+        <w:rPr>
+          <w:b/>
+          <w:bCs/>
+        </w:rPr>
+        <w:t xml:space="preserve">Stage 02b</w:t>
+      </w:r>
+      <w:r>
+        <w:t xml:space="preserve"> </w:t>
+      </w:r>
+      <w:r>
+        <w:t xml:space="preserve">with</w:t>
+      </w:r>
+      <w:r>
+        <w:t xml:space="preserve"> </w:t>
+      </w:r>
+      <w:r>
+        <w:rPr>
+          <w:rStyle w:val="VerbatimChar"/>
+        </w:rPr>
+        <w:t xml:space="preserve">--sr_assembler</w:t>
+      </w:r>
+      <w:r>
+        <w:t xml:space="preserve">:</w:t>
+      </w:r>
+      <w:r>
+        <w:t xml:space="preserve"> </w:t>
+      </w:r>
+      <w:r>
+        <w:rPr>
+          <w:b/>
+          <w:bCs/>
+        </w:rPr>
+        <w:t xml:space="preserve">SPAdes</w:t>
+      </w:r>
+      <w:r>
+        <w:rPr>
+          <w:b/>
+          <w:bCs/>
+        </w:rPr>
+        <w:t xml:space="preserve"> </w:t>
+      </w:r>
+      <w:r>
+        <w:rPr>
+          <w:rStyle w:val="VerbatimChar"/>
+          <w:b/>
+          <w:bCs/>
+        </w:rPr>
+        <w:t xml:space="preserve">--isolate</w:t>
+      </w:r>
+      <w:r>
+        <w:t xml:space="preserve"> </w:t>
+      </w:r>
+      <w:r>
+        <w:t xml:space="preserve">(default; built-in read error-correction) or</w:t>
+      </w:r>
+      <w:r>
+        <w:t xml:space="preserve"> </w:t>
+      </w:r>
+      <w:r>
+        <w:rPr>
+          <w:b/>
+          <w:bCs/>
+        </w:rPr>
+        <w:t xml:space="preserve">MEGAHIT</w:t>
+      </w:r>
+      <w:r>
+        <w:t xml:space="preserve">.</w:t>
+      </w:r>
+      <w:r>
+        <w:t xml:space="preserve"> </w:t>
+      </w:r>
+      <w:r>
+        <w:t xml:space="preserve">purge_dups (a long-read haplotig step) does not apply. Both stages emit the same</w:t>
+      </w:r>
+      <w:r>
+        <w:t xml:space="preserve"> </w:t>
+      </w:r>
+      <w:r>
+        <w:rPr>
+          <w:rStyle w:val="VerbatimChar"/>
+        </w:rPr>
+        <w:t xml:space="preserve">*.assembly.fasta</w:t>
+      </w:r>
+      <w:r>
+        <w:t xml:space="preserve"> </w:t>
+      </w:r>
+      <w:r>
+        <w:t xml:space="preserve">so the two paths merge transparently downstream.</w:t>
+      </w:r>
+    </w:p>
+    <w:bookmarkEnd w:id="36"/>
+    <w:bookmarkStart w:id="37" w:name="Xa0010f0e4cc9a5ca7671bb6745fed54968d237c"/>
+    <w:p>
+      <w:pPr>
+        <w:pStyle w:val="Heading2"/>
+      </w:pPr>
+      <w:r>
+        <w:rPr>
+          <w:rStyle w:val="SectionNumber"/>
+        </w:rPr>
+        <w:t xml:space="preserve">9.4</w:t>
+      </w:r>
+      <w:r>
+        <w:tab/>
+      </w:r>
+      <w:r>
+        <w:t xml:space="preserve">9.4 Stage 03a — ONT polish (Medaka), long-read isolates</w:t>
+      </w:r>
+    </w:p>
+    <w:p>
+      <w:pPr>
+        <w:pStyle w:val="FirstParagraph"/>
+      </w:pPr>
+      <w:r>
+        <w:rPr>
+          <w:b/>
+          <w:bCs/>
+        </w:rPr>
         <w:t xml:space="preserve">Medaka</w:t>
       </w:r>
       <w:r>
@@ -12623,8 +12959,8 @@
         <w:t xml:space="preserve">which is why the polish is split into 03a and 03b.</w:t>
       </w:r>
     </w:p>
-    <w:bookmarkEnd w:id="35"/>
-    <w:bookmarkStart w:id="36" w:name="X545c4cdee69824fafb63139c32ebf579088fcfc"/>
+    <w:bookmarkEnd w:id="37"/>
+    <w:bookmarkStart w:id="38" w:name="X545c4cdee69824fafb63139c32ebf579088fcfc"/>
     <w:p>
       <w:pPr>
         <w:pStyle w:val="Heading2"/>
@@ -13022,8 +13358,8 @@
         <w:t xml:space="preserve">that rides downstream to flag Stage 09 calls.</w:t>
       </w:r>
     </w:p>
-    <w:bookmarkEnd w:id="36"/>
-    <w:bookmarkStart w:id="37" w:name="stage-04-decontamination-organelle-split"/>
+    <w:bookmarkEnd w:id="38"/>
+    <w:bookmarkStart w:id="39" w:name="stage-04-decontamination-organelle-split"/>
     <w:p>
       <w:pPr>
         <w:pStyle w:val="Heading2"/>
@@ -13245,8 +13581,8 @@
         <w:t xml:space="preserve">for milestone 3. Kraken2 is invoked but its classification is not yet used to drop contigs.</w:t>
       </w:r>
     </w:p>
-    <w:bookmarkEnd w:id="37"/>
-    <w:bookmarkStart w:id="39" w:name="stage-05-assembly-qc-completeness"/>
+    <w:bookmarkEnd w:id="39"/>
+    <w:bookmarkStart w:id="41" w:name="stage-05-assembly-qc-completeness"/>
     <w:p>
       <w:pPr>
         <w:pStyle w:val="Heading2"/>
@@ -13414,7 +13750,7 @@
         <w:t xml:space="preserve">.</w:t>
       </w:r>
     </w:p>
-    <w:bookmarkStart w:id="38" w:name="stage-05b-the-gate-w2.1"/>
+    <w:bookmarkStart w:id="40" w:name="stage-05b-the-gate-w2.1"/>
     <w:p>
       <w:pPr>
         <w:pStyle w:val="Heading3"/>
@@ -13702,9 +14038,9 @@
         <w:t xml:space="preserve">) pass the gate.</w:t>
       </w:r>
     </w:p>
-    <w:bookmarkEnd w:id="38"/>
-    <w:bookmarkEnd w:id="39"/>
-    <w:bookmarkStart w:id="40" w:name="stage-06-repeat-modelling-soft-masking"/>
+    <w:bookmarkEnd w:id="40"/>
+    <w:bookmarkEnd w:id="41"/>
+    <w:bookmarkStart w:id="42" w:name="stage-06-repeat-modelling-soft-masking"/>
     <w:p>
       <w:pPr>
         <w:pStyle w:val="Heading2"/>
@@ -13829,8 +14165,8 @@
         <w:t xml:space="preserve">.</w:t>
       </w:r>
     </w:p>
-    <w:bookmarkEnd w:id="40"/>
-    <w:bookmarkStart w:id="41" w:name="X632205fc1d0f8ec3a84a498377ac52d9a7f3b4b"/>
+    <w:bookmarkEnd w:id="42"/>
+    <w:bookmarkStart w:id="43" w:name="X632205fc1d0f8ec3a84a498377ac52d9a7f3b4b"/>
     <w:p>
       <w:pPr>
         <w:pStyle w:val="Heading2"/>
@@ -14018,8 +14354,8 @@
         <w:t xml:space="preserve">stage under emulation.</w:t>
       </w:r>
     </w:p>
-    <w:bookmarkEnd w:id="41"/>
-    <w:bookmarkStart w:id="42" w:name="stage-08-identification-gcpsr"/>
+    <w:bookmarkEnd w:id="43"/>
+    <w:bookmarkStart w:id="44" w:name="stage-08-identification-gcpsr"/>
     <w:p>
       <w:pPr>
         <w:pStyle w:val="Heading2"/>
@@ -14244,8 +14580,8 @@
         <w:t xml:space="preserve">identity, reused by novelty).</w:t>
       </w:r>
     </w:p>
-    <w:bookmarkEnd w:id="42"/>
-    <w:bookmarkStart w:id="43" w:name="X466ba3f5c74195fd64d61f119798af3259ad0f3"/>
+    <w:bookmarkEnd w:id="44"/>
+    <w:bookmarkStart w:id="45" w:name="X466ba3f5c74195fd64d61f119798af3259ad0f3"/>
     <w:p>
       <w:pPr>
         <w:pStyle w:val="Heading2"/>
@@ -14356,8 +14692,8 @@
         <w:t xml:space="preserve">.</w:t>
       </w:r>
     </w:p>
-    <w:bookmarkEnd w:id="43"/>
-    <w:bookmarkStart w:id="44" w:name="stage-10-mobile-repeat-elements"/>
+    <w:bookmarkEnd w:id="45"/>
+    <w:bookmarkStart w:id="46" w:name="stage-10-mobile-repeat-elements"/>
     <w:p>
       <w:pPr>
         <w:pStyle w:val="Heading2"/>
@@ -14481,8 +14817,8 @@
         <w:t xml:space="preserve">.</w:t>
       </w:r>
     </w:p>
-    <w:bookmarkEnd w:id="44"/>
-    <w:bookmarkStart w:id="45" w:name="stage-11-biosynthetic-gene-clusters"/>
+    <w:bookmarkEnd w:id="46"/>
+    <w:bookmarkStart w:id="47" w:name="stage-11-biosynthetic-gene-clusters"/>
     <w:p>
       <w:pPr>
         <w:pStyle w:val="Heading2"/>
@@ -14578,8 +14914,8 @@
         <w:t xml:space="preserve">region GBKs.</w:t>
       </w:r>
     </w:p>
-    <w:bookmarkEnd w:id="45"/>
-    <w:bookmarkStart w:id="46" w:name="stage-12-novelty"/>
+    <w:bookmarkEnd w:id="47"/>
+    <w:bookmarkStart w:id="48" w:name="stage-12-novelty"/>
     <w:p>
       <w:pPr>
         <w:pStyle w:val="Heading2"/>
@@ -14700,8 +15036,8 @@
         <w:t xml:space="preserve">.</w:t>
       </w:r>
     </w:p>
-    <w:bookmarkEnd w:id="46"/>
-    <w:bookmarkStart w:id="47" w:name="stage-13-eukaryote-extras"/>
+    <w:bookmarkEnd w:id="48"/>
+    <w:bookmarkStart w:id="49" w:name="stage-13-eukaryote-extras"/>
     <w:p>
       <w:pPr>
         <w:pStyle w:val="Heading2"/>
@@ -14794,8 +15130,8 @@
         <w:t xml:space="preserve">.</w:t>
       </w:r>
     </w:p>
-    <w:bookmarkEnd w:id="47"/>
-    <w:bookmarkStart w:id="48" w:name="stage-14-report-master-table"/>
+    <w:bookmarkEnd w:id="49"/>
+    <w:bookmarkStart w:id="50" w:name="stage-14-report-master-table"/>
     <w:p>
       <w:pPr>
         <w:pStyle w:val="Heading2"/>
@@ -14954,9 +15290,9 @@
         <w:t xml:space="preserve">— never a hard failure. The master schema is the Layer-2 contract (§11).</w:t>
       </w:r>
     </w:p>
-    <w:bookmarkEnd w:id="48"/>
-    <w:bookmarkEnd w:id="49"/>
-    <w:bookmarkStart w:id="53" w:name="Xae148e8afcdfd80089cdf99c9ff8a10924f5995"/>
+    <w:bookmarkEnd w:id="50"/>
+    <w:bookmarkEnd w:id="51"/>
+    <w:bookmarkStart w:id="55" w:name="Xae148e8afcdfd80089cdf99c9ff8a10924f5995"/>
     <w:p>
       <w:pPr>
         <w:pStyle w:val="Heading1"/>
@@ -15043,18 +15379,18 @@
           <wp:inline>
             <wp:extent cx="5334000" cy="2650216"/>
             <wp:effectExtent b="0" l="0" r="0" t="0"/>
-            <wp:docPr descr="Stage 09 antifungal-resistance calling flow: species-relevant panel rows drive ortholog detection against species-matched FungAMR references; observed residues at panel hotspots are classified by mechanism; the cyp51A promoter TR detector runs structurally for A. fumigatus; the polish mode sets the confidence flag." title="" id="51" name="Picture"/>
+            <wp:docPr descr="Stage 09 antifungal-resistance calling flow: species-relevant panel rows drive ortholog detection against species-matched FungAMR references; observed residues at panel hotspots are classified by mechanism; the cyp51A promoter TR detector runs structurally for A. fumigatus; the polish mode sets the confidence flag." title="" id="53" name="Picture"/>
             <a:graphic>
               <a:graphicData uri="http://schemas.openxmlformats.org/drawingml/2006/picture">
                 <pic:pic>
                   <pic:nvPicPr>
-                    <pic:cNvPr descr="figures/resistance_flow.png" id="52" name="Picture"/>
+                    <pic:cNvPr descr="figures/resistance_flow.png" id="54" name="Picture"/>
                     <pic:cNvPicPr>
                       <a:picLocks noChangeArrowheads="1" noChangeAspect="1"/>
                     </pic:cNvPicPr>
                   </pic:nvPicPr>
                   <pic:blipFill>
-                    <a:blip r:embed="rId50"/>
+                    <a:blip r:embed="rId52"/>
                     <a:stretch>
                       <a:fillRect/>
                     </a:stretch>
@@ -16217,8 +16553,8 @@
         <w:t xml:space="preserve">, and over-expression/GOF mechanisms need expression data.</w:t>
       </w:r>
     </w:p>
-    <w:bookmarkEnd w:id="53"/>
-    <w:bookmarkStart w:id="58" w:name="outputs"/>
+    <w:bookmarkEnd w:id="55"/>
+    <w:bookmarkStart w:id="60" w:name="outputs"/>
     <w:p>
       <w:pPr>
         <w:pStyle w:val="Heading1"/>
@@ -16236,7 +16572,7 @@
         <w:t xml:space="preserve">11. Outputs</w:t>
       </w:r>
     </w:p>
-    <w:bookmarkStart w:id="54" w:name="per-isolate-outputs"/>
+    <w:bookmarkStart w:id="56" w:name="per-isolate-outputs"/>
     <w:p>
       <w:pPr>
         <w:pStyle w:val="Heading2"/>
@@ -16890,8 +17226,8 @@
         </w:tc>
       </w:tr>
     </w:tbl>
-    <w:bookmarkEnd w:id="54"/>
-    <w:bookmarkStart w:id="56" w:name="X2874a9674879b584a69f54f60509496c11d17cb"/>
+    <w:bookmarkEnd w:id="56"/>
+    <w:bookmarkStart w:id="58" w:name="X2874a9674879b584a69f54f60509496c11d17cb"/>
     <w:p>
       <w:pPr>
         <w:pStyle w:val="Heading2"/>
@@ -17027,10 +17363,19 @@
         <w:rPr>
           <w:rStyle w:val="VerbatimChar"/>
         </w:rPr>
-        <w:t xml:space="preserve">gate</w:t>
+        <w:t xml:space="preserve">gate,</w:t>
+      </w:r>
+      <w:r>
+        <w:br/>
+      </w:r>
+      <w:r>
+        <w:rPr>
+          <w:rStyle w:val="VerbatimChar"/>
+        </w:rPr>
+        <w:t xml:space="preserve">read_verdict, genome_size_est, heterozygosity_pct, ploidy_hint, coverage</w:t>
       </w:r>
     </w:p>
-    <w:bookmarkStart w:id="55" w:name="stage-status-contract"/>
+    <w:bookmarkStart w:id="57" w:name="stage-status-contract"/>
     <w:p>
       <w:pPr>
         <w:pStyle w:val="Heading3"/>
@@ -17558,9 +17903,9 @@
         <w:t xml:space="preserve">Health analyses are directly comparable.</w:t>
       </w:r>
     </w:p>
-    <w:bookmarkEnd w:id="55"/>
-    <w:bookmarkEnd w:id="56"/>
-    <w:bookmarkStart w:id="57" w:name="provenance"/>
+    <w:bookmarkEnd w:id="57"/>
+    <w:bookmarkEnd w:id="58"/>
+    <w:bookmarkStart w:id="59" w:name="provenance"/>
     <w:p>
       <w:pPr>
         <w:pStyle w:val="Heading2"/>
@@ -18340,9 +18685,9 @@
         <w:t xml:space="preserve">(execution report, timeline, trace).</w:t>
       </w:r>
     </w:p>
-    <w:bookmarkEnd w:id="57"/>
-    <w:bookmarkEnd w:id="58"/>
-    <w:bookmarkStart w:id="59" w:name="X241d1ce4dfadebd8a3ce4eb3dced58f34b9d148"/>
+    <w:bookmarkEnd w:id="59"/>
+    <w:bookmarkEnd w:id="60"/>
+    <w:bookmarkStart w:id="61" w:name="X241d1ce4dfadebd8a3ce4eb3dced58f34b9d148"/>
     <w:p>
       <w:pPr>
         <w:pStyle w:val="Heading1"/>
@@ -18934,8 +19279,8 @@
         <w:t xml:space="preserve">confirmation) plugs in. They run against real master rows without modification.</w:t>
       </w:r>
     </w:p>
-    <w:bookmarkEnd w:id="59"/>
-    <w:bookmarkStart w:id="60" w:name="interpreting-results"/>
+    <w:bookmarkEnd w:id="61"/>
+    <w:bookmarkStart w:id="62" w:name="interpreting-results"/>
     <w:p>
       <w:pPr>
         <w:pStyle w:val="Heading1"/>
@@ -19272,8 +19617,8 @@
         <w:t xml:space="preserve">this manual; do not over-read them.</w:t>
       </w:r>
     </w:p>
-    <w:bookmarkEnd w:id="60"/>
-    <w:bookmarkStart w:id="61" w:name="troubleshooting"/>
+    <w:bookmarkEnd w:id="62"/>
+    <w:bookmarkStart w:id="63" w:name="troubleshooting"/>
     <w:p>
       <w:pPr>
         <w:pStyle w:val="Heading1"/>
@@ -20023,8 +20368,8 @@
         </w:tc>
       </w:tr>
     </w:tbl>
-    <w:bookmarkEnd w:id="61"/>
-    <w:bookmarkStart w:id="62" w:name="reproducibility-provenance"/>
+    <w:bookmarkEnd w:id="63"/>
+    <w:bookmarkStart w:id="64" w:name="reproducibility-provenance"/>
     <w:p>
       <w:pPr>
         <w:pStyle w:val="Heading1"/>
@@ -20185,8 +20530,8 @@
         <w:t xml:space="preserve">.</w:t>
       </w:r>
     </w:p>
-    <w:bookmarkEnd w:id="62"/>
-    <w:bookmarkStart w:id="63" w:name="extending-fungiforge"/>
+    <w:bookmarkEnd w:id="64"/>
+    <w:bookmarkStart w:id="65" w:name="extending-fungiforge"/>
     <w:p>
       <w:pPr>
         <w:pStyle w:val="Heading1"/>
@@ -20355,8 +20700,8 @@
         <w:t xml:space="preserve">and a real-SRA end-to-end test.</w:t>
       </w:r>
     </w:p>
-    <w:bookmarkEnd w:id="63"/>
-    <w:bookmarkStart w:id="64" w:name="glossary"/>
+    <w:bookmarkEnd w:id="65"/>
+    <w:bookmarkStart w:id="66" w:name="glossary"/>
     <w:p>
       <w:pPr>
         <w:pStyle w:val="Heading1"/>
@@ -20676,8 +21021,8 @@
         <w:t xml:space="preserve">the fixed-schema per-isolate TSV that is the Layer-1 → Layer-2 handoff.</w:t>
       </w:r>
     </w:p>
-    <w:bookmarkEnd w:id="64"/>
-    <w:bookmarkStart w:id="65" w:name="citation"/>
+    <w:bookmarkEnd w:id="66"/>
+    <w:bookmarkStart w:id="67" w:name="citation"/>
     <w:p>
       <w:pPr>
         <w:pStyle w:val="Heading1"/>
@@ -20775,7 +21120,7 @@
         <w:t xml:space="preserve">comparison).</w:t>
       </w:r>
     </w:p>
-    <w:bookmarkEnd w:id="65"/>
+    <w:bookmarkEnd w:id="67"/>
     <w:sectPr>
       <w:footnotePr>
         <w:numRestart w:val="eachSect"/>
